--- a/docs/Laporan-CO-Zero-SIC8.docx
+++ b/docs/Laporan-CO-Zero-SIC8.docx
@@ -505,13 +505,13 @@
         <w:rPr>
           <w:sz w:val="22"/>
         </w:rPr>
-        <w:t xml:space="preserve"> menghasilkan peringatan lokal berupa LED dan buzzer tanpa bergantung pada koneksi</w:t>
+        <w:t xml:space="preserve"> menghasilkan peringatan lokal berupa tampilan OLED dan bunyi buzzer tanpa bergantung</w:t>
       </w:r>
       <w:r>
         <w:rPr>
           <w:sz w:val="22"/>
         </w:rPr>
-        <w:t xml:space="preserve"> internet.</w:t>
+        <w:t xml:space="preserve"> pada koneksi internet.</w:t>
       </w:r>
     </w:p>
     <w:p>
@@ -530,13 +530,13 @@
         <w:rPr>
           <w:sz w:val="22"/>
         </w:rPr>
-        <w:t>Mengirimkan data telemetri melalui MQTT ke broker HiveMQ Cloud dengan topik dan</w:t>
+        <w:t>Mengintegrasikan pembacaan suhu dan kelembapan kabin ke dalam pengambilan keputusan,</w:t>
       </w:r>
       <w:r>
         <w:rPr>
           <w:sz w:val="22"/>
         </w:rPr>
-        <w:t xml:space="preserve"> payload yang konsisten.</w:t>
+        <w:t xml:space="preserve"> sehingga kondisi lingkungan yang ekstrem memperberat tingkat peringatan.</w:t>
       </w:r>
     </w:p>
     <w:p>
@@ -555,13 +555,13 @@
         <w:rPr>
           <w:sz w:val="22"/>
         </w:rPr>
-        <w:t>Menampilkan data tersebut pada dashboard Python yang menampilkan nilai terkini, tren,</w:t>
+        <w:t>Mengirimkan data telemetri melalui MQTT ke broker HiveMQ Cloud dengan topik dan payload</w:t>
       </w:r>
       <w:r>
         <w:rPr>
           <w:sz w:val="22"/>
         </w:rPr>
-        <w:t xml:space="preserve"> dan status sistem secara real-time.</w:t>
+        <w:t xml:space="preserve"> yang konsisten.</w:t>
       </w:r>
     </w:p>
     <w:p>
@@ -580,13 +580,38 @@
         <w:rPr>
           <w:sz w:val="22"/>
         </w:rPr>
-        <w:t>Memvalidasi perilaku sistem melalui skenario pengujian kondisi normal, waspada,</w:t>
+        <w:t>Menampilkan data tersebut pada dashboard Python yang menampilkan nilai terkini, tren,</w:t>
       </w:r>
       <w:r>
         <w:rPr>
           <w:sz w:val="22"/>
         </w:rPr>
-        <w:t xml:space="preserve"> bahaya, kritis, dan kegagalan jaringan.</w:t>
+        <w:t xml:space="preserve"> dan status sistem secara real-time.</w:t>
+      </w:r>
+    </w:p>
+    <w:p>
+      <w:pPr>
+        <w:spacing w:after="40" w:line="276" w:lineRule="auto"/>
+        <w:ind w:left="510" w:hanging="340"/>
+      </w:pPr>
+      <w:r>
+        <w:rPr>
+          <w:sz w:val="22"/>
+        </w:rPr>
+        <w:t>6.</w:t>
+        <w:tab/>
+      </w:r>
+      <w:r>
+        <w:rPr>
+          <w:sz w:val="22"/>
+        </w:rPr>
+        <w:t>Memvalidasi perilaku sistem melalui skenario pengujian kondisi normal, waspada,</w:t>
+      </w:r>
+      <w:r>
+        <w:rPr>
+          <w:sz w:val="22"/>
+        </w:rPr>
+        <w:t xml:space="preserve"> bahaya, kritis, eskalasi iklim mikro, dan kegagalan jaringan.</w:t>
       </w:r>
     </w:p>
     <w:p>
@@ -688,65 +713,74 @@
     <w:p>
       <w:pPr>
         <w:spacing w:before="80" w:after="160" w:line="240" w:lineRule="auto"/>
-        <w:ind w:left="227"/>
+        <w:ind w:left="113"/>
+        <w:jc w:val="left"/>
         <w:shd w:val="clear" w:color="auto" w:fill="F2F4F7"/>
       </w:pPr>
       <w:r>
         <w:rPr>
-          <w:rFonts w:ascii="Consolas" w:hAnsi="Consolas" w:eastAsia="Consolas"/>
-          <w:sz w:val="17"/>
+          <w:rFonts w:ascii="Courier New" w:hAnsi="Courier New" w:cs="Courier New" w:eastAsia="Courier New"/>
+          <w:sz w:val="16"/>
         </w:rPr>
-        <w:t xml:space="preserve"> INPUT / SENSING            PROCESSING / LOGIC              OUTPUT / ACTUATION</w:t>
+        <w:t>INPUT / SENSING             PROCESSING / LOGIC              OUTPUT / ACTUATION</w:t>
         <w:br/>
-        <w:t xml:space="preserve"> +--------------+           +--------------------+          +--------------+</w:t>
+        <w:t>+----------------+          +--------------------+          +-------------------+</w:t>
         <w:br/>
-        <w:t xml:space="preserve"> |  MQ-2 (CO)   |--analog--&gt;|                    |--GPIO----&gt;| LED H/K/M    |</w:t>
+        <w:t>|  MQ-2 (CO)     |          |                    |          |  OLED SSD1306     |</w:t>
         <w:br/>
-        <w:t xml:space="preserve"> +--------------+  GPIO34   |      ESP32         |          +--------------+</w:t>
+        <w:t>|  AOUT -&gt; GPIO34|---------&gt;|                    |--I2C----&gt;|  level, ppm, bar, |</w:t>
         <w:br/>
-        <w:t xml:space="preserve"> +--------------+           |  • moving average  |--PWM-----&gt;+--------------+</w:t>
+        <w:t>|  DOUT -&gt; GPIO32|          |  ESP32             |          |  suhu, RH, flag   |</w:t>
         <w:br/>
-        <w:t xml:space="preserve"> | DHT22 (T/RH) |--GPIO4---&gt;|  • ambang batas    |           |   Buzzer     |</w:t>
+        <w:t>+----------------+          |                    |          +-------------------+</w:t>
         <w:br/>
-        <w:t xml:space="preserve"> +--------------+           |  • histeresis      |          +--------------+</w:t>
+        <w:t>+----------------+          |  - moving average  |          +-------------------+</w:t>
         <w:br/>
-        <w:t xml:space="preserve">                            |  • state machine   |--I2C-----&gt;+--------------+</w:t>
+        <w:t>|  DHT22 (T/RH)  |          |  - ambang CO       |          |  Buzzer           |</w:t>
         <w:br/>
-        <w:t xml:space="preserve">                            +---------+----------+           | OLED SSD1306 |</w:t>
+        <w:t>|  SDA  -&gt; GPIO4 |---------&gt;|  - ambang iklim    |--GPIO25-&gt;|  beep per level   |</w:t>
         <w:br/>
-        <w:t xml:space="preserve">                                      |                      +--------------+</w:t>
+        <w:t>+----------------+          |  - histeresis      |          +-------------------+</w:t>
+        <w:br/>
+        <w:t xml:space="preserve">                            +---------+----------+</w:t>
+        <w:br/>
+        <w:t xml:space="preserve">                                      |</w:t>
         <w:br/>
         <w:t xml:space="preserve">                                      | Serial (debug)</w:t>
         <w:br/>
         <w:t xml:space="preserve">                                      v</w:t>
         <w:br/>
-        <w:t xml:space="preserve">                            +--------------------+</w:t>
+        <w:t xml:space="preserve">                           +---------------------+</w:t>
         <w:br/>
-        <w:t xml:space="preserve">                            |  Serial Monitor    |</w:t>
+        <w:t xml:space="preserve">                           |  Serial Monitor     |</w:t>
         <w:br/>
-        <w:t xml:space="preserve">                            +--------------------+</w:t>
+        <w:t xml:space="preserve">                           +---------------------+</w:t>
+        <w:br/>
+        <w:t xml:space="preserve">                                      |</w:t>
         <w:br/>
         <w:t xml:space="preserve">                                      | WiFi + MQTT/TLS (8883)</w:t>
         <w:br/>
         <w:t xml:space="preserve">                                      v</w:t>
         <w:br/>
-        <w:t xml:space="preserve">                            +--------------------+</w:t>
+        <w:t xml:space="preserve">                           +---------------------+</w:t>
         <w:br/>
-        <w:t xml:space="preserve">                            |   HiveMQ Cloud     |</w:t>
+        <w:t xml:space="preserve">                           |  HiveMQ Cloud       |</w:t>
         <w:br/>
-        <w:t xml:space="preserve">                            +---------+----------+</w:t>
+        <w:t xml:space="preserve">                           +---------------------+</w:t>
+        <w:br/>
+        <w:t xml:space="preserve">                                      |</w:t>
         <w:br/>
         <w:t xml:space="preserve">                                      | subscribe</w:t>
         <w:br/>
         <w:t xml:space="preserve">                                      v</w:t>
         <w:br/>
-        <w:t xml:space="preserve">                            +--------------------+</w:t>
+        <w:t xml:space="preserve">                           +---------------------+</w:t>
         <w:br/>
-        <w:t xml:space="preserve">                            | Python Dashboard   |</w:t>
+        <w:t xml:space="preserve">                           |  Python Dashboard   |</w:t>
         <w:br/>
-        <w:t xml:space="preserve">                            |  paho-mqtt+Plotly  |</w:t>
+        <w:t xml:space="preserve">                           |  paho-mqtt + Plotly |</w:t>
         <w:br/>
-        <w:t xml:space="preserve">                            +--------------------+</w:t>
+        <w:t xml:space="preserve">                           +---------------------+</w:t>
       </w:r>
     </w:p>
     <w:p>
@@ -778,7 +812,7 @@
         <w:t>fungsi keselamatan tetap berjalan di level perangkat (edge)</w:t>
       </w:r>
       <w:r>
-        <w:t>. LED, buzzer, dan OLED dikendalikan langsung oleh ESP32 tanpa perantara jaringan. Jalur MQTT bersifat pelengkap: digunakan untuk pemantauan jarak jauh dan pencatatan data. Dengan demikian, kegagalan WiFi atau broker tidak menghilangkan kemampuan peringatan lokal.</w:t>
+        <w:t>. OLED dan buzzer dikendalikan langsung oleh ESP32 tanpa perantara jaringan. Jalur MQTT bersifat pelengkap: digunakan untuk pemantauan jarak jauh dan pencatatan data. Dengan demikian, kegagalan WiFi atau broker tidak menghilangkan kemampuan peringatan lokal.</w:t>
       </w:r>
     </w:p>
     <w:p>
@@ -806,9 +840,9 @@
       </w:tblPr>
       <w:tblGrid>
         <w:gridCol w:w="737"/>
-        <w:gridCol w:w="2296"/>
+        <w:gridCol w:w="1729"/>
         <w:gridCol w:w="1843"/>
-        <w:gridCol w:w="4195"/>
+        <w:gridCol w:w="4762"/>
       </w:tblGrid>
       <w:tr>
         <w:trPr>
@@ -841,7 +875,7 @@
         </w:tc>
         <w:tc>
           <w:tcPr>
-            <w:tcW w:type="dxa" w:w="2296"/>
+            <w:tcW w:type="dxa" w:w="1729"/>
             <w:shd w:val="clear" w:color="auto" w:fill="1A3C6E"/>
           </w:tcPr>
           <w:p>
@@ -889,7 +923,7 @@
         </w:tc>
         <w:tc>
           <w:tcPr>
-            <w:tcW w:type="dxa" w:w="4195"/>
+            <w:tcW w:type="dxa" w:w="4762"/>
             <w:shd w:val="clear" w:color="auto" w:fill="1A3C6E"/>
           </w:tcPr>
           <w:p>
@@ -935,7 +969,7 @@
         </w:tc>
         <w:tc>
           <w:tcPr>
-            <w:tcW w:type="dxa" w:w="2296"/>
+            <w:tcW w:type="dxa" w:w="1729"/>
           </w:tcPr>
           <w:p>
             <w:pPr>
@@ -969,7 +1003,7 @@
         </w:tc>
         <w:tc>
           <w:tcPr>
-            <w:tcW w:type="dxa" w:w="4195"/>
+            <w:tcW w:type="dxa" w:w="4762"/>
           </w:tcPr>
           <w:p>
             <w:pPr>
@@ -1009,7 +1043,7 @@
         </w:tc>
         <w:tc>
           <w:tcPr>
-            <w:tcW w:type="dxa" w:w="2296"/>
+            <w:tcW w:type="dxa" w:w="1729"/>
             <w:shd w:val="clear" w:color="auto" w:fill="F4F6FA"/>
           </w:tcPr>
           <w:p>
@@ -1045,7 +1079,7 @@
         </w:tc>
         <w:tc>
           <w:tcPr>
-            <w:tcW w:type="dxa" w:w="4195"/>
+            <w:tcW w:type="dxa" w:w="4762"/>
             <w:shd w:val="clear" w:color="auto" w:fill="F4F6FA"/>
           </w:tcPr>
           <w:p>
@@ -1085,7 +1119,7 @@
         </w:tc>
         <w:tc>
           <w:tcPr>
-            <w:tcW w:type="dxa" w:w="2296"/>
+            <w:tcW w:type="dxa" w:w="1729"/>
           </w:tcPr>
           <w:p>
             <w:pPr>
@@ -1119,7 +1153,7 @@
         </w:tc>
         <w:tc>
           <w:tcPr>
-            <w:tcW w:type="dxa" w:w="4195"/>
+            <w:tcW w:type="dxa" w:w="4762"/>
           </w:tcPr>
           <w:p>
             <w:pPr>
@@ -1130,7 +1164,7 @@
               <w:rPr>
                 <w:sz w:val="18"/>
               </w:rPr>
-              <w:t>Akurasi lebih baik dari DHT11 (±0,5 °C, ±2–5 % RH) dengan selisih harga kecil; kelembapan penting untuk menilai kenyamanan dan sirkulasi kabin</w:t>
+              <w:t>Akurasi lebih baik dari DHT11 (±0,5 °C, ±2–5 % RH) dengan selisih harga kecil; kedua parameter dipakai menilai beban fisiologis kabin dan memperberat level CO</w:t>
             </w:r>
           </w:p>
         </w:tc>
@@ -1159,7 +1193,7 @@
         </w:tc>
         <w:tc>
           <w:tcPr>
-            <w:tcW w:type="dxa" w:w="2296"/>
+            <w:tcW w:type="dxa" w:w="1729"/>
             <w:shd w:val="clear" w:color="auto" w:fill="F4F6FA"/>
           </w:tcPr>
           <w:p>
@@ -1189,13 +1223,26 @@
               <w:rPr>
                 <w:sz w:val="18"/>
               </w:rPr>
-              <w:t>Tampilan status lokal</w:t>
+              <w:t xml:space="preserve">Tampilan status lokal </w:t>
+            </w:r>
+            <w:r>
+              <w:rPr>
+                <w:b/>
+                <w:sz w:val="18"/>
+              </w:rPr>
+              <w:t>dan</w:t>
+            </w:r>
+            <w:r>
+              <w:rPr>
+                <w:sz w:val="18"/>
+              </w:rPr>
+              <w:t xml:space="preserve"> indikator visual utama</w:t>
             </w:r>
           </w:p>
         </w:tc>
         <w:tc>
           <w:tcPr>
-            <w:tcW w:type="dxa" w:w="4195"/>
+            <w:tcW w:type="dxa" w:w="4762"/>
             <w:shd w:val="clear" w:color="auto" w:fill="F4F6FA"/>
           </w:tcPr>
           <w:p>
@@ -1207,7 +1254,7 @@
               <w:rPr>
                 <w:sz w:val="18"/>
               </w:rPr>
-              <w:t>Konsumsi daya rendah, antarmuka I2C hanya dua pin, mampu menampilkan nilai ppm, suhu, RH, dan status jaringan sekaligus</w:t>
+              <w:t>Konsumsi daya rendah, antarmuka I2C hanya dua pin, mampu menampilkan level, nilai ppm, bar skala, suhu, RH, flag lingkungan, dan status jaringan sekaligus — menggantikan tiga LED</w:t>
             </w:r>
           </w:p>
         </w:tc>
@@ -1235,7 +1282,7 @@
         </w:tc>
         <w:tc>
           <w:tcPr>
-            <w:tcW w:type="dxa" w:w="2296"/>
+            <w:tcW w:type="dxa" w:w="1729"/>
           </w:tcPr>
           <w:p>
             <w:pPr>
@@ -1269,7 +1316,7 @@
         </w:tc>
         <w:tc>
           <w:tcPr>
-            <w:tcW w:type="dxa" w:w="4195"/>
+            <w:tcW w:type="dxa" w:w="4762"/>
           </w:tcPr>
           <w:p>
             <w:pPr>
@@ -1309,7 +1356,7 @@
         </w:tc>
         <w:tc>
           <w:tcPr>
-            <w:tcW w:type="dxa" w:w="2296"/>
+            <w:tcW w:type="dxa" w:w="1729"/>
             <w:shd w:val="clear" w:color="auto" w:fill="F4F6FA"/>
           </w:tcPr>
           <w:p>
@@ -1321,7 +1368,7 @@
               <w:rPr>
                 <w:sz w:val="18"/>
               </w:rPr>
-              <w:t>LED hijau/kuning/merah</w:t>
+              <w:t>Resistor 10 kΩ ×2</w:t>
             </w:r>
           </w:p>
         </w:tc>
@@ -1339,13 +1386,13 @@
               <w:rPr>
                 <w:sz w:val="18"/>
               </w:rPr>
-              <w:t>Indikator visual</w:t>
+              <w:t>Pembagi tegangan (perangkat fisik)</w:t>
             </w:r>
           </w:p>
         </w:tc>
         <w:tc>
           <w:tcPr>
-            <w:tcW w:type="dxa" w:w="4195"/>
+            <w:tcW w:type="dxa" w:w="4762"/>
             <w:shd w:val="clear" w:color="auto" w:fill="F4F6FA"/>
           </w:tcPr>
           <w:p>
@@ -1357,157 +1404,7 @@
               <w:rPr>
                 <w:sz w:val="18"/>
               </w:rPr>
-              <w:t>Memberi informasi status seketika pada jarak pandang jauh, redundan terhadap buzzer (misalnya bagi pengguna dengan gangguan pendengaran)</w:t>
-            </w:r>
-          </w:p>
-        </w:tc>
-      </w:tr>
-      <w:tr>
-        <w:trPr>
-          <w:cantSplit/>
-        </w:trPr>
-        <w:tc>
-          <w:tcPr>
-            <w:tcW w:type="dxa" w:w="737"/>
-          </w:tcPr>
-          <w:p>
-            <w:pPr>
-              <w:spacing w:after="20" w:before="20" w:line="240" w:lineRule="auto"/>
-            </w:pPr>
-            <w:r/>
-            <w:r>
-              <w:rPr>
-                <w:sz w:val="18"/>
-              </w:rPr>
-              <w:t>7</w:t>
-            </w:r>
-          </w:p>
-        </w:tc>
-        <w:tc>
-          <w:tcPr>
-            <w:tcW w:type="dxa" w:w="2296"/>
-          </w:tcPr>
-          <w:p>
-            <w:pPr>
-              <w:spacing w:after="20" w:before="20" w:line="240" w:lineRule="auto"/>
-            </w:pPr>
-            <w:r/>
-            <w:r>
-              <w:rPr>
-                <w:sz w:val="18"/>
-              </w:rPr>
-              <w:t>Resistor 10 kΩ ×2</w:t>
-            </w:r>
-          </w:p>
-        </w:tc>
-        <w:tc>
-          <w:tcPr>
-            <w:tcW w:type="dxa" w:w="1843"/>
-          </w:tcPr>
-          <w:p>
-            <w:pPr>
-              <w:spacing w:after="20" w:before="20" w:line="240" w:lineRule="auto"/>
-            </w:pPr>
-            <w:r/>
-            <w:r>
-              <w:rPr>
-                <w:sz w:val="18"/>
-              </w:rPr>
-              <w:t>Pembagi tegangan (perangkat fisik)</w:t>
-            </w:r>
-          </w:p>
-        </w:tc>
-        <w:tc>
-          <w:tcPr>
-            <w:tcW w:type="dxa" w:w="4195"/>
-          </w:tcPr>
-          <w:p>
-            <w:pPr>
-              <w:spacing w:after="20" w:before="20" w:line="240" w:lineRule="auto"/>
-            </w:pPr>
-            <w:r/>
-            <w:r>
-              <w:rPr>
-                <w:sz w:val="18"/>
-              </w:rPr>
               <w:t>Menurunkan keluaran analog MQ-2/MQ-7 (hingga ±5 V) ke rentang aman ADC ESP32 (maksimum 3,3 V)</w:t>
-            </w:r>
-          </w:p>
-        </w:tc>
-      </w:tr>
-      <w:tr>
-        <w:trPr>
-          <w:cantSplit/>
-        </w:trPr>
-        <w:tc>
-          <w:tcPr>
-            <w:tcW w:type="dxa" w:w="737"/>
-            <w:shd w:val="clear" w:color="auto" w:fill="F4F6FA"/>
-          </w:tcPr>
-          <w:p>
-            <w:pPr>
-              <w:spacing w:after="20" w:before="20" w:line="240" w:lineRule="auto"/>
-            </w:pPr>
-            <w:r/>
-            <w:r>
-              <w:rPr>
-                <w:sz w:val="18"/>
-              </w:rPr>
-              <w:t>8</w:t>
-            </w:r>
-          </w:p>
-        </w:tc>
-        <w:tc>
-          <w:tcPr>
-            <w:tcW w:type="dxa" w:w="2296"/>
-            <w:shd w:val="clear" w:color="auto" w:fill="F4F6FA"/>
-          </w:tcPr>
-          <w:p>
-            <w:pPr>
-              <w:spacing w:after="20" w:before="20" w:line="240" w:lineRule="auto"/>
-            </w:pPr>
-            <w:r/>
-            <w:r>
-              <w:rPr>
-                <w:sz w:val="18"/>
-              </w:rPr>
-              <w:t>Resistor 220 Ω ×3</w:t>
-            </w:r>
-          </w:p>
-        </w:tc>
-        <w:tc>
-          <w:tcPr>
-            <w:tcW w:type="dxa" w:w="1843"/>
-            <w:shd w:val="clear" w:color="auto" w:fill="F4F6FA"/>
-          </w:tcPr>
-          <w:p>
-            <w:pPr>
-              <w:spacing w:after="20" w:before="20" w:line="240" w:lineRule="auto"/>
-            </w:pPr>
-            <w:r/>
-            <w:r>
-              <w:rPr>
-                <w:sz w:val="18"/>
-              </w:rPr>
-              <w:t>Pembatas arus LED</w:t>
-            </w:r>
-          </w:p>
-        </w:tc>
-        <w:tc>
-          <w:tcPr>
-            <w:tcW w:type="dxa" w:w="4195"/>
-            <w:shd w:val="clear" w:color="auto" w:fill="F4F6FA"/>
-          </w:tcPr>
-          <w:p>
-            <w:pPr>
-              <w:spacing w:after="20" w:before="20" w:line="240" w:lineRule="auto"/>
-            </w:pPr>
-            <w:r/>
-            <w:r>
-              <w:rPr>
-                <w:sz w:val="18"/>
-              </w:rPr>
-              <w:t>Mencegah kerusakan LED dan menjaga arus di bawah batas pin GPIO ESP32</w:t>
             </w:r>
           </w:p>
         </w:tc>
@@ -1549,6 +1446,28 @@
     </w:p>
     <w:p>
       <w:pPr>
+        <w:spacing w:after="160" w:line="264" w:lineRule="auto"/>
+        <w:ind w:left="454"/>
+        <w:shd w:val="clear" w:color="auto" w:fill="FFF8E1"/>
+      </w:pPr>
+      <w:r>
+        <w:rPr>
+          <w:b/>
+          <w:i/>
+          <w:sz w:val="20"/>
+        </w:rPr>
+        <w:t>Catatan penyederhanaan.</w:t>
+      </w:r>
+      <w:r>
+        <w:rPr>
+          <w:i/>
+          <w:sz w:val="20"/>
+        </w:rPr>
+        <w:t xml:space="preserve"> Versi awal rangkaian memakai tiga LED (hijau/kuning/merah) beserta tiga resistor 220 Ω. Indikator tersebut dihapus karena menambah jumlah sambungan tanpa menambah informasi: level yang sama sudah ditampilkan pada OLED, termasuk pita status yang dibalik (putih di atas hitam) saat BAHAYA/KRITIS. Buzzer tetap dipertahankan karena berfungsi sebagai peringatan audio yang tidak bergantung pada pandangan pengemudi.</w:t>
+      </w:r>
+    </w:p>
+    <w:p>
+      <w:pPr>
         <w:keepNext/>
         <w:spacing w:before="200" w:after="120"/>
       </w:pPr>
@@ -1599,7 +1518,17 @@
         <w:jc w:val="both"/>
       </w:pPr>
       <w:r>
-        <w:t>Seluruh rangkaian disimulasikan pada Wokwi dengan komponen: ESP32 DevKit V1, modul MQ-2, DHT22, OLED SSD1306, buzzer, tiga LED, dan tiga resistor 220 Ω.</w:t>
+        <w:t xml:space="preserve">Seluruh rangkaian disimulasikan pada Wokwi dengan lima komponen: ESP32 DevKit V1, modul MQ-2, DHT22, OLED SSD1306, dan buzzer. Tidak ada LED maupun resistor pada simulasi, sehingga jumlah sambungan hanya 15 baris dan seluruhnya dapat ditulis langsung di </w:t>
+      </w:r>
+      <w:r>
+        <w:rPr>
+          <w:rFonts w:ascii="Courier New" w:hAnsi="Courier New" w:eastAsia="Courier New"/>
+          <w:sz w:val="19"/>
+        </w:rPr>
+        <w:t>diagram.json</w:t>
+      </w:r>
+      <w:r>
+        <w:t>.</w:t>
       </w:r>
     </w:p>
     <w:p>
@@ -1617,6 +1546,7 @@
       <w:pPr>
         <w:pStyle w:val="ListBullet"/>
         <w:spacing w:after="40"/>
+        <w:ind w:left="567" w:hanging="283"/>
       </w:pPr>
       <w:r>
         <w:rPr>
@@ -1644,6 +1574,7 @@
       <w:pPr>
         <w:pStyle w:val="ListBullet"/>
         <w:spacing w:after="40"/>
+        <w:ind w:left="567" w:hanging="283"/>
       </w:pPr>
       <w:r>
         <w:rPr>
@@ -1680,6 +1611,7 @@
       <w:pPr>
         <w:pStyle w:val="ListBullet"/>
         <w:spacing w:after="40"/>
+        <w:ind w:left="567" w:hanging="283"/>
       </w:pPr>
       <w:r>
         <w:rPr>
@@ -1699,6 +1631,7 @@
       <w:pPr>
         <w:pStyle w:val="ListBullet"/>
         <w:spacing w:after="40"/>
+        <w:ind w:left="567" w:hanging="283"/>
       </w:pPr>
       <w:r>
         <w:rPr>
@@ -1718,6 +1651,7 @@
       <w:pPr>
         <w:pStyle w:val="ListBullet"/>
         <w:spacing w:after="40"/>
+        <w:ind w:left="567" w:hanging="283"/>
       </w:pPr>
       <w:r>
         <w:rPr>
@@ -1730,7 +1664,27 @@
         <w:rPr>
           <w:sz w:val="22"/>
         </w:rPr>
-        <w:t xml:space="preserve"> Buzzer pada GPIO25, LED hijau pada GPIO26, LED kuning pada GPIO27, dan</w:t>
+        <w:t xml:space="preserve"> Buzzer pada GPIO25; pin lainnya ke GND.</w:t>
+      </w:r>
+    </w:p>
+    <w:p>
+      <w:pPr>
+        <w:pStyle w:val="ListBullet"/>
+        <w:spacing w:after="40"/>
+        <w:ind w:left="567" w:hanging="283"/>
+      </w:pPr>
+      <w:r>
+        <w:rPr>
+          <w:b/>
+          <w:sz w:val="22"/>
+        </w:rPr>
+        <w:t>Ground.</w:t>
+      </w:r>
+      <w:r>
+        <w:rPr>
+          <w:sz w:val="22"/>
+        </w:rPr>
+        <w:t xml:space="preserve"> Seluruh komponen berbagi ground dengan ESP32 agar referensi tegangan sama.</w:t>
       </w:r>
     </w:p>
     <w:p>
@@ -1738,26 +1692,33 @@
         <w:jc w:val="both"/>
       </w:pPr>
       <w:r>
-        <w:t>LED merah pada GPIO14, masing-masing melalui resistor 220 Ω ke GND.</w:t>
-      </w:r>
-    </w:p>
-    <w:p>
-      <w:pPr>
-        <w:pStyle w:val="ListBullet"/>
-        <w:spacing w:after="40"/>
-      </w:pPr>
-      <w:r>
         <w:rPr>
           <w:b/>
-          <w:sz w:val="22"/>
         </w:rPr>
-        <w:t>Ground.</w:t>
+        <w:t>Perbedaan dengan implementasi fisik (pembagi tegangan).</w:t>
+      </w:r>
+      <w:r>
+        <w:t xml:space="preserve"> Keluaran analog MQ-2/MQ-7 dapat mencapai ±5 V, sedangkan ADC ESP32 hanya menerima maksimum 3,3 V. Pada perangkat nyata jalur AOUT harus melewati pembagi tegangan R1 = 10 kΩ (seri) dan R2 = 10 kΩ (ke GND), sehingga tegangan di GPIO34 menjadi setengahnya, dan firmware perlu diubah dengan </w:t>
       </w:r>
       <w:r>
         <w:rPr>
-          <w:sz w:val="22"/>
+          <w:rFonts w:ascii="Courier New" w:hAnsi="Courier New" w:eastAsia="Courier New"/>
+          <w:sz w:val="19"/>
         </w:rPr>
-        <w:t xml:space="preserve"> Seluruh komponen berbagi ground dengan ESP32 agar referensi tegangan sama.</w:t>
+        <w:t>DIVIDER_RATIO = 2.0</w:t>
+      </w:r>
+      <w:r>
+        <w:t xml:space="preserve">. Pembagi ini tidak dapat disimulasikan karena Wokwi hanya mendukung rangkaian analog sederhana dan tidak mengombinasikan resistor dengan komponen analog; karena itu pada simulasi AOUT dihubungkan langsung dan </w:t>
+      </w:r>
+      <w:r>
+        <w:rPr>
+          <w:rFonts w:ascii="Courier New" w:hAnsi="Courier New" w:eastAsia="Courier New"/>
+          <w:sz w:val="19"/>
+        </w:rPr>
+        <w:t>DIVIDER_RATIO = 1.0</w:t>
+      </w:r>
+      <w:r>
+        <w:t>. Perbedaan ini tidak memengaruhi logika sistem karena keduanya hanya memengaruhi skala pembacaan, yang dikompensasi melalui kalibrasi dua titik.</w:t>
       </w:r>
     </w:p>
     <w:p>
@@ -1768,48 +1729,14 @@
         <w:rPr>
           <w:b/>
         </w:rPr>
-        <w:t>Perbedaan dengan implementasi fisik (pembagi tegangan).</w:t>
-      </w:r>
-      <w:r>
-        <w:t xml:space="preserve"> Keluaran analog MQ-2/MQ-7 dapat mencapai ±5 V, sedangkan ADC ESP32 hanya menerima maksimum 3,3 V. Pada perangkat nyata jalur AOUT harus melewati pembagi tegangan R1 = 10 kΩ (seri) dan R2 = 10 kΩ (ke GND), sehingga tegangan di GPIO34 menjadi setengahnya, dan firmware perlu diubah dengan </w:t>
+        <w:t>Tautan proyek Wokwi:</w:t>
+      </w:r>
+      <w:r>
+        <w:t xml:space="preserve"> </w:t>
       </w:r>
       <w:r>
         <w:rPr>
-          <w:rFonts w:ascii="Consolas" w:hAnsi="Consolas" w:eastAsia="Consolas"/>
-          <w:sz w:val="19"/>
-        </w:rPr>
-        <w:t>DIVIDER_RATIO = 2.0</w:t>
-      </w:r>
-      <w:r>
-        <w:t xml:space="preserve">. Pembagi ini tidak dapat disimulasikan karena Wokwi hanya mendukung rangkaian analog sederhana dan tidak mengombinasikan resistor dengan komponen analog; karena itu pada simulasi AOUT dihubungkan langsung dan </w:t>
-      </w:r>
-      <w:r>
-        <w:rPr>
-          <w:rFonts w:ascii="Consolas" w:hAnsi="Consolas" w:eastAsia="Consolas"/>
-          <w:sz w:val="19"/>
-        </w:rPr>
-        <w:t>DIVIDER_RATIO = 1.0</w:t>
-      </w:r>
-      <w:r>
-        <w:t>. Perbedaan ini tidak memengaruhi logika sistem karena keduanya hanya memengaruhi skala pembacaan, yang dikompensasi melalui kalibrasi dua titik.</w:t>
-      </w:r>
-    </w:p>
-    <w:p>
-      <w:pPr>
-        <w:jc w:val="both"/>
-      </w:pPr>
-      <w:r>
-        <w:rPr>
-          <w:b/>
-        </w:rPr>
-        <w:t>Tautan proyek Wokwi:</w:t>
-      </w:r>
-      <w:r>
-        <w:t xml:space="preserve"> </w:t>
-      </w:r>
-      <w:r>
-        <w:rPr>
-          <w:rFonts w:ascii="Consolas" w:hAnsi="Consolas" w:eastAsia="Consolas"/>
+          <w:rFonts w:ascii="Courier New" w:hAnsi="Courier New" w:eastAsia="Courier New"/>
           <w:sz w:val="19"/>
         </w:rPr>
         <w:t>https://wokwi.com/projects/________</w:t>
@@ -1848,12 +1775,12 @@
         <w:tblLook w:firstColumn="1" w:firstRow="1" w:lastColumn="0" w:lastRow="0" w:noHBand="0" w:noVBand="1" w:val="04A0"/>
       </w:tblPr>
       <w:tblGrid>
-        <w:gridCol w:w="1163"/>
-        <w:gridCol w:w="1376"/>
-        <w:gridCol w:w="1240"/>
+        <w:gridCol w:w="1162"/>
+        <w:gridCol w:w="1394"/>
+        <w:gridCol w:w="1243"/>
         <w:gridCol w:w="935"/>
-        <w:gridCol w:w="1579"/>
-        <w:gridCol w:w="2778"/>
+        <w:gridCol w:w="1582"/>
+        <w:gridCol w:w="2755"/>
       </w:tblGrid>
       <w:tr>
         <w:trPr>
@@ -1862,7 +1789,7 @@
         </w:trPr>
         <w:tc>
           <w:tcPr>
-            <w:tcW w:type="dxa" w:w="1163"/>
+            <w:tcW w:type="dxa" w:w="1162"/>
             <w:shd w:val="clear" w:color="auto" w:fill="1A3C6E"/>
           </w:tcPr>
           <w:p>
@@ -1886,7 +1813,7 @@
         </w:tc>
         <w:tc>
           <w:tcPr>
-            <w:tcW w:type="dxa" w:w="1376"/>
+            <w:tcW w:type="dxa" w:w="1394"/>
             <w:shd w:val="clear" w:color="auto" w:fill="1A3C6E"/>
           </w:tcPr>
           <w:p>
@@ -1910,7 +1837,7 @@
         </w:tc>
         <w:tc>
           <w:tcPr>
-            <w:tcW w:type="dxa" w:w="1240"/>
+            <w:tcW w:type="dxa" w:w="1243"/>
             <w:shd w:val="clear" w:color="auto" w:fill="1A3C6E"/>
           </w:tcPr>
           <w:p>
@@ -1958,7 +1885,7 @@
         </w:tc>
         <w:tc>
           <w:tcPr>
-            <w:tcW w:type="dxa" w:w="1579"/>
+            <w:tcW w:type="dxa" w:w="1582"/>
             <w:shd w:val="clear" w:color="auto" w:fill="1A3C6E"/>
           </w:tcPr>
           <w:p>
@@ -1982,7 +1909,7 @@
         </w:tc>
         <w:tc>
           <w:tcPr>
-            <w:tcW w:type="dxa" w:w="2778"/>
+            <w:tcW w:type="dxa" w:w="2755"/>
             <w:shd w:val="clear" w:color="auto" w:fill="1A3C6E"/>
           </w:tcPr>
           <w:p>
@@ -2011,7 +1938,7 @@
         </w:trPr>
         <w:tc>
           <w:tcPr>
-            <w:tcW w:type="dxa" w:w="1163"/>
+            <w:tcW w:type="dxa" w:w="1162"/>
           </w:tcPr>
           <w:p>
             <w:pPr>
@@ -2028,7 +1955,7 @@
         </w:tc>
         <w:tc>
           <w:tcPr>
-            <w:tcW w:type="dxa" w:w="1376"/>
+            <w:tcW w:type="dxa" w:w="1394"/>
           </w:tcPr>
           <w:p>
             <w:pPr>
@@ -2045,7 +1972,7 @@
         </w:tc>
         <w:tc>
           <w:tcPr>
-            <w:tcW w:type="dxa" w:w="1240"/>
+            <w:tcW w:type="dxa" w:w="1243"/>
           </w:tcPr>
           <w:p>
             <w:pPr>
@@ -2079,7 +2006,7 @@
         </w:tc>
         <w:tc>
           <w:tcPr>
-            <w:tcW w:type="dxa" w:w="1579"/>
+            <w:tcW w:type="dxa" w:w="1582"/>
           </w:tcPr>
           <w:p>
             <w:pPr>
@@ -2096,7 +2023,7 @@
         </w:tc>
         <w:tc>
           <w:tcPr>
-            <w:tcW w:type="dxa" w:w="2778"/>
+            <w:tcW w:type="dxa" w:w="2755"/>
           </w:tcPr>
           <w:p>
             <w:pPr>
@@ -2118,7 +2045,7 @@
         </w:trPr>
         <w:tc>
           <w:tcPr>
-            <w:tcW w:type="dxa" w:w="1163"/>
+            <w:tcW w:type="dxa" w:w="1162"/>
             <w:shd w:val="clear" w:color="auto" w:fill="F4F6FA"/>
           </w:tcPr>
           <w:p>
@@ -2136,7 +2063,7 @@
         </w:tc>
         <w:tc>
           <w:tcPr>
-            <w:tcW w:type="dxa" w:w="1376"/>
+            <w:tcW w:type="dxa" w:w="1394"/>
             <w:shd w:val="clear" w:color="auto" w:fill="F4F6FA"/>
           </w:tcPr>
           <w:p>
@@ -2154,7 +2081,7 @@
         </w:tc>
         <w:tc>
           <w:tcPr>
-            <w:tcW w:type="dxa" w:w="1240"/>
+            <w:tcW w:type="dxa" w:w="1243"/>
             <w:shd w:val="clear" w:color="auto" w:fill="F4F6FA"/>
           </w:tcPr>
           <w:p>
@@ -2190,7 +2117,7 @@
         </w:tc>
         <w:tc>
           <w:tcPr>
-            <w:tcW w:type="dxa" w:w="1579"/>
+            <w:tcW w:type="dxa" w:w="1582"/>
             <w:shd w:val="clear" w:color="auto" w:fill="F4F6FA"/>
           </w:tcPr>
           <w:p>
@@ -2208,7 +2135,7 @@
         </w:tc>
         <w:tc>
           <w:tcPr>
-            <w:tcW w:type="dxa" w:w="2778"/>
+            <w:tcW w:type="dxa" w:w="2755"/>
             <w:shd w:val="clear" w:color="auto" w:fill="F4F6FA"/>
           </w:tcPr>
           <w:p>
@@ -2231,7 +2158,7 @@
         </w:trPr>
         <w:tc>
           <w:tcPr>
-            <w:tcW w:type="dxa" w:w="1163"/>
+            <w:tcW w:type="dxa" w:w="1162"/>
           </w:tcPr>
           <w:p>
             <w:pPr>
@@ -2248,7 +2175,7 @@
         </w:tc>
         <w:tc>
           <w:tcPr>
-            <w:tcW w:type="dxa" w:w="1376"/>
+            <w:tcW w:type="dxa" w:w="1394"/>
           </w:tcPr>
           <w:p>
             <w:pPr>
@@ -2265,7 +2192,7 @@
         </w:tc>
         <w:tc>
           <w:tcPr>
-            <w:tcW w:type="dxa" w:w="1240"/>
+            <w:tcW w:type="dxa" w:w="1243"/>
           </w:tcPr>
           <w:p>
             <w:pPr>
@@ -2299,7 +2226,7 @@
         </w:tc>
         <w:tc>
           <w:tcPr>
-            <w:tcW w:type="dxa" w:w="1579"/>
+            <w:tcW w:type="dxa" w:w="1582"/>
           </w:tcPr>
           <w:p>
             <w:pPr>
@@ -2316,7 +2243,7 @@
         </w:tc>
         <w:tc>
           <w:tcPr>
-            <w:tcW w:type="dxa" w:w="2778"/>
+            <w:tcW w:type="dxa" w:w="2755"/>
           </w:tcPr>
           <w:p>
             <w:pPr>
@@ -2338,7 +2265,7 @@
         </w:trPr>
         <w:tc>
           <w:tcPr>
-            <w:tcW w:type="dxa" w:w="1163"/>
+            <w:tcW w:type="dxa" w:w="1162"/>
             <w:shd w:val="clear" w:color="auto" w:fill="F4F6FA"/>
           </w:tcPr>
           <w:p>
@@ -2356,7 +2283,7 @@
         </w:tc>
         <w:tc>
           <w:tcPr>
-            <w:tcW w:type="dxa" w:w="1376"/>
+            <w:tcW w:type="dxa" w:w="1394"/>
             <w:shd w:val="clear" w:color="auto" w:fill="F4F6FA"/>
           </w:tcPr>
           <w:p>
@@ -2374,7 +2301,7 @@
         </w:tc>
         <w:tc>
           <w:tcPr>
-            <w:tcW w:type="dxa" w:w="1240"/>
+            <w:tcW w:type="dxa" w:w="1243"/>
             <w:shd w:val="clear" w:color="auto" w:fill="F4F6FA"/>
           </w:tcPr>
           <w:p>
@@ -2410,7 +2337,7 @@
         </w:tc>
         <w:tc>
           <w:tcPr>
-            <w:tcW w:type="dxa" w:w="1579"/>
+            <w:tcW w:type="dxa" w:w="1582"/>
             <w:shd w:val="clear" w:color="auto" w:fill="F4F6FA"/>
           </w:tcPr>
           <w:p>
@@ -2428,7 +2355,7 @@
         </w:tc>
         <w:tc>
           <w:tcPr>
-            <w:tcW w:type="dxa" w:w="2778"/>
+            <w:tcW w:type="dxa" w:w="2755"/>
             <w:shd w:val="clear" w:color="auto" w:fill="F4F6FA"/>
           </w:tcPr>
           <w:p>
@@ -2451,7 +2378,7 @@
         </w:trPr>
         <w:tc>
           <w:tcPr>
-            <w:tcW w:type="dxa" w:w="1163"/>
+            <w:tcW w:type="dxa" w:w="1162"/>
           </w:tcPr>
           <w:p>
             <w:pPr>
@@ -2468,7 +2395,7 @@
         </w:tc>
         <w:tc>
           <w:tcPr>
-            <w:tcW w:type="dxa" w:w="1376"/>
+            <w:tcW w:type="dxa" w:w="1394"/>
           </w:tcPr>
           <w:p>
             <w:pPr>
@@ -2485,7 +2412,7 @@
         </w:tc>
         <w:tc>
           <w:tcPr>
-            <w:tcW w:type="dxa" w:w="1240"/>
+            <w:tcW w:type="dxa" w:w="1243"/>
           </w:tcPr>
           <w:p>
             <w:pPr>
@@ -2519,7 +2446,7 @@
         </w:tc>
         <w:tc>
           <w:tcPr>
-            <w:tcW w:type="dxa" w:w="1579"/>
+            <w:tcW w:type="dxa" w:w="1582"/>
           </w:tcPr>
           <w:p>
             <w:pPr>
@@ -2536,7 +2463,7 @@
         </w:tc>
         <w:tc>
           <w:tcPr>
-            <w:tcW w:type="dxa" w:w="2778"/>
+            <w:tcW w:type="dxa" w:w="2755"/>
           </w:tcPr>
           <w:p>
             <w:pPr>
@@ -2558,7 +2485,7 @@
         </w:trPr>
         <w:tc>
           <w:tcPr>
-            <w:tcW w:type="dxa" w:w="1163"/>
+            <w:tcW w:type="dxa" w:w="1162"/>
             <w:shd w:val="clear" w:color="auto" w:fill="F4F6FA"/>
           </w:tcPr>
           <w:p>
@@ -2576,7 +2503,7 @@
         </w:tc>
         <w:tc>
           <w:tcPr>
-            <w:tcW w:type="dxa" w:w="1376"/>
+            <w:tcW w:type="dxa" w:w="1394"/>
             <w:shd w:val="clear" w:color="auto" w:fill="F4F6FA"/>
           </w:tcPr>
           <w:p>
@@ -2594,7 +2521,7 @@
         </w:tc>
         <w:tc>
           <w:tcPr>
-            <w:tcW w:type="dxa" w:w="1240"/>
+            <w:tcW w:type="dxa" w:w="1243"/>
             <w:shd w:val="clear" w:color="auto" w:fill="F4F6FA"/>
           </w:tcPr>
           <w:p>
@@ -2630,7 +2557,7 @@
         </w:tc>
         <w:tc>
           <w:tcPr>
-            <w:tcW w:type="dxa" w:w="1579"/>
+            <w:tcW w:type="dxa" w:w="1582"/>
             <w:shd w:val="clear" w:color="auto" w:fill="F4F6FA"/>
           </w:tcPr>
           <w:p>
@@ -2648,7 +2575,7 @@
         </w:tc>
         <w:tc>
           <w:tcPr>
-            <w:tcW w:type="dxa" w:w="2778"/>
+            <w:tcW w:type="dxa" w:w="2755"/>
             <w:shd w:val="clear" w:color="auto" w:fill="F4F6FA"/>
           </w:tcPr>
           <w:p>
@@ -2671,7 +2598,7 @@
         </w:trPr>
         <w:tc>
           <w:tcPr>
-            <w:tcW w:type="dxa" w:w="1163"/>
+            <w:tcW w:type="dxa" w:w="1162"/>
           </w:tcPr>
           <w:p>
             <w:pPr>
@@ -2688,7 +2615,7 @@
         </w:tc>
         <w:tc>
           <w:tcPr>
-            <w:tcW w:type="dxa" w:w="1376"/>
+            <w:tcW w:type="dxa" w:w="1394"/>
           </w:tcPr>
           <w:p>
             <w:pPr>
@@ -2705,7 +2632,7 @@
         </w:tc>
         <w:tc>
           <w:tcPr>
-            <w:tcW w:type="dxa" w:w="1240"/>
+            <w:tcW w:type="dxa" w:w="1243"/>
           </w:tcPr>
           <w:p>
             <w:pPr>
@@ -2739,7 +2666,7 @@
         </w:tc>
         <w:tc>
           <w:tcPr>
-            <w:tcW w:type="dxa" w:w="1579"/>
+            <w:tcW w:type="dxa" w:w="1582"/>
           </w:tcPr>
           <w:p>
             <w:pPr>
@@ -2756,7 +2683,7 @@
         </w:tc>
         <w:tc>
           <w:tcPr>
-            <w:tcW w:type="dxa" w:w="2778"/>
+            <w:tcW w:type="dxa" w:w="2755"/>
           </w:tcPr>
           <w:p>
             <w:pPr>
@@ -2778,7 +2705,7 @@
         </w:trPr>
         <w:tc>
           <w:tcPr>
-            <w:tcW w:type="dxa" w:w="1163"/>
+            <w:tcW w:type="dxa" w:w="1162"/>
             <w:shd w:val="clear" w:color="auto" w:fill="F4F6FA"/>
           </w:tcPr>
           <w:p>
@@ -2796,7 +2723,7 @@
         </w:tc>
         <w:tc>
           <w:tcPr>
-            <w:tcW w:type="dxa" w:w="1376"/>
+            <w:tcW w:type="dxa" w:w="1394"/>
             <w:shd w:val="clear" w:color="auto" w:fill="F4F6FA"/>
           </w:tcPr>
           <w:p>
@@ -2814,7 +2741,7 @@
         </w:tc>
         <w:tc>
           <w:tcPr>
-            <w:tcW w:type="dxa" w:w="1240"/>
+            <w:tcW w:type="dxa" w:w="1243"/>
             <w:shd w:val="clear" w:color="auto" w:fill="F4F6FA"/>
           </w:tcPr>
           <w:p>
@@ -2850,7 +2777,7 @@
         </w:tc>
         <w:tc>
           <w:tcPr>
-            <w:tcW w:type="dxa" w:w="1579"/>
+            <w:tcW w:type="dxa" w:w="1582"/>
             <w:shd w:val="clear" w:color="auto" w:fill="F4F6FA"/>
           </w:tcPr>
           <w:p>
@@ -2868,7 +2795,7 @@
         </w:tc>
         <w:tc>
           <w:tcPr>
-            <w:tcW w:type="dxa" w:w="2778"/>
+            <w:tcW w:type="dxa" w:w="2755"/>
             <w:shd w:val="clear" w:color="auto" w:fill="F4F6FA"/>
           </w:tcPr>
           <w:p>
@@ -2891,7 +2818,7 @@
         </w:trPr>
         <w:tc>
           <w:tcPr>
-            <w:tcW w:type="dxa" w:w="1163"/>
+            <w:tcW w:type="dxa" w:w="1162"/>
           </w:tcPr>
           <w:p>
             <w:pPr>
@@ -2908,7 +2835,7 @@
         </w:tc>
         <w:tc>
           <w:tcPr>
-            <w:tcW w:type="dxa" w:w="1376"/>
+            <w:tcW w:type="dxa" w:w="1394"/>
           </w:tcPr>
           <w:p>
             <w:pPr>
@@ -2925,7 +2852,7 @@
         </w:tc>
         <w:tc>
           <w:tcPr>
-            <w:tcW w:type="dxa" w:w="1240"/>
+            <w:tcW w:type="dxa" w:w="1243"/>
           </w:tcPr>
           <w:p>
             <w:pPr>
@@ -2959,7 +2886,7 @@
         </w:tc>
         <w:tc>
           <w:tcPr>
-            <w:tcW w:type="dxa" w:w="1579"/>
+            <w:tcW w:type="dxa" w:w="1582"/>
           </w:tcPr>
           <w:p>
             <w:pPr>
@@ -2976,7 +2903,7 @@
         </w:tc>
         <w:tc>
           <w:tcPr>
-            <w:tcW w:type="dxa" w:w="2778"/>
+            <w:tcW w:type="dxa" w:w="2755"/>
           </w:tcPr>
           <w:p>
             <w:pPr>
@@ -2985,7 +2912,7 @@
             <w:r/>
             <w:r>
               <w:rPr>
-                <w:rFonts w:ascii="Consolas" w:hAnsi="Consolas" w:eastAsia="Consolas"/>
+                <w:rFonts w:ascii="Courier New" w:hAnsi="Courier New" w:eastAsia="Courier New"/>
                 <w:sz w:val="16"/>
               </w:rPr>
               <w:t>tone()</w:t>
@@ -2995,339 +2922,6 @@
                 <w:sz w:val="18"/>
               </w:rPr>
               <w:t xml:space="preserve"> 2 kHz</w:t>
-            </w:r>
-          </w:p>
-        </w:tc>
-      </w:tr>
-      <w:tr>
-        <w:trPr>
-          <w:cantSplit/>
-        </w:trPr>
-        <w:tc>
-          <w:tcPr>
-            <w:tcW w:type="dxa" w:w="1163"/>
-            <w:shd w:val="clear" w:color="auto" w:fill="F4F6FA"/>
-          </w:tcPr>
-          <w:p>
-            <w:pPr>
-              <w:spacing w:after="20" w:before="20" w:line="240" w:lineRule="auto"/>
-            </w:pPr>
-            <w:r/>
-            <w:r>
-              <w:rPr>
-                <w:sz w:val="18"/>
-              </w:rPr>
-              <w:t>LED hijau</w:t>
-            </w:r>
-          </w:p>
-        </w:tc>
-        <w:tc>
-          <w:tcPr>
-            <w:tcW w:type="dxa" w:w="1376"/>
-            <w:shd w:val="clear" w:color="auto" w:fill="F4F6FA"/>
-          </w:tcPr>
-          <w:p>
-            <w:pPr>
-              <w:spacing w:after="20" w:before="20" w:line="240" w:lineRule="auto"/>
-            </w:pPr>
-            <w:r/>
-            <w:r>
-              <w:rPr>
-                <w:sz w:val="18"/>
-              </w:rPr>
-              <w:t>Anoda</w:t>
-            </w:r>
-          </w:p>
-        </w:tc>
-        <w:tc>
-          <w:tcPr>
-            <w:tcW w:type="dxa" w:w="1240"/>
-            <w:shd w:val="clear" w:color="auto" w:fill="F4F6FA"/>
-          </w:tcPr>
-          <w:p>
-            <w:pPr>
-              <w:spacing w:after="20" w:before="20" w:line="240" w:lineRule="auto"/>
-            </w:pPr>
-            <w:r/>
-            <w:r>
-              <w:rPr>
-                <w:sz w:val="18"/>
-              </w:rPr>
-              <w:t>D26</w:t>
-            </w:r>
-          </w:p>
-        </w:tc>
-        <w:tc>
-          <w:tcPr>
-            <w:tcW w:type="dxa" w:w="935"/>
-            <w:shd w:val="clear" w:color="auto" w:fill="F4F6FA"/>
-          </w:tcPr>
-          <w:p>
-            <w:pPr>
-              <w:spacing w:after="20" w:before="20" w:line="240" w:lineRule="auto"/>
-            </w:pPr>
-            <w:r/>
-            <w:r>
-              <w:rPr>
-                <w:sz w:val="18"/>
-              </w:rPr>
-              <w:t>GPIO26</w:t>
-            </w:r>
-          </w:p>
-        </w:tc>
-        <w:tc>
-          <w:tcPr>
-            <w:tcW w:type="dxa" w:w="1579"/>
-            <w:shd w:val="clear" w:color="auto" w:fill="F4F6FA"/>
-          </w:tcPr>
-          <w:p>
-            <w:pPr>
-              <w:spacing w:after="20" w:before="20" w:line="240" w:lineRule="auto"/>
-            </w:pPr>
-            <w:r/>
-            <w:r>
-              <w:rPr>
-                <w:sz w:val="18"/>
-              </w:rPr>
-              <w:t>Digital output</w:t>
-            </w:r>
-          </w:p>
-        </w:tc>
-        <w:tc>
-          <w:tcPr>
-            <w:tcW w:type="dxa" w:w="2778"/>
-            <w:shd w:val="clear" w:color="auto" w:fill="F4F6FA"/>
-          </w:tcPr>
-          <w:p>
-            <w:pPr>
-              <w:spacing w:after="20" w:before="20" w:line="240" w:lineRule="auto"/>
-            </w:pPr>
-            <w:r/>
-            <w:r>
-              <w:rPr>
-                <w:sz w:val="18"/>
-              </w:rPr>
-              <w:t>AMAN</w:t>
-            </w:r>
-          </w:p>
-        </w:tc>
-      </w:tr>
-      <w:tr>
-        <w:trPr>
-          <w:cantSplit/>
-        </w:trPr>
-        <w:tc>
-          <w:tcPr>
-            <w:tcW w:type="dxa" w:w="1163"/>
-          </w:tcPr>
-          <w:p>
-            <w:pPr>
-              <w:spacing w:after="20" w:before="20" w:line="240" w:lineRule="auto"/>
-            </w:pPr>
-            <w:r/>
-            <w:r>
-              <w:rPr>
-                <w:sz w:val="18"/>
-              </w:rPr>
-              <w:t>LED kuning</w:t>
-            </w:r>
-          </w:p>
-        </w:tc>
-        <w:tc>
-          <w:tcPr>
-            <w:tcW w:type="dxa" w:w="1376"/>
-          </w:tcPr>
-          <w:p>
-            <w:pPr>
-              <w:spacing w:after="20" w:before="20" w:line="240" w:lineRule="auto"/>
-            </w:pPr>
-            <w:r/>
-            <w:r>
-              <w:rPr>
-                <w:sz w:val="18"/>
-              </w:rPr>
-              <w:t>Anoda</w:t>
-            </w:r>
-          </w:p>
-        </w:tc>
-        <w:tc>
-          <w:tcPr>
-            <w:tcW w:type="dxa" w:w="1240"/>
-          </w:tcPr>
-          <w:p>
-            <w:pPr>
-              <w:spacing w:after="20" w:before="20" w:line="240" w:lineRule="auto"/>
-            </w:pPr>
-            <w:r/>
-            <w:r>
-              <w:rPr>
-                <w:sz w:val="18"/>
-              </w:rPr>
-              <w:t>D27</w:t>
-            </w:r>
-          </w:p>
-        </w:tc>
-        <w:tc>
-          <w:tcPr>
-            <w:tcW w:type="dxa" w:w="935"/>
-          </w:tcPr>
-          <w:p>
-            <w:pPr>
-              <w:spacing w:after="20" w:before="20" w:line="240" w:lineRule="auto"/>
-            </w:pPr>
-            <w:r/>
-            <w:r>
-              <w:rPr>
-                <w:sz w:val="18"/>
-              </w:rPr>
-              <w:t>GPIO27</w:t>
-            </w:r>
-          </w:p>
-        </w:tc>
-        <w:tc>
-          <w:tcPr>
-            <w:tcW w:type="dxa" w:w="1579"/>
-          </w:tcPr>
-          <w:p>
-            <w:pPr>
-              <w:spacing w:after="20" w:before="20" w:line="240" w:lineRule="auto"/>
-            </w:pPr>
-            <w:r/>
-            <w:r>
-              <w:rPr>
-                <w:sz w:val="18"/>
-              </w:rPr>
-              <w:t>Digital output</w:t>
-            </w:r>
-          </w:p>
-        </w:tc>
-        <w:tc>
-          <w:tcPr>
-            <w:tcW w:type="dxa" w:w="2778"/>
-          </w:tcPr>
-          <w:p>
-            <w:pPr>
-              <w:spacing w:after="20" w:before="20" w:line="240" w:lineRule="auto"/>
-            </w:pPr>
-            <w:r/>
-            <w:r>
-              <w:rPr>
-                <w:sz w:val="18"/>
-              </w:rPr>
-              <w:t>WASPADA</w:t>
-            </w:r>
-          </w:p>
-        </w:tc>
-      </w:tr>
-      <w:tr>
-        <w:trPr>
-          <w:cantSplit/>
-        </w:trPr>
-        <w:tc>
-          <w:tcPr>
-            <w:tcW w:type="dxa" w:w="1163"/>
-            <w:shd w:val="clear" w:color="auto" w:fill="F4F6FA"/>
-          </w:tcPr>
-          <w:p>
-            <w:pPr>
-              <w:spacing w:after="20" w:before="20" w:line="240" w:lineRule="auto"/>
-            </w:pPr>
-            <w:r/>
-            <w:r>
-              <w:rPr>
-                <w:sz w:val="18"/>
-              </w:rPr>
-              <w:t>LED merah</w:t>
-            </w:r>
-          </w:p>
-        </w:tc>
-        <w:tc>
-          <w:tcPr>
-            <w:tcW w:type="dxa" w:w="1376"/>
-            <w:shd w:val="clear" w:color="auto" w:fill="F4F6FA"/>
-          </w:tcPr>
-          <w:p>
-            <w:pPr>
-              <w:spacing w:after="20" w:before="20" w:line="240" w:lineRule="auto"/>
-            </w:pPr>
-            <w:r/>
-            <w:r>
-              <w:rPr>
-                <w:sz w:val="18"/>
-              </w:rPr>
-              <w:t>Anoda</w:t>
-            </w:r>
-          </w:p>
-        </w:tc>
-        <w:tc>
-          <w:tcPr>
-            <w:tcW w:type="dxa" w:w="1240"/>
-            <w:shd w:val="clear" w:color="auto" w:fill="F4F6FA"/>
-          </w:tcPr>
-          <w:p>
-            <w:pPr>
-              <w:spacing w:after="20" w:before="20" w:line="240" w:lineRule="auto"/>
-            </w:pPr>
-            <w:r/>
-            <w:r>
-              <w:rPr>
-                <w:sz w:val="18"/>
-              </w:rPr>
-              <w:t>D14</w:t>
-            </w:r>
-          </w:p>
-        </w:tc>
-        <w:tc>
-          <w:tcPr>
-            <w:tcW w:type="dxa" w:w="935"/>
-            <w:shd w:val="clear" w:color="auto" w:fill="F4F6FA"/>
-          </w:tcPr>
-          <w:p>
-            <w:pPr>
-              <w:spacing w:after="20" w:before="20" w:line="240" w:lineRule="auto"/>
-            </w:pPr>
-            <w:r/>
-            <w:r>
-              <w:rPr>
-                <w:sz w:val="18"/>
-              </w:rPr>
-              <w:t>GPIO14</w:t>
-            </w:r>
-          </w:p>
-        </w:tc>
-        <w:tc>
-          <w:tcPr>
-            <w:tcW w:type="dxa" w:w="1579"/>
-            <w:shd w:val="clear" w:color="auto" w:fill="F4F6FA"/>
-          </w:tcPr>
-          <w:p>
-            <w:pPr>
-              <w:spacing w:after="20" w:before="20" w:line="240" w:lineRule="auto"/>
-            </w:pPr>
-            <w:r/>
-            <w:r>
-              <w:rPr>
-                <w:sz w:val="18"/>
-              </w:rPr>
-              <w:t>Digital output</w:t>
-            </w:r>
-          </w:p>
-        </w:tc>
-        <w:tc>
-          <w:tcPr>
-            <w:tcW w:type="dxa" w:w="2778"/>
-            <w:shd w:val="clear" w:color="auto" w:fill="F4F6FA"/>
-          </w:tcPr>
-          <w:p>
-            <w:pPr>
-              <w:spacing w:after="20" w:before="20" w:line="240" w:lineRule="auto"/>
-            </w:pPr>
-            <w:r/>
-            <w:r>
-              <w:rPr>
-                <w:sz w:val="18"/>
-              </w:rPr>
-              <w:t>BAHAYA / KRITIS</w:t>
             </w:r>
           </w:p>
         </w:tc>
@@ -3362,7 +2956,7 @@
       </w:r>
       <w:r>
         <w:rPr>
-          <w:rFonts w:ascii="Consolas" w:hAnsi="Consolas" w:eastAsia="Consolas"/>
+          <w:rFonts w:ascii="Courier New" w:hAnsi="Courier New" w:eastAsia="Courier New"/>
           <w:sz w:val="19"/>
         </w:rPr>
         <w:t>setup()</w:t>
@@ -3372,7 +2966,7 @@
       </w:r>
       <w:r>
         <w:rPr>
-          <w:rFonts w:ascii="Consolas" w:hAnsi="Consolas" w:eastAsia="Consolas"/>
+          <w:rFonts w:ascii="Courier New" w:hAnsi="Courier New" w:eastAsia="Courier New"/>
           <w:sz w:val="19"/>
         </w:rPr>
         <w:t>loop()</w:t>
@@ -3382,7 +2976,7 @@
       </w:r>
       <w:r>
         <w:rPr>
-          <w:rFonts w:ascii="Consolas" w:hAnsi="Consolas" w:eastAsia="Consolas"/>
+          <w:rFonts w:ascii="Courier New" w:hAnsi="Courier New" w:eastAsia="Courier New"/>
           <w:sz w:val="19"/>
         </w:rPr>
         <w:t>millis()</w:t>
@@ -3409,13 +3003,14 @@
     <w:p>
       <w:pPr>
         <w:spacing w:before="80" w:after="160" w:line="240" w:lineRule="auto"/>
-        <w:ind w:left="227"/>
+        <w:ind w:left="113"/>
+        <w:jc w:val="left"/>
         <w:shd w:val="clear" w:color="auto" w:fill="F2F4F7"/>
       </w:pPr>
       <w:r>
         <w:rPr>
-          <w:rFonts w:ascii="Consolas" w:hAnsi="Consolas" w:eastAsia="Consolas"/>
-          <w:sz w:val="17"/>
+          <w:rFonts w:ascii="Courier New" w:hAnsi="Courier New" w:cs="Courier New" w:eastAsia="Courier New"/>
+          <w:sz w:val="16"/>
         </w:rPr>
         <w:t>setup()</w:t>
         <w:br/>
@@ -3423,28 +3018,38 @@
         <w:br/>
         <w:t xml:space="preserve">  +- inisialisasi I2C + OLED</w:t>
         <w:br/>
-        <w:t xml:space="preserve">  +- inisialisasi DHT22</w:t>
+        <w:t xml:space="preserve">  +- uji awal DHT22 (maksimum 3 percobaan) sebelum WiFi aktif</w:t>
         <w:br/>
-        <w:t xml:space="preserve">  +- set skala sensor (default: 200 ppm/V, baseline 0 V)</w:t>
+        <w:t xml:space="preserve">  +- set skala sensor (default: 0,6836 V/dekade, 1 ppm = 1,3629 V)</w:t>
         <w:br/>
         <w:t xml:space="preserve">  +- koneksi WiFi, set konfigurasi MQTT (TLS, buffer 512, keepalive 30 s)</w:t>
         <w:br/>
         <w:br/>
         <w:t>loop()</w:t>
         <w:br/>
-        <w:t xml:space="preserve">  +- baca perintah Serial Monitor (kalibrasi/diagnosa)</w:t>
+        <w:t xml:space="preserve">  +- baca perintah Serial Monitor (kalibrasi `c1`/`c2`, diagnosa `dht`)</w:t>
         <w:br/>
         <w:t xml:space="preserve">  +- pastikan WiFi &amp; MQTT terhubung (retry 5 detik)</w:t>
         <w:br/>
-        <w:t xml:space="preserve">  +- setiap 500 ms  : baca ADC → moving average → klasifikasi level → LED</w:t>
+        <w:t xml:space="preserve">  +- setiap 500 ms  : baca ADC → moving average → level CO → flag iklim</w:t>
         <w:br/>
-        <w:t xml:space="preserve">  +- setiap 2500 ms : baca DHT22</w:t>
+        <w:t xml:space="preserve">  |                   → gabungkan → publikasikan alert bila level berubah</w:t>
+        <w:br/>
+        <w:t xml:space="preserve">  +- setiap 2200 ms : baca DHT22 (laju maksimum yang diizinkan sensor)</w:t>
         <w:br/>
         <w:t xml:space="preserve">  +- setiap 2000 ms : publikasikan telemetri JSON</w:t>
         <w:br/>
-        <w:t xml:space="preserve">  +- setiap 300 ms  : perbarui OLED</w:t>
+        <w:t xml:space="preserve">  +- setiap 300 ms  : perbarui OLED (level, ppm, bar skala, suhu, RH, flag)</w:t>
         <w:br/>
-        <w:t xml:space="preserve">  +- setiap siklus  : perbarui pola buzzer sesuai level</w:t>
+        <w:t xml:space="preserve">  +- setiap siklus  : perbarui pola buzzer sesuai level akhir</w:t>
+      </w:r>
+    </w:p>
+    <w:p>
+      <w:pPr>
+        <w:jc w:val="both"/>
+      </w:pPr>
+      <w:r>
+        <w:t>Uji awal DHT22 dijalankan sebelum WiFi diaktifkan karena aktivitas radio dapat mengganggu timing protokol satu kabel. Hasilnya dicetak lengkap sehingga kegagalan wiring langsung terlihat pada Serial Monitor tanpa menunggu siklus pembacaan pertama.</w:t>
       </w:r>
     </w:p>
     <w:p>
@@ -3471,29 +3076,13 @@
       </w:r>
       <w:r>
         <w:rPr>
-          <w:rFonts w:ascii="Consolas" w:hAnsi="Consolas" w:eastAsia="Consolas"/>
+          <w:rFonts w:ascii="Courier New" w:hAnsi="Courier New" w:eastAsia="Courier New"/>
           <w:sz w:val="19"/>
         </w:rPr>
         <w:t>DIVIDER_RATIO</w:t>
       </w:r>
       <w:r>
-        <w:t>, bernilai 1,0 pada simulasi dan 2,0 pada perangkat fisik). Kadar CO dihitung dengan pemetaan linear:</w:t>
-      </w:r>
-    </w:p>
-    <w:p>
-      <w:pPr>
-        <w:spacing w:before="80" w:after="160" w:line="240" w:lineRule="auto"/>
-        <w:ind w:left="227"/>
-        <w:shd w:val="clear" w:color="auto" w:fill="F2F4F7"/>
-      </w:pPr>
-      <w:r>
-        <w:rPr>
-          <w:rFonts w:ascii="Consolas" w:hAnsi="Consolas" w:eastAsia="Consolas"/>
-          <w:sz w:val="17"/>
-        </w:rPr>
-        <w:t>Vout  = (ADC / 4095) × 3,3 V × DIVIDER_RATIO</w:t>
-        <w:br/>
-        <w:t>ppm   = (Vout − baseline) × ppmPerVolt</w:t>
+        <w:t>, bernilai 1,0 pada simulasi dan 2,0 pada perangkat fisik).</w:t>
       </w:r>
     </w:p>
     <w:p>
@@ -3501,56 +3090,33 @@
         <w:jc w:val="both"/>
       </w:pPr>
       <w:r>
-        <w:t xml:space="preserve">Nilai </w:t>
-      </w:r>
-      <w:r>
-        <w:rPr>
-          <w:rFonts w:ascii="Consolas" w:hAnsi="Consolas" w:eastAsia="Consolas"/>
-          <w:sz w:val="19"/>
-        </w:rPr>
-        <w:t>ppmPerVolt</w:t>
-      </w:r>
-      <w:r>
-        <w:t xml:space="preserve"> dan </w:t>
-      </w:r>
-      <w:r>
-        <w:rPr>
-          <w:rFonts w:ascii="Consolas" w:hAnsi="Consolas" w:eastAsia="Consolas"/>
-          <w:sz w:val="19"/>
-        </w:rPr>
-        <w:t>baseline</w:t>
-      </w:r>
-      <w:r>
-        <w:t xml:space="preserve"> ditetapkan melalui </w:t>
+        <w:t xml:space="preserve">Kadar CO dihitung dengan pemetaan </w:t>
       </w:r>
       <w:r>
         <w:rPr>
           <w:b/>
         </w:rPr>
-        <w:t>kalibrasi dua titik yang dijalankan saat simulasi berjalan</w:t>
-      </w:r>
-      <w:r>
-        <w:t>, bukan dengan menebak konstanta. Pengguna menggeser slider ppm sensor ke nilai acuan, lalu mengirim perintah lewat Serial Monitor:</w:t>
+        <w:t>logaritmik</w:t>
+      </w:r>
+      <w:r>
+        <w:t>, bukan linear:</w:t>
       </w:r>
     </w:p>
     <w:p>
       <w:pPr>
         <w:spacing w:before="80" w:after="160" w:line="240" w:lineRule="auto"/>
-        <w:ind w:left="227"/>
+        <w:ind w:left="113"/>
+        <w:jc w:val="left"/>
         <w:shd w:val="clear" w:color="auto" w:fill="F2F4F7"/>
       </w:pPr>
       <w:r>
         <w:rPr>
-          <w:rFonts w:ascii="Consolas" w:hAnsi="Consolas" w:eastAsia="Consolas"/>
-          <w:sz w:val="17"/>
+          <w:rFonts w:ascii="Courier New" w:hAnsi="Courier New" w:cs="Courier New" w:eastAsia="Courier New"/>
+          <w:sz w:val="16"/>
         </w:rPr>
-        <w:t>c1 100     -&gt;  simpan pasangan (100 ppm, Vout saat ini)</w:t>
+        <w:t>Vout = (ADC / 4095) × 3,3 V × DIVIDER_RATIO</w:t>
         <w:br/>
-        <w:t>c2 500     -&gt;  hitung ppmPerVolt dan baseline, lalu cetak hasilnya</w:t>
-        <w:br/>
-        <w:t>?          -&gt;  tampilkan status kalibrasi saat ini</w:t>
-        <w:br/>
-        <w:t>r          -&gt;  kembalikan ke nilai default</w:t>
+        <w:t>ppm  = 10 ^ ((Vout − V_AT_1PPM) / V_PER_DECADE)</w:t>
       </w:r>
     </w:p>
     <w:p>
@@ -3558,95 +3124,7 @@
         <w:jc w:val="both"/>
       </w:pPr>
       <w:r>
-        <w:t>Dengan cara ini skala ppm selalu sesuai dengan keluaran simulator, tanpa perlu mengubah dan meng-</w:t>
-      </w:r>
-      <w:r>
-        <w:rPr>
-          <w:i/>
-        </w:rPr>
-        <w:t>upload</w:t>
-      </w:r>
-      <w:r>
-        <w:t xml:space="preserve"> ulang sketch. Nilai hasil kalibrasi kemudian disalin ke bagian KONFIGURASI agar tetap berlaku setelah perangkat di-</w:t>
-      </w:r>
-      <w:r>
-        <w:rPr>
-          <w:i/>
-        </w:rPr>
-        <w:t>restart</w:t>
-      </w:r>
-      <w:r>
-        <w:t>.</w:t>
-      </w:r>
-    </w:p>
-    <w:p>
-      <w:pPr>
-        <w:jc w:val="both"/>
-      </w:pPr>
-      <w:r>
-        <w:t xml:space="preserve">Titik kalibrasi dipilih pada </w:t>
-      </w:r>
-      <w:r>
-        <w:rPr>
-          <w:b/>
-        </w:rPr>
-        <w:t>100 ppm dan 500 ppm</w:t>
-      </w:r>
-      <w:r>
-        <w:t>. Pemilihan ini penting karena tanpa pembagi tegangan, ADC ESP32 jenuh di sekitar 3,1–3,3 V; bila titik kedua diambil pada 900 ppm, pembacaan bisa terpotong (</w:t>
-      </w:r>
-      <w:r>
-        <w:rPr>
-          <w:i/>
-        </w:rPr>
-        <w:t>clipping</w:t>
-      </w:r>
-      <w:r>
-        <w:t>) dan hasil kalibrasi menjadi salah. Dengan rentang 100–500 ppm, kedua titik berada di daerah linear, sementara nilai uji di atasnya (termasuk skenario 570 ppm) masih terbaca sebelum ADC jenuh.</w:t>
-      </w:r>
-    </w:p>
-    <w:p>
-      <w:pPr>
-        <w:spacing w:after="160" w:line="264" w:lineRule="auto"/>
-        <w:ind w:left="454"/>
-        <w:shd w:val="clear" w:color="auto" w:fill="FFF8E1"/>
-      </w:pPr>
-      <w:r>
-        <w:rPr>
-          <w:i/>
-          <w:sz w:val="20"/>
-        </w:rPr>
-        <w:t>Pada perangkat fisik, MQ-7 memakai kurva logaritmik Rs/R0 sesuai datasheet (</w:t>
-      </w:r>
-      <w:r>
-        <w:rPr>
-          <w:rFonts w:ascii="Consolas" w:hAnsi="Consolas" w:eastAsia="Consolas"/>
-          <w:i/>
-          <w:sz w:val="18"/>
-        </w:rPr>
-        <w:t>ppm = a × (Rs/R0)^b</w:t>
-      </w:r>
-      <w:r>
-        <w:rPr>
-          <w:i/>
-          <w:sz w:val="20"/>
-        </w:rPr>
-        <w:t>) dan membutuhkan pemanasan awal 24–48 jam. Pemetaan linear dipilih pada simulasi karena keluaran simulator sudah proporsional terhadap konsentrasi; prosedur kalibrasi dua titik di atas menjaga agar angka yang ditampilkan tetap terverifikasi.</w:t>
-      </w:r>
-    </w:p>
-    <w:p>
-      <w:pPr>
-        <w:keepNext/>
-        <w:spacing w:before="200" w:after="120"/>
-      </w:pPr>
-      <w:r>
-        <w:rPr>
-          <w:rFonts w:ascii="Calibri" w:hAnsi="Calibri" w:eastAsia="Calibri"/>
-          <w:b/>
-          <w:color w:val="333333"/>
-          <w:sz w:val="24"/>
-        </w:rPr>
-        <w:t>8.3 Klasifikasi Level dan Histeresis</w:t>
+        <w:t>Pemilihan model ini didasarkan pada pengukuran langsung di simulator. Tiga titik ukur diambil dengan menggeser slider sensor dan mencatat tegangan yang dilaporkan Serial Monitor:</w:t>
       </w:r>
     </w:p>
     <w:tbl>
@@ -3658,10 +3136,9 @@
         <w:tblLook w:firstColumn="1" w:firstRow="1" w:lastColumn="0" w:lastRow="0" w:noHBand="0" w:noVBand="1" w:val="04A0"/>
       </w:tblPr>
       <w:tblGrid>
-        <w:gridCol w:w="1764"/>
-        <w:gridCol w:w="3024"/>
+        <w:gridCol w:w="2592"/>
         <w:gridCol w:w="1512"/>
-        <w:gridCol w:w="2772"/>
+        <w:gridCol w:w="4967"/>
       </w:tblGrid>
       <w:tr>
         <w:trPr>
@@ -3670,7 +3147,7 @@
         </w:trPr>
         <w:tc>
           <w:tcPr>
-            <w:tcW w:type="dxa" w:w="1764"/>
+            <w:tcW w:type="dxa" w:w="2592"/>
             <w:shd w:val="clear" w:color="auto" w:fill="1A3C6E"/>
           </w:tcPr>
           <w:p>
@@ -3688,31 +3165,7 @@
                 <w:color w:val="FFFFFF"/>
                 <w:sz w:val="18"/>
               </w:rPr>
-              <w:t>Level</w:t>
-            </w:r>
-          </w:p>
-        </w:tc>
-        <w:tc>
-          <w:tcPr>
-            <w:tcW w:type="dxa" w:w="3024"/>
-            <w:shd w:val="clear" w:color="auto" w:fill="1A3C6E"/>
-          </w:tcPr>
-          <w:p>
-            <w:pPr>
-              <w:spacing w:after="20" w:before="20" w:line="240" w:lineRule="auto"/>
-            </w:pPr>
-            <w:r>
-              <w:rPr>
-                <w:color w:val="FFFFFF"/>
-              </w:rPr>
-            </w:r>
-            <w:r>
-              <w:rPr>
-                <w:b/>
-                <w:color w:val="FFFFFF"/>
-                <w:sz w:val="18"/>
-              </w:rPr>
-              <w:t>Rentang</w:t>
+              <w:t>Slider (ppm)</w:t>
             </w:r>
           </w:p>
         </w:tc>
@@ -3736,13 +3189,13 @@
                 <w:color w:val="FFFFFF"/>
                 <w:sz w:val="18"/>
               </w:rPr>
-              <w:t>LED</w:t>
+              <w:t>Vout</w:t>
             </w:r>
           </w:p>
         </w:tc>
         <w:tc>
           <w:tcPr>
-            <w:tcW w:type="dxa" w:w="2772"/>
+            <w:tcW w:type="dxa" w:w="4967"/>
             <w:shd w:val="clear" w:color="auto" w:fill="1A3C6E"/>
           </w:tcPr>
           <w:p>
@@ -3760,7 +3213,7 @@
                 <w:color w:val="FFFFFF"/>
                 <w:sz w:val="18"/>
               </w:rPr>
-              <w:t>Buzzer</w:t>
+              <w:t>ADC mentah</w:t>
             </w:r>
           </w:p>
         </w:tc>
@@ -3771,7 +3224,7 @@
         </w:trPr>
         <w:tc>
           <w:tcPr>
-            <w:tcW w:type="dxa" w:w="1764"/>
+            <w:tcW w:type="dxa" w:w="2592"/>
           </w:tcPr>
           <w:p>
             <w:pPr>
@@ -3782,24 +3235,7 @@
               <w:rPr>
                 <w:sz w:val="18"/>
               </w:rPr>
-              <w:t>AMAN</w:t>
-            </w:r>
-          </w:p>
-        </w:tc>
-        <w:tc>
-          <w:tcPr>
-            <w:tcW w:type="dxa" w:w="3024"/>
-          </w:tcPr>
-          <w:p>
-            <w:pPr>
-              <w:spacing w:after="20" w:before="20" w:line="240" w:lineRule="auto"/>
-            </w:pPr>
-            <w:r/>
-            <w:r>
-              <w:rPr>
-                <w:sz w:val="18"/>
-              </w:rPr>
-              <w:t>&lt; 20 ppm</w:t>
+              <w:t>0,1</w:t>
             </w:r>
           </w:p>
         </w:tc>
@@ -3816,13 +3252,13 @@
               <w:rPr>
                 <w:sz w:val="18"/>
               </w:rPr>
-              <w:t>hijau</w:t>
+              <w:t>0,679 V</w:t>
             </w:r>
           </w:p>
         </w:tc>
         <w:tc>
           <w:tcPr>
-            <w:tcW w:type="dxa" w:w="2772"/>
+            <w:tcW w:type="dxa" w:w="4967"/>
           </w:tcPr>
           <w:p>
             <w:pPr>
@@ -3833,7 +3269,7 @@
               <w:rPr>
                 <w:sz w:val="18"/>
               </w:rPr>
-              <w:t>mati</w:t>
+              <w:t>843</w:t>
             </w:r>
           </w:p>
         </w:tc>
@@ -3844,7 +3280,7 @@
         </w:trPr>
         <w:tc>
           <w:tcPr>
-            <w:tcW w:type="dxa" w:w="1764"/>
+            <w:tcW w:type="dxa" w:w="2592"/>
             <w:shd w:val="clear" w:color="auto" w:fill="F4F6FA"/>
           </w:tcPr>
           <w:p>
@@ -3856,25 +3292,7 @@
               <w:rPr>
                 <w:sz w:val="18"/>
               </w:rPr>
-              <w:t>WASPADA</w:t>
-            </w:r>
-          </w:p>
-        </w:tc>
-        <w:tc>
-          <w:tcPr>
-            <w:tcW w:type="dxa" w:w="3024"/>
-            <w:shd w:val="clear" w:color="auto" w:fill="F4F6FA"/>
-          </w:tcPr>
-          <w:p>
-            <w:pPr>
-              <w:spacing w:after="20" w:before="20" w:line="240" w:lineRule="auto"/>
-            </w:pPr>
-            <w:r/>
-            <w:r>
-              <w:rPr>
-                <w:sz w:val="18"/>
-              </w:rPr>
-              <w:t>20 – 34 ppm</w:t>
+              <w:t>3</w:t>
             </w:r>
           </w:p>
         </w:tc>
@@ -3892,13 +3310,13 @@
               <w:rPr>
                 <w:sz w:val="18"/>
               </w:rPr>
-              <w:t>kuning</w:t>
+              <w:t>1,689 V</w:t>
             </w:r>
           </w:p>
         </w:tc>
         <w:tc>
           <w:tcPr>
-            <w:tcW w:type="dxa" w:w="2772"/>
+            <w:tcW w:type="dxa" w:w="4967"/>
             <w:shd w:val="clear" w:color="auto" w:fill="F4F6FA"/>
           </w:tcPr>
           <w:p>
@@ -3910,7 +3328,7 @@
               <w:rPr>
                 <w:sz w:val="18"/>
               </w:rPr>
-              <w:t>beep 1 Hz</w:t>
+              <w:t>2.096</w:t>
             </w:r>
           </w:p>
         </w:tc>
@@ -3921,7 +3339,7 @@
         </w:trPr>
         <w:tc>
           <w:tcPr>
-            <w:tcW w:type="dxa" w:w="1764"/>
+            <w:tcW w:type="dxa" w:w="2592"/>
           </w:tcPr>
           <w:p>
             <w:pPr>
@@ -3932,24 +3350,7 @@
               <w:rPr>
                 <w:sz w:val="18"/>
               </w:rPr>
-              <w:t>BAHAYA</w:t>
-            </w:r>
-          </w:p>
-        </w:tc>
-        <w:tc>
-          <w:tcPr>
-            <w:tcW w:type="dxa" w:w="3024"/>
-          </w:tcPr>
-          <w:p>
-            <w:pPr>
-              <w:spacing w:after="20" w:before="20" w:line="240" w:lineRule="auto"/>
-            </w:pPr>
-            <w:r/>
-            <w:r>
-              <w:rPr>
-                <w:sz w:val="18"/>
-              </w:rPr>
-              <w:t>35 – 114 ppm</w:t>
+              <w:t>100.000</w:t>
             </w:r>
           </w:p>
         </w:tc>
@@ -3966,13 +3367,13 @@
               <w:rPr>
                 <w:sz w:val="18"/>
               </w:rPr>
-              <w:t>merah</w:t>
+              <w:t>3,257 V</w:t>
             </w:r>
           </w:p>
         </w:tc>
         <w:tc>
           <w:tcPr>
-            <w:tcW w:type="dxa" w:w="2772"/>
+            <w:tcW w:type="dxa" w:w="4967"/>
           </w:tcPr>
           <w:p>
             <w:pPr>
@@ -3983,84 +3384,14 @@
               <w:rPr>
                 <w:sz w:val="18"/>
               </w:rPr>
-              <w:t>beep 2,5 Hz</w:t>
-            </w:r>
-          </w:p>
-        </w:tc>
-      </w:tr>
-      <w:tr>
-        <w:trPr>
-          <w:cantSplit/>
-        </w:trPr>
-        <w:tc>
-          <w:tcPr>
-            <w:tcW w:type="dxa" w:w="1764"/>
-            <w:shd w:val="clear" w:color="auto" w:fill="F4F6FA"/>
-          </w:tcPr>
-          <w:p>
-            <w:pPr>
-              <w:spacing w:after="20" w:before="20" w:line="240" w:lineRule="auto"/>
-            </w:pPr>
-            <w:r/>
-            <w:r>
-              <w:rPr>
+              <w:t xml:space="preserve">4.041 </w:t>
+            </w:r>
+            <w:r>
+              <w:rPr>
+                <w:i/>
                 <w:sz w:val="18"/>
               </w:rPr>
-              <w:t>KRITIS</w:t>
-            </w:r>
-          </w:p>
-        </w:tc>
-        <w:tc>
-          <w:tcPr>
-            <w:tcW w:type="dxa" w:w="3024"/>
-            <w:shd w:val="clear" w:color="auto" w:fill="F4F6FA"/>
-          </w:tcPr>
-          <w:p>
-            <w:pPr>
-              <w:spacing w:after="20" w:before="20" w:line="240" w:lineRule="auto"/>
-            </w:pPr>
-            <w:r/>
-            <w:r>
-              <w:rPr>
-                <w:sz w:val="18"/>
-              </w:rPr>
-              <w:t>≥ 115 ppm</w:t>
-            </w:r>
-          </w:p>
-        </w:tc>
-        <w:tc>
-          <w:tcPr>
-            <w:tcW w:type="dxa" w:w="1512"/>
-            <w:shd w:val="clear" w:color="auto" w:fill="F4F6FA"/>
-          </w:tcPr>
-          <w:p>
-            <w:pPr>
-              <w:spacing w:after="20" w:before="20" w:line="240" w:lineRule="auto"/>
-            </w:pPr>
-            <w:r/>
-            <w:r>
-              <w:rPr>
-                <w:sz w:val="18"/>
-              </w:rPr>
-              <w:t>merah</w:t>
-            </w:r>
-          </w:p>
-        </w:tc>
-        <w:tc>
-          <w:tcPr>
-            <w:tcW w:type="dxa" w:w="2772"/>
-            <w:shd w:val="clear" w:color="auto" w:fill="F4F6FA"/>
-          </w:tcPr>
-          <w:p>
-            <w:pPr>
-              <w:spacing w:after="20" w:before="20" w:line="240" w:lineRule="auto"/>
-            </w:pPr>
-            <w:r/>
-            <w:r>
-              <w:rPr>
-                <w:sz w:val="18"/>
-              </w:rPr>
-              <w:t>kontinu</w:t>
+              <w:t>(ADC mulai jenuh)</w:t>
             </w:r>
           </w:p>
         </w:tc>
@@ -4076,7 +3407,17 @@
         <w:jc w:val="both"/>
       </w:pPr>
       <w:r>
-        <w:t>Histeresis sebesar 3 ppm diterapkan pada proses penurunan level. Level hanya akan turun setelah nilai berada pada atau di bawah 3 ppm di bawah ambang level tersebut (misalnya level BAHAYA baru lepas saat nilai ≤ 32 ppm). Tanpa histeresis, nilai yang berfluktuasi di sekitar ambang (misalnya 34–36 ppm) akan menyebabkan LED dan buzzer berkedip terus-menerus.</w:t>
+        <w:t xml:space="preserve">Ketiga titik tersebut mengikuti hubungan </w:t>
+      </w:r>
+      <w:r>
+        <w:rPr>
+          <w:rFonts w:ascii="Courier New" w:hAnsi="Courier New" w:eastAsia="Courier New"/>
+          <w:sz w:val="19"/>
+        </w:rPr>
+        <w:t>Vout = 1,3629 + 0,6836 × log10(ppm)</w:t>
+      </w:r>
+      <w:r>
+        <w:t xml:space="preserve"> dengan kesalahan di bawah 0,1%. Artinya setiap kenaikan satu dekade (10×) konsentrasi hanya menaikkan tegangan sekitar 0,68 V — ciri khas sensor semikonduktor oksida logam (MOS) seperti MQ-2 dan MQ-7. Pemetaan linear yang sempat dipakai pada versi awal firmware menghasilkan kesalahan hingga tiga orde besaran (slider 0,1 ppm terbaca 136 ppm), sehingga diganti dengan model logaritmik di atas.</w:t>
       </w:r>
     </w:p>
     <w:p>
@@ -4084,36 +3425,57 @@
         <w:jc w:val="both"/>
       </w:pPr>
       <w:r>
-        <w:t xml:space="preserve">Konsekuensi yang disengaja: bila nilai berosilasi melewati ambang, sistem akan </w:t>
+        <w:t xml:space="preserve">Konstanta </w:t>
+      </w:r>
+      <w:r>
+        <w:rPr>
+          <w:rFonts w:ascii="Courier New" w:hAnsi="Courier New" w:eastAsia="Courier New"/>
+          <w:sz w:val="19"/>
+        </w:rPr>
+        <w:t>V_PER_DECADE</w:t>
+      </w:r>
+      <w:r>
+        <w:t xml:space="preserve"> dan </w:t>
+      </w:r>
+      <w:r>
+        <w:rPr>
+          <w:rFonts w:ascii="Courier New" w:hAnsi="Courier New" w:eastAsia="Courier New"/>
+          <w:sz w:val="19"/>
+        </w:rPr>
+        <w:t>V_AT_1PPM</w:t>
+      </w:r>
+      <w:r>
+        <w:t xml:space="preserve"> ditetapkan melalui </w:t>
       </w:r>
       <w:r>
         <w:rPr>
           <w:b/>
         </w:rPr>
-        <w:t>bertahan pada level yang lebih tinggi</w:t>
-      </w:r>
-      <w:r>
-        <w:t xml:space="preserve"> (konservatif demi keamanan) sampai kadar turun melewati batas histeresis. Perilaku ini diverifikasi oleh uji unit otomatis (</w:t>
-      </w:r>
+        <w:t>kalibrasi dua titik yang dijalankan saat simulasi berjalan</w:t>
+      </w:r>
+      <w:r>
+        <w:t>, bukan dengan menebak nilai. Pengguna menggeser slider sensor ke nilai acuan, lalu mengirim perintah lewat Serial Monitor:</w:t>
+      </w:r>
+    </w:p>
+    <w:p>
+      <w:pPr>
+        <w:spacing w:before="80" w:after="160" w:line="240" w:lineRule="auto"/>
+        <w:ind w:left="113"/>
+        <w:jc w:val="left"/>
+        <w:shd w:val="clear" w:color="auto" w:fill="F2F4F7"/>
+      </w:pPr>
       <w:r>
         <w:rPr>
-          <w:rFonts w:ascii="Consolas" w:hAnsi="Consolas" w:eastAsia="Consolas"/>
-          <w:sz w:val="19"/>
+          <w:rFonts w:ascii="Courier New" w:hAnsi="Courier New" w:cs="Courier New" w:eastAsia="Courier New"/>
+          <w:sz w:val="16"/>
         </w:rPr>
-        <w:t>tools/test_logic.py</w:t>
-      </w:r>
-      <w:r>
-        <w:t xml:space="preserve">, 21 assertion) yang mengekstrak fungsi </w:t>
-      </w:r>
-      <w:r>
-        <w:rPr>
-          <w:rFonts w:ascii="Consolas" w:hAnsi="Consolas" w:eastAsia="Consolas"/>
-          <w:sz w:val="19"/>
-        </w:rPr>
-        <w:t>classify()</w:t>
-      </w:r>
-      <w:r>
-        <w:t xml:space="preserve"> langsung dari sketch dan mengompilasinya secara terpisah.</w:t>
+        <w:t>c1 10      -&gt;  simpan pasangan (10 ppm, Vout saat ini)</w:t>
+        <w:br/>
+        <w:t>c2 100     -&gt;  hitung V_PER_DECADE dan V_AT_1PPM, lalu cetak hasilnya</w:t>
+        <w:br/>
+        <w:t>?          -&gt;  tampilkan status kalibrasi saat ini</w:t>
+        <w:br/>
+        <w:t>r          -&gt;  kembalikan ke nilai default</w:t>
       </w:r>
     </w:p>
     <w:p>
@@ -4121,7 +3483,105 @@
         <w:jc w:val="both"/>
       </w:pPr>
       <w:r>
-        <w:t>Ambang 20 ppm dipakai sebagai peringatan dini agar pengemudi punya waktu membuka jendela atau mematikan mode resirkulasi. Ambang 35 ppm dan 115 ppm mengikuti rujukan kesehatan serta data kasus lapangan yang menunjukkan kadar CO kabin dapat mencapai ratusan ppm.</w:t>
+        <w:t>Kalibrasi dilakukan di ruang logaritmik:</w:t>
+      </w:r>
+    </w:p>
+    <w:p>
+      <w:pPr>
+        <w:spacing w:before="80" w:after="160" w:line="240" w:lineRule="auto"/>
+        <w:ind w:left="113"/>
+        <w:jc w:val="left"/>
+        <w:shd w:val="clear" w:color="auto" w:fill="F2F4F7"/>
+      </w:pPr>
+      <w:r>
+        <w:rPr>
+          <w:rFonts w:ascii="Courier New" w:hAnsi="Courier New" w:cs="Courier New" w:eastAsia="Courier New"/>
+          <w:sz w:val="16"/>
+        </w:rPr>
+        <w:t>V_PER_DECADE = (V2 − V1) / (log10(ppm2) − log10(ppm1))</w:t>
+        <w:br/>
+        <w:t>V_AT_1PPM    = V1 − V_PER_DECADE × log10(ppm1)</w:t>
+      </w:r>
+    </w:p>
+    <w:p>
+      <w:pPr>
+        <w:jc w:val="both"/>
+      </w:pPr>
+      <w:r>
+        <w:t>Dengan cara ini skala ppm selalu sesuai dengan keluaran simulator, tanpa perlu mengubah dan meng-</w:t>
+      </w:r>
+      <w:r>
+        <w:rPr>
+          <w:i/>
+        </w:rPr>
+        <w:t>upload</w:t>
+      </w:r>
+      <w:r>
+        <w:t xml:space="preserve"> ulang sketch. Nilai hasil kalibrasi kemudian disalin ke bagian KONFIGURASI agar tetap berlaku setelah perangkat di-</w:t>
+      </w:r>
+      <w:r>
+        <w:rPr>
+          <w:i/>
+        </w:rPr>
+        <w:t>restart</w:t>
+      </w:r>
+      <w:r>
+        <w:t>.</w:t>
+      </w:r>
+    </w:p>
+    <w:p>
+      <w:pPr>
+        <w:jc w:val="both"/>
+      </w:pPr>
+      <w:r>
+        <w:t xml:space="preserve">Titik kalibrasi dipilih pada </w:t>
+      </w:r>
+      <w:r>
+        <w:rPr>
+          <w:b/>
+        </w:rPr>
+        <w:t>10 ppm dan 100 ppm</w:t>
+      </w:r>
+      <w:r>
+        <w:t>, yaitu dua titik yang berjarak tepat satu dekade sehingga regresi logaritmik stabil, dan keduanya jauh di bawah batas jenuh ADC. Tanpa pembagi tegangan, ADC ESP32 jenuh pada 3,300 V yang setara ±682 ppm; titik acuan di atas 600 ppm akan terpotong (</w:t>
+      </w:r>
+      <w:r>
+        <w:rPr>
+          <w:i/>
+        </w:rPr>
+        <w:t>clipping</w:t>
+      </w:r>
+      <w:r>
+        <w:t>) dan menghasilkan kalibrasi yang salah. Skenario uji tertinggi, 570 ppm, berada pada 3,247 V sehingga masih terbaca sebelum jenuh.</w:t>
+      </w:r>
+    </w:p>
+    <w:p>
+      <w:pPr>
+        <w:spacing w:after="160" w:line="264" w:lineRule="auto"/>
+        <w:ind w:left="454"/>
+        <w:shd w:val="clear" w:color="auto" w:fill="FFF8E1"/>
+      </w:pPr>
+      <w:r>
+        <w:rPr>
+          <w:i/>
+          <w:sz w:val="20"/>
+        </w:rPr>
+        <w:t>Pada perangkat fisik, MQ-7 memakai kurva Rs/R0 sesuai datasheet (</w:t>
+      </w:r>
+      <w:r>
+        <w:rPr>
+          <w:rFonts w:ascii="Courier New" w:hAnsi="Courier New" w:eastAsia="Courier New"/>
+          <w:i/>
+          <w:sz w:val="18"/>
+        </w:rPr>
+        <w:t>ppm = a × (Rs/R0)^b</w:t>
+      </w:r>
+      <w:r>
+        <w:rPr>
+          <w:i/>
+          <w:sz w:val="20"/>
+        </w:rPr>
+        <w:t>) dan membutuhkan pemanasan awal 24–48 jam. Bentuk kurvanya sama — logaritmik — sehingga struktur perhitungan tidak berubah; hanya konstanta dan titik nolnya yang berbeda dan harus ditentukan lewat kalibrasi pada gas acuan.</w:t>
       </w:r>
     </w:p>
     <w:p>
@@ -4136,24 +3596,465 @@
           <w:color w:val="333333"/>
           <w:sz w:val="24"/>
         </w:rPr>
-        <w:t>8.4 Jalur Redundan</w:t>
-      </w:r>
+        <w:t>8.3 Klasifikasi Level CO dan Histeresis</w:t>
+      </w:r>
+    </w:p>
+    <w:tbl>
+      <w:tblPr>
+        <w:tblStyle w:val="TableGrid"/>
+        <w:tblW w:type="auto" w:w="0"/>
+        <w:jc w:val="center"/>
+        <w:tblLayout w:type="fixed"/>
+        <w:tblLook w:firstColumn="1" w:firstRow="1" w:lastColumn="0" w:lastRow="0" w:noHBand="0" w:noVBand="1" w:val="04A0"/>
+      </w:tblPr>
+      <w:tblGrid>
+        <w:gridCol w:w="1270"/>
+        <w:gridCol w:w="2177"/>
+        <w:gridCol w:w="3628"/>
+        <w:gridCol w:w="1996"/>
+      </w:tblGrid>
+      <w:tr>
+        <w:trPr>
+          <w:cantSplit/>
+          <w:tblHeader w:val="true"/>
+        </w:trPr>
+        <w:tc>
+          <w:tcPr>
+            <w:tcW w:type="dxa" w:w="1270"/>
+            <w:shd w:val="clear" w:color="auto" w:fill="1A3C6E"/>
+          </w:tcPr>
+          <w:p>
+            <w:pPr>
+              <w:spacing w:after="20" w:before="20" w:line="240" w:lineRule="auto"/>
+            </w:pPr>
+            <w:r>
+              <w:rPr>
+                <w:color w:val="FFFFFF"/>
+              </w:rPr>
+            </w:r>
+            <w:r>
+              <w:rPr>
+                <w:b/>
+                <w:color w:val="FFFFFF"/>
+                <w:sz w:val="18"/>
+              </w:rPr>
+              <w:t>Level</w:t>
+            </w:r>
+          </w:p>
+        </w:tc>
+        <w:tc>
+          <w:tcPr>
+            <w:tcW w:type="dxa" w:w="2177"/>
+            <w:shd w:val="clear" w:color="auto" w:fill="1A3C6E"/>
+          </w:tcPr>
+          <w:p>
+            <w:pPr>
+              <w:spacing w:after="20" w:before="20" w:line="240" w:lineRule="auto"/>
+            </w:pPr>
+            <w:r>
+              <w:rPr>
+                <w:color w:val="FFFFFF"/>
+              </w:rPr>
+            </w:r>
+            <w:r>
+              <w:rPr>
+                <w:b/>
+                <w:color w:val="FFFFFF"/>
+                <w:sz w:val="18"/>
+              </w:rPr>
+              <w:t>Rentang</w:t>
+            </w:r>
+          </w:p>
+        </w:tc>
+        <w:tc>
+          <w:tcPr>
+            <w:tcW w:type="dxa" w:w="3628"/>
+            <w:shd w:val="clear" w:color="auto" w:fill="1A3C6E"/>
+          </w:tcPr>
+          <w:p>
+            <w:pPr>
+              <w:spacing w:after="20" w:before="20" w:line="240" w:lineRule="auto"/>
+            </w:pPr>
+            <w:r>
+              <w:rPr>
+                <w:color w:val="FFFFFF"/>
+              </w:rPr>
+            </w:r>
+            <w:r>
+              <w:rPr>
+                <w:b/>
+                <w:color w:val="FFFFFF"/>
+                <w:sz w:val="18"/>
+              </w:rPr>
+              <w:t>OLED</w:t>
+            </w:r>
+          </w:p>
+        </w:tc>
+        <w:tc>
+          <w:tcPr>
+            <w:tcW w:type="dxa" w:w="1996"/>
+            <w:shd w:val="clear" w:color="auto" w:fill="1A3C6E"/>
+          </w:tcPr>
+          <w:p>
+            <w:pPr>
+              <w:spacing w:after="20" w:before="20" w:line="240" w:lineRule="auto"/>
+            </w:pPr>
+            <w:r>
+              <w:rPr>
+                <w:color w:val="FFFFFF"/>
+              </w:rPr>
+            </w:r>
+            <w:r>
+              <w:rPr>
+                <w:b/>
+                <w:color w:val="FFFFFF"/>
+                <w:sz w:val="18"/>
+              </w:rPr>
+              <w:t>Buzzer</w:t>
+            </w:r>
+          </w:p>
+        </w:tc>
+      </w:tr>
+      <w:tr>
+        <w:trPr>
+          <w:cantSplit/>
+        </w:trPr>
+        <w:tc>
+          <w:tcPr>
+            <w:tcW w:type="dxa" w:w="1270"/>
+          </w:tcPr>
+          <w:p>
+            <w:pPr>
+              <w:spacing w:after="20" w:before="20" w:line="240" w:lineRule="auto"/>
+            </w:pPr>
+            <w:r/>
+            <w:r>
+              <w:rPr>
+                <w:sz w:val="18"/>
+              </w:rPr>
+              <w:t>AMAN</w:t>
+            </w:r>
+          </w:p>
+        </w:tc>
+        <w:tc>
+          <w:tcPr>
+            <w:tcW w:type="dxa" w:w="2177"/>
+          </w:tcPr>
+          <w:p>
+            <w:pPr>
+              <w:spacing w:after="20" w:before="20" w:line="240" w:lineRule="auto"/>
+            </w:pPr>
+            <w:r/>
+            <w:r>
+              <w:rPr>
+                <w:sz w:val="18"/>
+              </w:rPr>
+              <w:t>&lt; 20 ppm</w:t>
+            </w:r>
+          </w:p>
+        </w:tc>
+        <w:tc>
+          <w:tcPr>
+            <w:tcW w:type="dxa" w:w="3628"/>
+          </w:tcPr>
+          <w:p>
+            <w:pPr>
+              <w:spacing w:after="20" w:before="20" w:line="240" w:lineRule="auto"/>
+            </w:pPr>
+            <w:r/>
+            <w:r>
+              <w:rPr>
+                <w:rFonts w:ascii="Courier New" w:hAnsi="Courier New" w:eastAsia="Courier New"/>
+                <w:sz w:val="16"/>
+              </w:rPr>
+              <w:t>AMAN</w:t>
+            </w:r>
+            <w:r>
+              <w:rPr>
+                <w:sz w:val="18"/>
+              </w:rPr>
+              <w:t>, teks normal</w:t>
+            </w:r>
+          </w:p>
+        </w:tc>
+        <w:tc>
+          <w:tcPr>
+            <w:tcW w:type="dxa" w:w="1996"/>
+          </w:tcPr>
+          <w:p>
+            <w:pPr>
+              <w:spacing w:after="20" w:before="20" w:line="240" w:lineRule="auto"/>
+            </w:pPr>
+            <w:r/>
+            <w:r>
+              <w:rPr>
+                <w:sz w:val="18"/>
+              </w:rPr>
+              <w:t>mati</w:t>
+            </w:r>
+          </w:p>
+        </w:tc>
+      </w:tr>
+      <w:tr>
+        <w:trPr>
+          <w:cantSplit/>
+        </w:trPr>
+        <w:tc>
+          <w:tcPr>
+            <w:tcW w:type="dxa" w:w="1270"/>
+            <w:shd w:val="clear" w:color="auto" w:fill="F4F6FA"/>
+          </w:tcPr>
+          <w:p>
+            <w:pPr>
+              <w:spacing w:after="20" w:before="20" w:line="240" w:lineRule="auto"/>
+            </w:pPr>
+            <w:r/>
+            <w:r>
+              <w:rPr>
+                <w:sz w:val="18"/>
+              </w:rPr>
+              <w:t>WASPADA</w:t>
+            </w:r>
+          </w:p>
+        </w:tc>
+        <w:tc>
+          <w:tcPr>
+            <w:tcW w:type="dxa" w:w="2177"/>
+            <w:shd w:val="clear" w:color="auto" w:fill="F4F6FA"/>
+          </w:tcPr>
+          <w:p>
+            <w:pPr>
+              <w:spacing w:after="20" w:before="20" w:line="240" w:lineRule="auto"/>
+            </w:pPr>
+            <w:r/>
+            <w:r>
+              <w:rPr>
+                <w:sz w:val="18"/>
+              </w:rPr>
+              <w:t>20 – 34 ppm</w:t>
+            </w:r>
+          </w:p>
+        </w:tc>
+        <w:tc>
+          <w:tcPr>
+            <w:tcW w:type="dxa" w:w="3628"/>
+            <w:shd w:val="clear" w:color="auto" w:fill="F4F6FA"/>
+          </w:tcPr>
+          <w:p>
+            <w:pPr>
+              <w:spacing w:after="20" w:before="20" w:line="240" w:lineRule="auto"/>
+            </w:pPr>
+            <w:r/>
+            <w:r>
+              <w:rPr>
+                <w:rFonts w:ascii="Courier New" w:hAnsi="Courier New" w:eastAsia="Courier New"/>
+                <w:sz w:val="16"/>
+              </w:rPr>
+              <w:t>WASPADA</w:t>
+            </w:r>
+            <w:r>
+              <w:rPr>
+                <w:sz w:val="18"/>
+              </w:rPr>
+              <w:t>, teks normal</w:t>
+            </w:r>
+          </w:p>
+        </w:tc>
+        <w:tc>
+          <w:tcPr>
+            <w:tcW w:type="dxa" w:w="1996"/>
+            <w:shd w:val="clear" w:color="auto" w:fill="F4F6FA"/>
+          </w:tcPr>
+          <w:p>
+            <w:pPr>
+              <w:spacing w:after="20" w:before="20" w:line="240" w:lineRule="auto"/>
+            </w:pPr>
+            <w:r/>
+            <w:r>
+              <w:rPr>
+                <w:sz w:val="18"/>
+              </w:rPr>
+              <w:t>beep 1 Hz</w:t>
+            </w:r>
+          </w:p>
+        </w:tc>
+      </w:tr>
+      <w:tr>
+        <w:trPr>
+          <w:cantSplit/>
+        </w:trPr>
+        <w:tc>
+          <w:tcPr>
+            <w:tcW w:type="dxa" w:w="1270"/>
+          </w:tcPr>
+          <w:p>
+            <w:pPr>
+              <w:spacing w:after="20" w:before="20" w:line="240" w:lineRule="auto"/>
+            </w:pPr>
+            <w:r/>
+            <w:r>
+              <w:rPr>
+                <w:sz w:val="18"/>
+              </w:rPr>
+              <w:t>BAHAYA</w:t>
+            </w:r>
+          </w:p>
+        </w:tc>
+        <w:tc>
+          <w:tcPr>
+            <w:tcW w:type="dxa" w:w="2177"/>
+          </w:tcPr>
+          <w:p>
+            <w:pPr>
+              <w:spacing w:after="20" w:before="20" w:line="240" w:lineRule="auto"/>
+            </w:pPr>
+            <w:r/>
+            <w:r>
+              <w:rPr>
+                <w:sz w:val="18"/>
+              </w:rPr>
+              <w:t>35 – 114 ppm</w:t>
+            </w:r>
+          </w:p>
+        </w:tc>
+        <w:tc>
+          <w:tcPr>
+            <w:tcW w:type="dxa" w:w="3628"/>
+          </w:tcPr>
+          <w:p>
+            <w:pPr>
+              <w:spacing w:after="20" w:before="20" w:line="240" w:lineRule="auto"/>
+            </w:pPr>
+            <w:r/>
+            <w:r>
+              <w:rPr>
+                <w:rFonts w:ascii="Courier New" w:hAnsi="Courier New" w:eastAsia="Courier New"/>
+                <w:sz w:val="16"/>
+              </w:rPr>
+              <w:t>BAHAYA</w:t>
+            </w:r>
+            <w:r>
+              <w:rPr>
+                <w:sz w:val="18"/>
+              </w:rPr>
+              <w:t>, pita dibalik</w:t>
+            </w:r>
+          </w:p>
+        </w:tc>
+        <w:tc>
+          <w:tcPr>
+            <w:tcW w:type="dxa" w:w="1996"/>
+          </w:tcPr>
+          <w:p>
+            <w:pPr>
+              <w:spacing w:after="20" w:before="20" w:line="240" w:lineRule="auto"/>
+            </w:pPr>
+            <w:r/>
+            <w:r>
+              <w:rPr>
+                <w:sz w:val="18"/>
+              </w:rPr>
+              <w:t>beep 2,5 Hz</w:t>
+            </w:r>
+          </w:p>
+        </w:tc>
+      </w:tr>
+      <w:tr>
+        <w:trPr>
+          <w:cantSplit/>
+        </w:trPr>
+        <w:tc>
+          <w:tcPr>
+            <w:tcW w:type="dxa" w:w="1270"/>
+            <w:shd w:val="clear" w:color="auto" w:fill="F4F6FA"/>
+          </w:tcPr>
+          <w:p>
+            <w:pPr>
+              <w:spacing w:after="20" w:before="20" w:line="240" w:lineRule="auto"/>
+            </w:pPr>
+            <w:r/>
+            <w:r>
+              <w:rPr>
+                <w:sz w:val="18"/>
+              </w:rPr>
+              <w:t>KRITIS</w:t>
+            </w:r>
+          </w:p>
+        </w:tc>
+        <w:tc>
+          <w:tcPr>
+            <w:tcW w:type="dxa" w:w="2177"/>
+            <w:shd w:val="clear" w:color="auto" w:fill="F4F6FA"/>
+          </w:tcPr>
+          <w:p>
+            <w:pPr>
+              <w:spacing w:after="20" w:before="20" w:line="240" w:lineRule="auto"/>
+            </w:pPr>
+            <w:r/>
+            <w:r>
+              <w:rPr>
+                <w:sz w:val="18"/>
+              </w:rPr>
+              <w:t>≥ 115 ppm</w:t>
+            </w:r>
+          </w:p>
+        </w:tc>
+        <w:tc>
+          <w:tcPr>
+            <w:tcW w:type="dxa" w:w="3628"/>
+            <w:shd w:val="clear" w:color="auto" w:fill="F4F6FA"/>
+          </w:tcPr>
+          <w:p>
+            <w:pPr>
+              <w:spacing w:after="20" w:before="20" w:line="240" w:lineRule="auto"/>
+            </w:pPr>
+            <w:r/>
+            <w:r>
+              <w:rPr>
+                <w:rFonts w:ascii="Courier New" w:hAnsi="Courier New" w:eastAsia="Courier New"/>
+                <w:sz w:val="16"/>
+              </w:rPr>
+              <w:t>KRITIS</w:t>
+            </w:r>
+            <w:r>
+              <w:rPr>
+                <w:sz w:val="18"/>
+              </w:rPr>
+              <w:t>, pita dibalik</w:t>
+            </w:r>
+          </w:p>
+        </w:tc>
+        <w:tc>
+          <w:tcPr>
+            <w:tcW w:type="dxa" w:w="1996"/>
+            <w:shd w:val="clear" w:color="auto" w:fill="F4F6FA"/>
+          </w:tcPr>
+          <w:p>
+            <w:pPr>
+              <w:spacing w:after="20" w:before="20" w:line="240" w:lineRule="auto"/>
+            </w:pPr>
+            <w:r/>
+            <w:r>
+              <w:rPr>
+                <w:sz w:val="18"/>
+              </w:rPr>
+              <w:t>kontinu</w:t>
+            </w:r>
+          </w:p>
+        </w:tc>
+      </w:tr>
+    </w:tbl>
+    <w:p>
+      <w:pPr>
+        <w:spacing w:after="40" w:line="240" w:lineRule="auto"/>
+      </w:pPr>
     </w:p>
     <w:p>
       <w:pPr>
         <w:jc w:val="both"/>
       </w:pPr>
       <w:r>
-        <w:t xml:space="preserve">Keluaran digital MQ-2 (DOUT) dibaca sebagai penguat keputusan dari komparator perangkat keras. Jika DOUT aktif (LOW) </w:t>
-      </w:r>
-      <w:r>
-        <w:rPr>
-          <w:b/>
-        </w:rPr>
-        <w:t>dan</w:t>
-      </w:r>
-      <w:r>
-        <w:t xml:space="preserve"> perhitungan analog sudah mencapai ambang WASPADA, level sistem dinaikkan minimal ke BAHAYA. Syarat kedua tersebut penting: bila DOUT "nyangkut" LOW karena potensiometer disetel terlalu sensitif, sistem tidak akan melaporkan bahaya palsu saat udara kabin masih bersih. Dengan cara ini sistem memiliki dua jalur deteksi independen tanpa mengorbankan keandalan pembacaan analog.</w:t>
+        <w:t>Histeresis sebesar 3 ppm diterapkan pada proses penurunan level. Level hanya akan turun setelah nilai berada pada atau di bawah 3 ppm di bawah ambang level tersebut (misalnya level BAHAYA baru lepas saat nilai ≤ 32 ppm). Tanpa histeresis, nilai yang berfluktuasi di sekitar ambang (misalnya 34–36 ppm) akan menyebabkan buzzer berbunyi terputus-putus dan pita status OLED berkedip terus-menerus.</w:t>
       </w:r>
     </w:p>
     <w:p>
@@ -4161,11 +4062,1095 @@
         <w:jc w:val="both"/>
       </w:pPr>
       <w:r>
+        <w:t xml:space="preserve">Konsekuensi yang disengaja: bila nilai berosilasi melewati ambang, sistem akan </w:t>
+      </w:r>
+      <w:r>
+        <w:rPr>
+          <w:b/>
+        </w:rPr>
+        <w:t>bertahan pada level yang lebih tinggi</w:t>
+      </w:r>
+      <w:r>
+        <w:t xml:space="preserve"> (konservatif demi keamanan) sampai kadar turun melewati batas histeresis.</w:t>
+      </w:r>
+    </w:p>
+    <w:p>
+      <w:pPr>
+        <w:jc w:val="both"/>
+      </w:pPr>
+      <w:r>
+        <w:t>Ambang 20 ppm dipakai sebagai peringatan dini agar pengemudi memiliki waktu membuka jendela atau mematikan mode resirkulasi. Ambang 35 ppm dan 115 ppm mengikuti rujukan kesehatan serta data kasus lapangan yang menunjukkan kadar CO kabin dapat mencapai ratusan ppm.</w:t>
+      </w:r>
+    </w:p>
+    <w:p>
+      <w:pPr>
+        <w:keepNext/>
+        <w:spacing w:before="200" w:after="120"/>
+      </w:pPr>
+      <w:r>
+        <w:rPr>
+          <w:rFonts w:ascii="Calibri" w:hAnsi="Calibri" w:eastAsia="Calibri"/>
+          <w:b/>
+          <w:color w:val="333333"/>
+          <w:sz w:val="24"/>
+        </w:rPr>
+        <w:t>8.4 Penilaian Iklim Mikro dan Matriks Eskalasi</w:t>
+      </w:r>
+    </w:p>
+    <w:p>
+      <w:pPr>
+        <w:jc w:val="both"/>
+      </w:pPr>
+      <w:r>
+        <w:t xml:space="preserve">Suhu dan kelembapan kabin tidak menghasilkan level secara mandiri. Keduanya hanya menghasilkan </w:t>
+      </w:r>
+      <w:r>
+        <w:rPr>
+          <w:b/>
+        </w:rPr>
+        <w:t>flag lingkungan</w:t>
+      </w:r>
+      <w:r>
+        <w:t xml:space="preserve"> yang kemudian dipakai untuk memperberat level CO:</w:t>
+      </w:r>
+    </w:p>
+    <w:tbl>
+      <w:tblPr>
+        <w:tblStyle w:val="TableGrid"/>
+        <w:tblW w:type="auto" w:w="0"/>
+        <w:jc w:val="center"/>
+        <w:tblLayout w:type="fixed"/>
+        <w:tblLook w:firstColumn="1" w:firstRow="1" w:lastColumn="0" w:lastRow="0" w:noHBand="0" w:noVBand="1" w:val="04A0"/>
+      </w:tblPr>
+      <w:tblGrid>
+        <w:gridCol w:w="935"/>
+        <w:gridCol w:w="2029"/>
+        <w:gridCol w:w="6107"/>
+      </w:tblGrid>
+      <w:tr>
+        <w:trPr>
+          <w:cantSplit/>
+          <w:tblHeader w:val="true"/>
+        </w:trPr>
+        <w:tc>
+          <w:tcPr>
+            <w:tcW w:type="dxa" w:w="935"/>
+            <w:shd w:val="clear" w:color="auto" w:fill="1A3C6E"/>
+          </w:tcPr>
+          <w:p>
+            <w:pPr>
+              <w:spacing w:after="20" w:before="20" w:line="240" w:lineRule="auto"/>
+            </w:pPr>
+            <w:r>
+              <w:rPr>
+                <w:color w:val="FFFFFF"/>
+              </w:rPr>
+            </w:r>
+            <w:r>
+              <w:rPr>
+                <w:b/>
+                <w:color w:val="FFFFFF"/>
+                <w:sz w:val="18"/>
+              </w:rPr>
+              <w:t>Flag</w:t>
+            </w:r>
+          </w:p>
+        </w:tc>
+        <w:tc>
+          <w:tcPr>
+            <w:tcW w:type="dxa" w:w="2029"/>
+            <w:shd w:val="clear" w:color="auto" w:fill="1A3C6E"/>
+          </w:tcPr>
+          <w:p>
+            <w:pPr>
+              <w:spacing w:after="20" w:before="20" w:line="240" w:lineRule="auto"/>
+            </w:pPr>
+            <w:r>
+              <w:rPr>
+                <w:color w:val="FFFFFF"/>
+              </w:rPr>
+            </w:r>
+            <w:r>
+              <w:rPr>
+                <w:b/>
+                <w:color w:val="FFFFFF"/>
+                <w:sz w:val="18"/>
+              </w:rPr>
+              <w:t>Kondisi</w:t>
+            </w:r>
+          </w:p>
+        </w:tc>
+        <w:tc>
+          <w:tcPr>
+            <w:tcW w:type="dxa" w:w="6107"/>
+            <w:shd w:val="clear" w:color="auto" w:fill="1A3C6E"/>
+          </w:tcPr>
+          <w:p>
+            <w:pPr>
+              <w:spacing w:after="20" w:before="20" w:line="240" w:lineRule="auto"/>
+            </w:pPr>
+            <w:r>
+              <w:rPr>
+                <w:color w:val="FFFFFF"/>
+              </w:rPr>
+            </w:r>
+            <w:r>
+              <w:rPr>
+                <w:b/>
+                <w:color w:val="FFFFFF"/>
+                <w:sz w:val="18"/>
+              </w:rPr>
+              <w:t>Dasar pertimbangan</w:t>
+            </w:r>
+          </w:p>
+        </w:tc>
+      </w:tr>
+      <w:tr>
+        <w:trPr>
+          <w:cantSplit/>
+        </w:trPr>
+        <w:tc>
+          <w:tcPr>
+            <w:tcW w:type="dxa" w:w="935"/>
+          </w:tcPr>
+          <w:p>
+            <w:pPr>
+              <w:spacing w:after="20" w:before="20" w:line="240" w:lineRule="auto"/>
+            </w:pPr>
+            <w:r/>
+            <w:r>
+              <w:rPr>
+                <w:rFonts w:ascii="Courier New" w:hAnsi="Courier New" w:eastAsia="Courier New"/>
+                <w:sz w:val="16"/>
+              </w:rPr>
+              <w:t>PANAS</w:t>
+            </w:r>
+          </w:p>
+        </w:tc>
+        <w:tc>
+          <w:tcPr>
+            <w:tcW w:type="dxa" w:w="2029"/>
+          </w:tcPr>
+          <w:p>
+            <w:pPr>
+              <w:spacing w:after="20" w:before="20" w:line="240" w:lineRule="auto"/>
+            </w:pPr>
+            <w:r/>
+            <w:r>
+              <w:rPr>
+                <w:sz w:val="18"/>
+              </w:rPr>
+              <w:t>suhu ≥ 40,0 °C</w:t>
+            </w:r>
+          </w:p>
+        </w:tc>
+        <w:tc>
+          <w:tcPr>
+            <w:tcW w:type="dxa" w:w="6107"/>
+          </w:tcPr>
+          <w:p>
+            <w:pPr>
+              <w:spacing w:after="20" w:before="20" w:line="240" w:lineRule="auto"/>
+            </w:pPr>
+            <w:r/>
+            <w:r>
+              <w:rPr>
+                <w:sz w:val="18"/>
+              </w:rPr>
+              <w:t>Beban panas menambah kerja kardiovaskular sehingga tubuh lebih cepat kekurangan oksigen</w:t>
+            </w:r>
+          </w:p>
+        </w:tc>
+      </w:tr>
+      <w:tr>
+        <w:trPr>
+          <w:cantSplit/>
+        </w:trPr>
+        <w:tc>
+          <w:tcPr>
+            <w:tcW w:type="dxa" w:w="935"/>
+            <w:shd w:val="clear" w:color="auto" w:fill="F4F6FA"/>
+          </w:tcPr>
+          <w:p>
+            <w:pPr>
+              <w:spacing w:after="20" w:before="20" w:line="240" w:lineRule="auto"/>
+            </w:pPr>
+            <w:r/>
+            <w:r>
+              <w:rPr>
+                <w:rFonts w:ascii="Courier New" w:hAnsi="Courier New" w:eastAsia="Courier New"/>
+                <w:sz w:val="16"/>
+              </w:rPr>
+              <w:t>LEMBAB</w:t>
+            </w:r>
+          </w:p>
+        </w:tc>
+        <w:tc>
+          <w:tcPr>
+            <w:tcW w:type="dxa" w:w="2029"/>
+            <w:shd w:val="clear" w:color="auto" w:fill="F4F6FA"/>
+          </w:tcPr>
+          <w:p>
+            <w:pPr>
+              <w:spacing w:after="20" w:before="20" w:line="240" w:lineRule="auto"/>
+            </w:pPr>
+            <w:r/>
+            <w:r>
+              <w:rPr>
+                <w:sz w:val="18"/>
+              </w:rPr>
+              <w:t>RH ≥ 75 %RH</w:t>
+            </w:r>
+          </w:p>
+        </w:tc>
+        <w:tc>
+          <w:tcPr>
+            <w:tcW w:type="dxa" w:w="6107"/>
+            <w:shd w:val="clear" w:color="auto" w:fill="F4F6FA"/>
+          </w:tcPr>
+          <w:p>
+            <w:pPr>
+              <w:spacing w:after="20" w:before="20" w:line="240" w:lineRule="auto"/>
+            </w:pPr>
+            <w:r/>
+            <w:r>
+              <w:rPr>
+                <w:sz w:val="18"/>
+              </w:rPr>
+              <w:t>Penguapan keringat terhambat; lazim menyertai kabin tertutup dengan sirkulasi resirkulasi</w:t>
+            </w:r>
+          </w:p>
+        </w:tc>
+      </w:tr>
+      <w:tr>
+        <w:trPr>
+          <w:cantSplit/>
+        </w:trPr>
+        <w:tc>
+          <w:tcPr>
+            <w:tcW w:type="dxa" w:w="935"/>
+          </w:tcPr>
+          <w:p>
+            <w:pPr>
+              <w:spacing w:after="20" w:before="20" w:line="240" w:lineRule="auto"/>
+            </w:pPr>
+            <w:r/>
+            <w:r>
+              <w:rPr>
+                <w:rFonts w:ascii="Courier New" w:hAnsi="Courier New" w:eastAsia="Courier New"/>
+                <w:sz w:val="16"/>
+              </w:rPr>
+              <w:t>KERING</w:t>
+            </w:r>
+          </w:p>
+        </w:tc>
+        <w:tc>
+          <w:tcPr>
+            <w:tcW w:type="dxa" w:w="2029"/>
+          </w:tcPr>
+          <w:p>
+            <w:pPr>
+              <w:spacing w:after="20" w:before="20" w:line="240" w:lineRule="auto"/>
+            </w:pPr>
+            <w:r/>
+            <w:r>
+              <w:rPr>
+                <w:sz w:val="18"/>
+              </w:rPr>
+              <w:t>RH ≤ 20 %RH</w:t>
+            </w:r>
+          </w:p>
+        </w:tc>
+        <w:tc>
+          <w:tcPr>
+            <w:tcW w:type="dxa" w:w="6107"/>
+          </w:tcPr>
+          <w:p>
+            <w:pPr>
+              <w:spacing w:after="20" w:before="20" w:line="240" w:lineRule="auto"/>
+            </w:pPr>
+            <w:r/>
+            <w:r>
+              <w:rPr>
+                <w:sz w:val="18"/>
+              </w:rPr>
+              <w:t>Iritasi saluran napas dan mukosa</w:t>
+            </w:r>
+          </w:p>
+        </w:tc>
+      </w:tr>
+      <w:tr>
+        <w:trPr>
+          <w:cantSplit/>
+        </w:trPr>
+        <w:tc>
+          <w:tcPr>
+            <w:tcW w:type="dxa" w:w="935"/>
+            <w:shd w:val="clear" w:color="auto" w:fill="F4F6FA"/>
+          </w:tcPr>
+          <w:p>
+            <w:pPr>
+              <w:spacing w:after="20" w:before="20" w:line="240" w:lineRule="auto"/>
+            </w:pPr>
+            <w:r/>
+            <w:r>
+              <w:rPr>
+                <w:rFonts w:ascii="Courier New" w:hAnsi="Courier New" w:eastAsia="Courier New"/>
+                <w:sz w:val="16"/>
+              </w:rPr>
+              <w:t>NORMAL</w:t>
+            </w:r>
+          </w:p>
+        </w:tc>
+        <w:tc>
+          <w:tcPr>
+            <w:tcW w:type="dxa" w:w="2029"/>
+            <w:shd w:val="clear" w:color="auto" w:fill="F4F6FA"/>
+          </w:tcPr>
+          <w:p>
+            <w:pPr>
+              <w:spacing w:after="20" w:before="20" w:line="240" w:lineRule="auto"/>
+            </w:pPr>
+            <w:r/>
+            <w:r>
+              <w:rPr>
+                <w:sz w:val="18"/>
+              </w:rPr>
+              <w:t>di luar semua kondisi di atas</w:t>
+            </w:r>
+          </w:p>
+        </w:tc>
+        <w:tc>
+          <w:tcPr>
+            <w:tcW w:type="dxa" w:w="6107"/>
+            <w:shd w:val="clear" w:color="auto" w:fill="F4F6FA"/>
+          </w:tcPr>
+          <w:p>
+            <w:pPr>
+              <w:spacing w:after="20" w:before="20" w:line="240" w:lineRule="auto"/>
+            </w:pPr>
+            <w:r/>
+            <w:r>
+              <w:rPr>
+                <w:sz w:val="18"/>
+              </w:rPr>
+              <w:t>—</w:t>
+            </w:r>
+          </w:p>
+        </w:tc>
+      </w:tr>
+    </w:tbl>
+    <w:p>
+      <w:pPr>
+        <w:spacing w:after="40" w:line="240" w:lineRule="auto"/>
+      </w:pPr>
+    </w:p>
+    <w:p>
+      <w:pPr>
+        <w:jc w:val="both"/>
+      </w:pPr>
+      <w:r>
+        <w:t xml:space="preserve">Bila suhu dan kelembapan sama-sama berada di luar rentang, </w:t>
+      </w:r>
+      <w:r>
+        <w:rPr>
+          <w:rFonts w:ascii="Courier New" w:hAnsi="Courier New" w:eastAsia="Courier New"/>
+          <w:sz w:val="19"/>
+        </w:rPr>
+        <w:t>PANAS</w:t>
+      </w:r>
+      <w:r>
+        <w:t xml:space="preserve"> diprioritaskan karena dampaknya terhadap beban jantung lebih langsung. Deadband sebesar 1 °C dan 3 %RH diterapkan pada proses pelepasan flag, dengan konvensi yang sama seperti histeresis CO: flag baru kembali ke </w:t>
+      </w:r>
+      <w:r>
+        <w:rPr>
+          <w:rFonts w:ascii="Courier New" w:hAnsi="Courier New" w:eastAsia="Courier New"/>
+          <w:sz w:val="19"/>
+        </w:rPr>
+        <w:t>NORMAL</w:t>
+      </w:r>
+      <w:r>
+        <w:t xml:space="preserve"> setelah nilai melewati ambang dikurangi deadband.</w:t>
+      </w:r>
+    </w:p>
+    <w:p>
+      <w:pPr>
+        <w:jc w:val="both"/>
+      </w:pPr>
+      <w:r>
+        <w:t>Keputusan akhir diambil melalui matriks berikut:</w:t>
+      </w:r>
+    </w:p>
+    <w:tbl>
+      <w:tblPr>
+        <w:tblStyle w:val="TableGrid"/>
+        <w:tblW w:type="auto" w:w="0"/>
+        <w:jc w:val="center"/>
+        <w:tblLayout w:type="fixed"/>
+        <w:tblLook w:firstColumn="1" w:firstRow="1" w:lastColumn="0" w:lastRow="0" w:noHBand="0" w:noVBand="1" w:val="04A0"/>
+      </w:tblPr>
+      <w:tblGrid>
+        <w:gridCol w:w="1961"/>
+        <w:gridCol w:w="4413"/>
+        <w:gridCol w:w="2697"/>
+      </w:tblGrid>
+      <w:tr>
+        <w:trPr>
+          <w:cantSplit/>
+          <w:tblHeader w:val="true"/>
+        </w:trPr>
+        <w:tc>
+          <w:tcPr>
+            <w:tcW w:type="dxa" w:w="1961"/>
+            <w:shd w:val="clear" w:color="auto" w:fill="1A3C6E"/>
+          </w:tcPr>
+          <w:p>
+            <w:pPr>
+              <w:spacing w:after="20" w:before="20" w:line="240" w:lineRule="auto"/>
+            </w:pPr>
+            <w:r>
+              <w:rPr>
+                <w:color w:val="FFFFFF"/>
+              </w:rPr>
+            </w:r>
+            <w:r>
+              <w:rPr>
+                <w:b/>
+                <w:color w:val="FFFFFF"/>
+                <w:sz w:val="18"/>
+              </w:rPr>
+              <w:t>Level CO</w:t>
+            </w:r>
+          </w:p>
+        </w:tc>
+        <w:tc>
+          <w:tcPr>
+            <w:tcW w:type="dxa" w:w="4413"/>
+            <w:shd w:val="clear" w:color="auto" w:fill="1A3C6E"/>
+          </w:tcPr>
+          <w:p>
+            <w:pPr>
+              <w:spacing w:after="20" w:before="20" w:line="240" w:lineRule="auto"/>
+            </w:pPr>
+            <w:r>
+              <w:rPr>
+                <w:color w:val="FFFFFF"/>
+              </w:rPr>
+            </w:r>
+            <w:r>
+              <w:rPr>
+                <w:b/>
+                <w:color w:val="FFFFFF"/>
+                <w:sz w:val="18"/>
+              </w:rPr>
+              <w:t>Kondisi lingkungan</w:t>
+            </w:r>
+          </w:p>
+        </w:tc>
+        <w:tc>
+          <w:tcPr>
+            <w:tcW w:type="dxa" w:w="2697"/>
+            <w:shd w:val="clear" w:color="auto" w:fill="1A3C6E"/>
+          </w:tcPr>
+          <w:p>
+            <w:pPr>
+              <w:spacing w:after="20" w:before="20" w:line="240" w:lineRule="auto"/>
+            </w:pPr>
+            <w:r>
+              <w:rPr>
+                <w:color w:val="FFFFFF"/>
+              </w:rPr>
+            </w:r>
+            <w:r>
+              <w:rPr>
+                <w:b/>
+                <w:color w:val="FFFFFF"/>
+                <w:sz w:val="18"/>
+              </w:rPr>
+              <w:t>Level akhir</w:t>
+            </w:r>
+          </w:p>
+        </w:tc>
+      </w:tr>
+      <w:tr>
+        <w:trPr>
+          <w:cantSplit/>
+        </w:trPr>
+        <w:tc>
+          <w:tcPr>
+            <w:tcW w:type="dxa" w:w="1961"/>
+          </w:tcPr>
+          <w:p>
+            <w:pPr>
+              <w:spacing w:after="20" w:before="20" w:line="240" w:lineRule="auto"/>
+            </w:pPr>
+            <w:r/>
+            <w:r>
+              <w:rPr>
+                <w:sz w:val="18"/>
+              </w:rPr>
+              <w:t>AMAN</w:t>
+            </w:r>
+          </w:p>
+        </w:tc>
+        <w:tc>
+          <w:tcPr>
+            <w:tcW w:type="dxa" w:w="4413"/>
+          </w:tcPr>
+          <w:p>
+            <w:pPr>
+              <w:spacing w:after="20" w:before="20" w:line="240" w:lineRule="auto"/>
+            </w:pPr>
+            <w:r/>
+            <w:r>
+              <w:rPr>
+                <w:sz w:val="18"/>
+              </w:rPr>
+              <w:t>NORMAL</w:t>
+            </w:r>
+          </w:p>
+        </w:tc>
+        <w:tc>
+          <w:tcPr>
+            <w:tcW w:type="dxa" w:w="2697"/>
+          </w:tcPr>
+          <w:p>
+            <w:pPr>
+              <w:spacing w:after="20" w:before="20" w:line="240" w:lineRule="auto"/>
+            </w:pPr>
+            <w:r/>
+            <w:r>
+              <w:rPr>
+                <w:sz w:val="18"/>
+              </w:rPr>
+              <w:t>AMAN</w:t>
+            </w:r>
+          </w:p>
+        </w:tc>
+      </w:tr>
+      <w:tr>
+        <w:trPr>
+          <w:cantSplit/>
+        </w:trPr>
+        <w:tc>
+          <w:tcPr>
+            <w:tcW w:type="dxa" w:w="1961"/>
+            <w:shd w:val="clear" w:color="auto" w:fill="F4F6FA"/>
+          </w:tcPr>
+          <w:p>
+            <w:pPr>
+              <w:spacing w:after="20" w:before="20" w:line="240" w:lineRule="auto"/>
+            </w:pPr>
+            <w:r/>
+            <w:r>
+              <w:rPr>
+                <w:sz w:val="18"/>
+              </w:rPr>
+              <w:t>AMAN</w:t>
+            </w:r>
+          </w:p>
+        </w:tc>
+        <w:tc>
+          <w:tcPr>
+            <w:tcW w:type="dxa" w:w="4413"/>
+            <w:shd w:val="clear" w:color="auto" w:fill="F4F6FA"/>
+          </w:tcPr>
+          <w:p>
+            <w:pPr>
+              <w:spacing w:after="20" w:before="20" w:line="240" w:lineRule="auto"/>
+            </w:pPr>
+            <w:r/>
+            <w:r>
+              <w:rPr>
+                <w:sz w:val="18"/>
+              </w:rPr>
+              <w:t>ekstrem</w:t>
+            </w:r>
+          </w:p>
+        </w:tc>
+        <w:tc>
+          <w:tcPr>
+            <w:tcW w:type="dxa" w:w="2697"/>
+            <w:shd w:val="clear" w:color="auto" w:fill="F4F6FA"/>
+          </w:tcPr>
+          <w:p>
+            <w:pPr>
+              <w:spacing w:after="20" w:before="20" w:line="240" w:lineRule="auto"/>
+            </w:pPr>
+            <w:r/>
+            <w:r>
+              <w:rPr>
+                <w:sz w:val="18"/>
+              </w:rPr>
+              <w:t>WASPADA</w:t>
+            </w:r>
+          </w:p>
+        </w:tc>
+      </w:tr>
+      <w:tr>
+        <w:trPr>
+          <w:cantSplit/>
+        </w:trPr>
+        <w:tc>
+          <w:tcPr>
+            <w:tcW w:type="dxa" w:w="1961"/>
+          </w:tcPr>
+          <w:p>
+            <w:pPr>
+              <w:spacing w:after="20" w:before="20" w:line="240" w:lineRule="auto"/>
+            </w:pPr>
+            <w:r/>
+            <w:r>
+              <w:rPr>
+                <w:sz w:val="18"/>
+              </w:rPr>
+              <w:t>WASPADA</w:t>
+            </w:r>
+          </w:p>
+        </w:tc>
+        <w:tc>
+          <w:tcPr>
+            <w:tcW w:type="dxa" w:w="4413"/>
+          </w:tcPr>
+          <w:p>
+            <w:pPr>
+              <w:spacing w:after="20" w:before="20" w:line="240" w:lineRule="auto"/>
+            </w:pPr>
+            <w:r/>
+            <w:r>
+              <w:rPr>
+                <w:sz w:val="18"/>
+              </w:rPr>
+              <w:t>NORMAL</w:t>
+            </w:r>
+          </w:p>
+        </w:tc>
+        <w:tc>
+          <w:tcPr>
+            <w:tcW w:type="dxa" w:w="2697"/>
+          </w:tcPr>
+          <w:p>
+            <w:pPr>
+              <w:spacing w:after="20" w:before="20" w:line="240" w:lineRule="auto"/>
+            </w:pPr>
+            <w:r/>
+            <w:r>
+              <w:rPr>
+                <w:sz w:val="18"/>
+              </w:rPr>
+              <w:t>WASPADA</w:t>
+            </w:r>
+          </w:p>
+        </w:tc>
+      </w:tr>
+      <w:tr>
+        <w:trPr>
+          <w:cantSplit/>
+        </w:trPr>
+        <w:tc>
+          <w:tcPr>
+            <w:tcW w:type="dxa" w:w="1961"/>
+            <w:shd w:val="clear" w:color="auto" w:fill="F4F6FA"/>
+          </w:tcPr>
+          <w:p>
+            <w:pPr>
+              <w:spacing w:after="20" w:before="20" w:line="240" w:lineRule="auto"/>
+            </w:pPr>
+            <w:r/>
+            <w:r>
+              <w:rPr>
+                <w:sz w:val="18"/>
+              </w:rPr>
+              <w:t>WASPADA</w:t>
+            </w:r>
+          </w:p>
+        </w:tc>
+        <w:tc>
+          <w:tcPr>
+            <w:tcW w:type="dxa" w:w="4413"/>
+            <w:shd w:val="clear" w:color="auto" w:fill="F4F6FA"/>
+          </w:tcPr>
+          <w:p>
+            <w:pPr>
+              <w:spacing w:after="20" w:before="20" w:line="240" w:lineRule="auto"/>
+            </w:pPr>
+            <w:r/>
+            <w:r>
+              <w:rPr>
+                <w:sz w:val="18"/>
+              </w:rPr>
+              <w:t>ekstrem</w:t>
+            </w:r>
+          </w:p>
+        </w:tc>
+        <w:tc>
+          <w:tcPr>
+            <w:tcW w:type="dxa" w:w="2697"/>
+            <w:shd w:val="clear" w:color="auto" w:fill="F4F6FA"/>
+          </w:tcPr>
+          <w:p>
+            <w:pPr>
+              <w:spacing w:after="20" w:before="20" w:line="240" w:lineRule="auto"/>
+            </w:pPr>
+            <w:r/>
+            <w:r>
+              <w:rPr>
+                <w:sz w:val="18"/>
+              </w:rPr>
+              <w:t>BAHAYA</w:t>
+            </w:r>
+          </w:p>
+        </w:tc>
+      </w:tr>
+      <w:tr>
+        <w:trPr>
+          <w:cantSplit/>
+        </w:trPr>
+        <w:tc>
+          <w:tcPr>
+            <w:tcW w:type="dxa" w:w="1961"/>
+          </w:tcPr>
+          <w:p>
+            <w:pPr>
+              <w:spacing w:after="20" w:before="20" w:line="240" w:lineRule="auto"/>
+            </w:pPr>
+            <w:r/>
+            <w:r>
+              <w:rPr>
+                <w:sz w:val="18"/>
+              </w:rPr>
+              <w:t>BAHAYA</w:t>
+            </w:r>
+          </w:p>
+        </w:tc>
+        <w:tc>
+          <w:tcPr>
+            <w:tcW w:type="dxa" w:w="4413"/>
+          </w:tcPr>
+          <w:p>
+            <w:pPr>
+              <w:spacing w:after="20" w:before="20" w:line="240" w:lineRule="auto"/>
+            </w:pPr>
+            <w:r/>
+            <w:r>
+              <w:rPr>
+                <w:sz w:val="18"/>
+              </w:rPr>
+              <w:t>NORMAL</w:t>
+            </w:r>
+          </w:p>
+        </w:tc>
+        <w:tc>
+          <w:tcPr>
+            <w:tcW w:type="dxa" w:w="2697"/>
+          </w:tcPr>
+          <w:p>
+            <w:pPr>
+              <w:spacing w:after="20" w:before="20" w:line="240" w:lineRule="auto"/>
+            </w:pPr>
+            <w:r/>
+            <w:r>
+              <w:rPr>
+                <w:sz w:val="18"/>
+              </w:rPr>
+              <w:t>BAHAYA</w:t>
+            </w:r>
+          </w:p>
+        </w:tc>
+      </w:tr>
+      <w:tr>
+        <w:trPr>
+          <w:cantSplit/>
+        </w:trPr>
+        <w:tc>
+          <w:tcPr>
+            <w:tcW w:type="dxa" w:w="1961"/>
+            <w:shd w:val="clear" w:color="auto" w:fill="F4F6FA"/>
+          </w:tcPr>
+          <w:p>
+            <w:pPr>
+              <w:spacing w:after="20" w:before="20" w:line="240" w:lineRule="auto"/>
+            </w:pPr>
+            <w:r/>
+            <w:r>
+              <w:rPr>
+                <w:sz w:val="18"/>
+              </w:rPr>
+              <w:t>BAHAYA</w:t>
+            </w:r>
+          </w:p>
+        </w:tc>
+        <w:tc>
+          <w:tcPr>
+            <w:tcW w:type="dxa" w:w="4413"/>
+            <w:shd w:val="clear" w:color="auto" w:fill="F4F6FA"/>
+          </w:tcPr>
+          <w:p>
+            <w:pPr>
+              <w:spacing w:after="20" w:before="20" w:line="240" w:lineRule="auto"/>
+            </w:pPr>
+            <w:r/>
+            <w:r>
+              <w:rPr>
+                <w:sz w:val="18"/>
+              </w:rPr>
+              <w:t>ekstrem</w:t>
+            </w:r>
+          </w:p>
+        </w:tc>
+        <w:tc>
+          <w:tcPr>
+            <w:tcW w:type="dxa" w:w="2697"/>
+            <w:shd w:val="clear" w:color="auto" w:fill="F4F6FA"/>
+          </w:tcPr>
+          <w:p>
+            <w:pPr>
+              <w:spacing w:after="20" w:before="20" w:line="240" w:lineRule="auto"/>
+            </w:pPr>
+            <w:r/>
+            <w:r>
+              <w:rPr>
+                <w:sz w:val="18"/>
+              </w:rPr>
+              <w:t>KRITIS</w:t>
+            </w:r>
+          </w:p>
+        </w:tc>
+      </w:tr>
+      <w:tr>
+        <w:trPr>
+          <w:cantSplit/>
+        </w:trPr>
+        <w:tc>
+          <w:tcPr>
+            <w:tcW w:type="dxa" w:w="1961"/>
+          </w:tcPr>
+          <w:p>
+            <w:pPr>
+              <w:spacing w:after="20" w:before="20" w:line="240" w:lineRule="auto"/>
+            </w:pPr>
+            <w:r/>
+            <w:r>
+              <w:rPr>
+                <w:sz w:val="18"/>
+              </w:rPr>
+              <w:t>KRITIS</w:t>
+            </w:r>
+          </w:p>
+        </w:tc>
+        <w:tc>
+          <w:tcPr>
+            <w:tcW w:type="dxa" w:w="4413"/>
+          </w:tcPr>
+          <w:p>
+            <w:pPr>
+              <w:spacing w:after="20" w:before="20" w:line="240" w:lineRule="auto"/>
+            </w:pPr>
+            <w:r/>
+            <w:r>
+              <w:rPr>
+                <w:sz w:val="18"/>
+              </w:rPr>
+              <w:t>apa pun</w:t>
+            </w:r>
+          </w:p>
+        </w:tc>
+        <w:tc>
+          <w:tcPr>
+            <w:tcW w:type="dxa" w:w="2697"/>
+          </w:tcPr>
+          <w:p>
+            <w:pPr>
+              <w:spacing w:after="20" w:before="20" w:line="240" w:lineRule="auto"/>
+            </w:pPr>
+            <w:r/>
+            <w:r>
+              <w:rPr>
+                <w:sz w:val="18"/>
+              </w:rPr>
+              <w:t>KRITIS</w:t>
+            </w:r>
+          </w:p>
+        </w:tc>
+      </w:tr>
+    </w:tbl>
+    <w:p>
+      <w:pPr>
+        <w:spacing w:after="40" w:line="240" w:lineRule="auto"/>
+      </w:pPr>
+    </w:p>
+    <w:p>
+      <w:pPr>
+        <w:jc w:val="both"/>
+      </w:pPr>
+      <w:r>
+        <w:t xml:space="preserve">Eskalasi dibatasi </w:t>
+      </w:r>
+      <w:r>
+        <w:rPr>
+          <w:b/>
+        </w:rPr>
+        <w:t>satu tingkat</w:t>
+      </w:r>
+      <w:r>
+        <w:t xml:space="preserve"> per keputusan, dan kondisi lingkungan ekstrem sendirian tidak pernah menghasilkan BAHAYA atau KRITIS. Pembatasan ini disengaja agar sensor gas tetap menjadi sumber utama keputusan: suhu dan kelembapan hanya memperkuat penilaian, tidak menggantikannya. Konsekuensinya, kabin bersuhu 45 °C dengan udara bersih tetap menghasilkan WASPADA, bukan KRITIS.</w:t>
+      </w:r>
+    </w:p>
+    <w:p>
+      <w:pPr>
+        <w:jc w:val="both"/>
+      </w:pPr>
+      <w:r>
+        <w:t xml:space="preserve">Bila DHT22 gagal dibaca, flag dipaksa </w:t>
+      </w:r>
+      <w:r>
+        <w:rPr>
+          <w:rFonts w:ascii="Courier New" w:hAnsi="Courier New" w:eastAsia="Courier New"/>
+          <w:sz w:val="19"/>
+        </w:rPr>
+        <w:t>NORMAL</w:t>
+      </w:r>
+      <w:r>
+        <w:t xml:space="preserve"> dan eskalasi dilewati. Keputusan ini mencegah kegagalan sensor memicu peringatan palsu, sekaligus membuat sistem tetap berfungsi dengan level CO saja.</w:t>
+      </w:r>
+    </w:p>
+    <w:p>
+      <w:pPr>
+        <w:jc w:val="both"/>
+      </w:pPr>
+      <w:r>
+        <w:t xml:space="preserve">Pembacaan DHT22 dijadwalkan setiap 2.200 ms, yaitu laju maksimum yang diizinkan sensor (0,5 Hz). Nilai yang gagal dibaca tidak dipertahankan: variabel ditandai tidak valid sehingga antarmuka menampilkan tanda </w:t>
+      </w:r>
+      <w:r>
+        <w:rPr>
+          <w:rFonts w:ascii="Courier New" w:hAnsi="Courier New" w:eastAsia="Courier New"/>
+          <w:sz w:val="19"/>
+        </w:rPr>
+        <w:t>--</w:t>
+      </w:r>
+      <w:r>
+        <w:t>, bukan angka lama yang dapat disalahartikan sebagai pembacaan terkini. Sebelum WiFi diaktifkan, firmware menjalankan uji awal hingga tiga percobaan berjarak 2,2 detik dan mencetak status setiap percobaan, sehingga kegagalan wiring terlihat langsung pada Serial Monitor. Kegagalan berulang dilaporkan paling sering setiap lima detik agar keluaran Serial tetap terbaca.</w:t>
+      </w:r>
+    </w:p>
+    <w:p>
+      <w:pPr>
+        <w:jc w:val="both"/>
+      </w:pPr>
+      <w:r>
+        <w:t>Seluruh aturan pada bagian 8.3 dan 8.4 diverifikasi oleh uji unit otomatis (</w:t>
+      </w:r>
+      <w:r>
+        <w:rPr>
+          <w:rFonts w:ascii="Courier New" w:hAnsi="Courier New" w:eastAsia="Courier New"/>
+          <w:sz w:val="19"/>
+        </w:rPr>
+        <w:t>tools/test_logic.py</w:t>
+      </w:r>
+      <w:r>
+        <w:t xml:space="preserve">, 60 assertion) yang mengekstrak fungsi </w:t>
+      </w:r>
+      <w:r>
+        <w:rPr>
+          <w:rFonts w:ascii="Courier New" w:hAnsi="Courier New" w:eastAsia="Courier New"/>
+          <w:sz w:val="19"/>
+        </w:rPr>
+        <w:t>classify()</w:t>
+      </w:r>
+      <w:r>
+        <w:t xml:space="preserve">, </w:t>
+      </w:r>
+      <w:r>
+        <w:rPr>
+          <w:rFonts w:ascii="Courier New" w:hAnsi="Courier New" w:eastAsia="Courier New"/>
+          <w:sz w:val="19"/>
+        </w:rPr>
+        <w:t>envCheck()</w:t>
+      </w:r>
+      <w:r>
+        <w:t xml:space="preserve">, </w:t>
+      </w:r>
+      <w:r>
+        <w:rPr>
+          <w:rFonts w:ascii="Courier New" w:hAnsi="Courier New" w:eastAsia="Courier New"/>
+          <w:sz w:val="19"/>
+        </w:rPr>
+        <w:t>combineLevels()</w:t>
+      </w:r>
+      <w:r>
+        <w:t xml:space="preserve">, dan </w:t>
+      </w:r>
+      <w:r>
+        <w:rPr>
+          <w:rFonts w:ascii="Courier New" w:hAnsi="Courier New" w:eastAsia="Courier New"/>
+          <w:sz w:val="19"/>
+        </w:rPr>
+        <w:t>voltsToPpm()</w:t>
+      </w:r>
+      <w:r>
+        <w:t xml:space="preserve"> langsung dari sketch, mengompilasinya secara terpisah, lalu menguji ketiganya — termasuk matriks eskalasi, deadband, penanganan sensor gagal, dan kesesuaian konversi logaritmik dengan tiga titik pengukuran di simulator.</w:t>
+      </w:r>
+    </w:p>
+    <w:p>
+      <w:pPr>
+        <w:keepNext/>
+        <w:spacing w:before="200" w:after="120"/>
+      </w:pPr>
+      <w:r>
+        <w:rPr>
+          <w:rFonts w:ascii="Calibri" w:hAnsi="Calibri" w:eastAsia="Calibri"/>
+          <w:b/>
+          <w:color w:val="333333"/>
+          <w:sz w:val="24"/>
+        </w:rPr>
+        <w:t>8.5 Jalur Redundan</w:t>
+      </w:r>
+    </w:p>
+    <w:p>
+      <w:pPr>
+        <w:jc w:val="both"/>
+      </w:pPr>
+      <w:r>
+        <w:t xml:space="preserve">Keluaran digital MQ-2 (DOUT) dibaca sebagai penguat keputusan dari komparator perangkat keras. Level dinaikkan minimal ke BAHAYA hanya bila </w:t>
+      </w:r>
+      <w:r>
+        <w:rPr>
+          <w:b/>
+        </w:rPr>
+        <w:t>dua</w:t>
+      </w:r>
+      <w:r>
+        <w:t xml:space="preserve"> syarat terpenuhi: tegangan AOUT sudah melewati ambang komparator (</w:t>
+      </w:r>
+      <w:r>
+        <w:rPr>
+          <w:rFonts w:ascii="Courier New" w:hAnsi="Courier New" w:eastAsia="Courier New"/>
+          <w:sz w:val="19"/>
+        </w:rPr>
+        <w:t>DOUT_THRESHOLD_V</w:t>
+      </w:r>
+      <w:r>
+        <w:t xml:space="preserve"> = 4,0 V) </w:t>
+      </w:r>
+      <w:r>
+        <w:rPr>
+          <w:b/>
+        </w:rPr>
+        <w:t>dan</w:t>
+      </w:r>
+      <w:r>
+        <w:t xml:space="preserve"> perhitungan analog sudah mencapai ambang WASPADA. Syarat pertama penting karena pin DOUT yang mengambang — misalnya akibat kabel lepas — akan terbaca LOW; tanpa pemeriksaan tegangan, kondisi itu dapat memicu BAHAYA palsu. Dengan cara ini sistem memiliki dua jalur deteksi independen tanpa mengorbankan keandalan pembacaan analog.</w:t>
+      </w:r>
+    </w:p>
+    <w:p>
+      <w:pPr>
+        <w:jc w:val="both"/>
+      </w:pPr>
+      <w:r>
         <w:t xml:space="preserve">Pada simulasi Wokwi, atribut </w:t>
       </w:r>
       <w:r>
         <w:rPr>
-          <w:rFonts w:ascii="Consolas" w:hAnsi="Consolas" w:eastAsia="Consolas"/>
+          <w:rFonts w:ascii="Courier New" w:hAnsi="Courier New" w:eastAsia="Courier New"/>
           <w:sz w:val="19"/>
         </w:rPr>
         <w:t>threshold</w:t>
@@ -4181,6 +5166,432 @@
       </w:r>
       <w:r>
         <w:t xml:space="preserve"> sehingga komparator baru akan aktif di atas kisaran pengujian (≤ 570 ppm). Dengan begitu seluruh perubahan level selama demo benar-benar berasal dari perhitungan analog, dan jalur DOUT berfungsi sebagai lapisan pengaman tambahan yang siap diaktifkan pada perangkat fisik (potensiometer disetel agar DOUT aktif pada kadar sekitar 200 ppm).</w:t>
+      </w:r>
+    </w:p>
+    <w:p>
+      <w:pPr>
+        <w:keepNext/>
+        <w:spacing w:before="200" w:after="120"/>
+      </w:pPr>
+      <w:r>
+        <w:rPr>
+          <w:rFonts w:ascii="Calibri" w:hAnsi="Calibri" w:eastAsia="Calibri"/>
+          <w:b/>
+          <w:color w:val="333333"/>
+          <w:sz w:val="24"/>
+        </w:rPr>
+        <w:t>8.6 Tampilan OLED</w:t>
+      </w:r>
+    </w:p>
+    <w:p>
+      <w:pPr>
+        <w:jc w:val="both"/>
+      </w:pPr>
+      <w:r>
+        <w:t>Karena OLED menjadi satu-satunya indikator visual, tata letaknya dirancang seperti panel instrumen agar status dapat dibaca dalam sekali pandang:</w:t>
+      </w:r>
+    </w:p>
+    <w:tbl>
+      <w:tblPr>
+        <w:tblStyle w:val="TableGrid"/>
+        <w:tblW w:type="auto" w:w="0"/>
+        <w:jc w:val="center"/>
+        <w:tblLayout w:type="fixed"/>
+        <w:tblLook w:firstColumn="1" w:firstRow="1" w:lastColumn="0" w:lastRow="0" w:noHBand="0" w:noVBand="1" w:val="04A0"/>
+      </w:tblPr>
+      <w:tblGrid>
+        <w:gridCol w:w="822"/>
+        <w:gridCol w:w="8249"/>
+      </w:tblGrid>
+      <w:tr>
+        <w:trPr>
+          <w:cantSplit/>
+          <w:tblHeader w:val="true"/>
+        </w:trPr>
+        <w:tc>
+          <w:tcPr>
+            <w:tcW w:type="dxa" w:w="822"/>
+            <w:shd w:val="clear" w:color="auto" w:fill="1A3C6E"/>
+          </w:tcPr>
+          <w:p>
+            <w:pPr>
+              <w:spacing w:after="20" w:before="20" w:line="240" w:lineRule="auto"/>
+            </w:pPr>
+            <w:r>
+              <w:rPr>
+                <w:color w:val="FFFFFF"/>
+              </w:rPr>
+            </w:r>
+            <w:r>
+              <w:rPr>
+                <w:b/>
+                <w:color w:val="FFFFFF"/>
+                <w:sz w:val="18"/>
+              </w:rPr>
+              <w:t>Baris (px)</w:t>
+            </w:r>
+          </w:p>
+        </w:tc>
+        <w:tc>
+          <w:tcPr>
+            <w:tcW w:type="dxa" w:w="8249"/>
+            <w:shd w:val="clear" w:color="auto" w:fill="1A3C6E"/>
+          </w:tcPr>
+          <w:p>
+            <w:pPr>
+              <w:spacing w:after="20" w:before="20" w:line="240" w:lineRule="auto"/>
+            </w:pPr>
+            <w:r>
+              <w:rPr>
+                <w:color w:val="FFFFFF"/>
+              </w:rPr>
+            </w:r>
+            <w:r>
+              <w:rPr>
+                <w:b/>
+                <w:color w:val="FFFFFF"/>
+                <w:sz w:val="18"/>
+              </w:rPr>
+              <w:t>Isi</w:t>
+            </w:r>
+          </w:p>
+        </w:tc>
+      </w:tr>
+      <w:tr>
+        <w:trPr>
+          <w:cantSplit/>
+        </w:trPr>
+        <w:tc>
+          <w:tcPr>
+            <w:tcW w:type="dxa" w:w="822"/>
+          </w:tcPr>
+          <w:p>
+            <w:pPr>
+              <w:spacing w:after="20" w:before="20" w:line="240" w:lineRule="auto"/>
+            </w:pPr>
+            <w:r/>
+            <w:r>
+              <w:rPr>
+                <w:sz w:val="18"/>
+              </w:rPr>
+              <w:t>0–7</w:t>
+            </w:r>
+          </w:p>
+        </w:tc>
+        <w:tc>
+          <w:tcPr>
+            <w:tcW w:type="dxa" w:w="8249"/>
+          </w:tcPr>
+          <w:p>
+            <w:pPr>
+              <w:spacing w:after="20" w:before="20" w:line="240" w:lineRule="auto"/>
+            </w:pPr>
+            <w:r/>
+            <w:r>
+              <w:rPr>
+                <w:sz w:val="18"/>
+              </w:rPr>
+              <w:t xml:space="preserve">Judul </w:t>
+            </w:r>
+            <w:r>
+              <w:rPr>
+                <w:rFonts w:ascii="Courier New" w:hAnsi="Courier New" w:eastAsia="Courier New"/>
+                <w:sz w:val="16"/>
+              </w:rPr>
+              <w:t>CO-Zero</w:t>
+            </w:r>
+            <w:r>
+              <w:rPr>
+                <w:sz w:val="18"/>
+              </w:rPr>
+              <w:t xml:space="preserve"> dan status </w:t>
+            </w:r>
+            <w:r>
+              <w:rPr>
+                <w:rFonts w:ascii="Courier New" w:hAnsi="Courier New" w:eastAsia="Courier New"/>
+                <w:sz w:val="16"/>
+              </w:rPr>
+              <w:t>W:OK M:OK</w:t>
+            </w:r>
+            <w:r>
+              <w:rPr>
+                <w:sz w:val="18"/>
+              </w:rPr>
+              <w:t xml:space="preserve"> (WiFi / MQTT)</w:t>
+            </w:r>
+          </w:p>
+        </w:tc>
+      </w:tr>
+      <w:tr>
+        <w:trPr>
+          <w:cantSplit/>
+        </w:trPr>
+        <w:tc>
+          <w:tcPr>
+            <w:tcW w:type="dxa" w:w="822"/>
+            <w:shd w:val="clear" w:color="auto" w:fill="F4F6FA"/>
+          </w:tcPr>
+          <w:p>
+            <w:pPr>
+              <w:spacing w:after="20" w:before="20" w:line="240" w:lineRule="auto"/>
+            </w:pPr>
+            <w:r/>
+            <w:r>
+              <w:rPr>
+                <w:sz w:val="18"/>
+              </w:rPr>
+              <w:t>8–27</w:t>
+            </w:r>
+          </w:p>
+        </w:tc>
+        <w:tc>
+          <w:tcPr>
+            <w:tcW w:type="dxa" w:w="8249"/>
+            <w:shd w:val="clear" w:color="auto" w:fill="F4F6FA"/>
+          </w:tcPr>
+          <w:p>
+            <w:pPr>
+              <w:spacing w:after="20" w:before="20" w:line="240" w:lineRule="auto"/>
+            </w:pPr>
+            <w:r/>
+            <w:r>
+              <w:rPr>
+                <w:sz w:val="18"/>
+              </w:rPr>
+              <w:t xml:space="preserve">Pita status: </w:t>
+            </w:r>
+            <w:r>
+              <w:rPr>
+                <w:rFonts w:ascii="Courier New" w:hAnsi="Courier New" w:eastAsia="Courier New"/>
+                <w:sz w:val="16"/>
+              </w:rPr>
+              <w:t>AMAN</w:t>
+            </w:r>
+            <w:r>
+              <w:rPr>
+                <w:sz w:val="18"/>
+              </w:rPr>
+              <w:t xml:space="preserve">, </w:t>
+            </w:r>
+            <w:r>
+              <w:rPr>
+                <w:rFonts w:ascii="Courier New" w:hAnsi="Courier New" w:eastAsia="Courier New"/>
+                <w:sz w:val="16"/>
+              </w:rPr>
+              <w:t>WASPADA</w:t>
+            </w:r>
+            <w:r>
+              <w:rPr>
+                <w:sz w:val="18"/>
+              </w:rPr>
+              <w:t xml:space="preserve">, </w:t>
+            </w:r>
+            <w:r>
+              <w:rPr>
+                <w:rFonts w:ascii="Courier New" w:hAnsi="Courier New" w:eastAsia="Courier New"/>
+                <w:sz w:val="16"/>
+              </w:rPr>
+              <w:t>BAHAYA</w:t>
+            </w:r>
+            <w:r>
+              <w:rPr>
+                <w:sz w:val="18"/>
+              </w:rPr>
+              <w:t xml:space="preserve">, </w:t>
+            </w:r>
+            <w:r>
+              <w:rPr>
+                <w:rFonts w:ascii="Courier New" w:hAnsi="Courier New" w:eastAsia="Courier New"/>
+                <w:sz w:val="16"/>
+              </w:rPr>
+              <w:t>KRITIS</w:t>
+            </w:r>
+            <w:r>
+              <w:rPr>
+                <w:sz w:val="18"/>
+              </w:rPr>
+              <w:t xml:space="preserve"> ukuran 2× (12×16 px). Pada BAHAYA dan KRITIS pita dibalik (teks hitam di atas latar putih) sehingga perubahan status terlihat tanpa harus membaca huruf</w:t>
+            </w:r>
+          </w:p>
+        </w:tc>
+      </w:tr>
+      <w:tr>
+        <w:trPr>
+          <w:cantSplit/>
+        </w:trPr>
+        <w:tc>
+          <w:tcPr>
+            <w:tcW w:type="dxa" w:w="822"/>
+          </w:tcPr>
+          <w:p>
+            <w:pPr>
+              <w:spacing w:after="20" w:before="20" w:line="240" w:lineRule="auto"/>
+            </w:pPr>
+            <w:r/>
+            <w:r>
+              <w:rPr>
+                <w:sz w:val="18"/>
+              </w:rPr>
+              <w:t>29–37</w:t>
+            </w:r>
+          </w:p>
+        </w:tc>
+        <w:tc>
+          <w:tcPr>
+            <w:tcW w:type="dxa" w:w="8249"/>
+          </w:tcPr>
+          <w:p>
+            <w:pPr>
+              <w:spacing w:after="20" w:before="20" w:line="240" w:lineRule="auto"/>
+            </w:pPr>
+            <w:r/>
+            <w:r>
+              <w:rPr>
+                <w:sz w:val="18"/>
+              </w:rPr>
+              <w:t>Nilai CO dalam ppm, hasil moving average</w:t>
+            </w:r>
+          </w:p>
+        </w:tc>
+      </w:tr>
+      <w:tr>
+        <w:trPr>
+          <w:cantSplit/>
+        </w:trPr>
+        <w:tc>
+          <w:tcPr>
+            <w:tcW w:type="dxa" w:w="822"/>
+            <w:shd w:val="clear" w:color="auto" w:fill="F4F6FA"/>
+          </w:tcPr>
+          <w:p>
+            <w:pPr>
+              <w:spacing w:after="20" w:before="20" w:line="240" w:lineRule="auto"/>
+            </w:pPr>
+            <w:r/>
+            <w:r>
+              <w:rPr>
+                <w:sz w:val="18"/>
+              </w:rPr>
+              <w:t>40–47</w:t>
+            </w:r>
+          </w:p>
+        </w:tc>
+        <w:tc>
+          <w:tcPr>
+            <w:tcW w:type="dxa" w:w="8249"/>
+            <w:shd w:val="clear" w:color="auto" w:fill="F4F6FA"/>
+          </w:tcPr>
+          <w:p>
+            <w:pPr>
+              <w:spacing w:after="20" w:before="20" w:line="240" w:lineRule="auto"/>
+            </w:pPr>
+            <w:r/>
+            <w:r>
+              <w:rPr>
+                <w:sz w:val="18"/>
+              </w:rPr>
+              <w:t>Bar skala 0–115 ppm; panjang bar sebanding dengan kadar CO dan penuh saat KRITIS</w:t>
+            </w:r>
+          </w:p>
+        </w:tc>
+      </w:tr>
+      <w:tr>
+        <w:trPr>
+          <w:cantSplit/>
+        </w:trPr>
+        <w:tc>
+          <w:tcPr>
+            <w:tcW w:type="dxa" w:w="822"/>
+          </w:tcPr>
+          <w:p>
+            <w:pPr>
+              <w:spacing w:after="20" w:before="20" w:line="240" w:lineRule="auto"/>
+            </w:pPr>
+            <w:r/>
+            <w:r>
+              <w:rPr>
+                <w:sz w:val="18"/>
+              </w:rPr>
+              <w:t>50–58</w:t>
+            </w:r>
+          </w:p>
+        </w:tc>
+        <w:tc>
+          <w:tcPr>
+            <w:tcW w:type="dxa" w:w="8249"/>
+          </w:tcPr>
+          <w:p>
+            <w:pPr>
+              <w:spacing w:after="20" w:before="20" w:line="240" w:lineRule="auto"/>
+            </w:pPr>
+            <w:r/>
+            <w:r>
+              <w:rPr>
+                <w:sz w:val="18"/>
+              </w:rPr>
+              <w:t>Suhu dan kelembapan relatif dari DHT22, ditambah flag lingkungan rata kanan (</w:t>
+            </w:r>
+            <w:r>
+              <w:rPr>
+                <w:rFonts w:ascii="Courier New" w:hAnsi="Courier New" w:eastAsia="Courier New"/>
+                <w:sz w:val="16"/>
+              </w:rPr>
+              <w:t>PANAS</w:t>
+            </w:r>
+            <w:r>
+              <w:rPr>
+                <w:sz w:val="18"/>
+              </w:rPr>
+              <w:t xml:space="preserve">, </w:t>
+            </w:r>
+            <w:r>
+              <w:rPr>
+                <w:rFonts w:ascii="Courier New" w:hAnsi="Courier New" w:eastAsia="Courier New"/>
+                <w:sz w:val="16"/>
+              </w:rPr>
+              <w:t>LEMBAB</w:t>
+            </w:r>
+            <w:r>
+              <w:rPr>
+                <w:sz w:val="18"/>
+              </w:rPr>
+              <w:t xml:space="preserve">, </w:t>
+            </w:r>
+            <w:r>
+              <w:rPr>
+                <w:rFonts w:ascii="Courier New" w:hAnsi="Courier New" w:eastAsia="Courier New"/>
+                <w:sz w:val="16"/>
+              </w:rPr>
+              <w:t>KERING</w:t>
+            </w:r>
+            <w:r>
+              <w:rPr>
+                <w:sz w:val="18"/>
+              </w:rPr>
+              <w:t xml:space="preserve">). Bila sensor gagal dibaca, nilainya menjadi </w:t>
+            </w:r>
+            <w:r>
+              <w:rPr>
+                <w:rFonts w:ascii="Courier New" w:hAnsi="Courier New" w:eastAsia="Courier New"/>
+                <w:sz w:val="16"/>
+              </w:rPr>
+              <w:t>--.-C --%RH NO DHT</w:t>
+            </w:r>
+          </w:p>
+        </w:tc>
+      </w:tr>
+    </w:tbl>
+    <w:p>
+      <w:pPr>
+        <w:spacing w:after="40" w:line="240" w:lineRule="auto"/>
+      </w:pPr>
+    </w:p>
+    <w:p>
+      <w:pPr>
+        <w:jc w:val="both"/>
+      </w:pPr>
+      <w:r>
+        <w:t>Baris terakhir menampilkan flag lingkungan agar kenaikan level yang berasal dari kondisi kabin dapat dibedakan dari kenaikan yang berasal dari kadar CO. Pembalikan warna pita dipilih karena lebih mudah ditangkap mata tepi dibandingkan perubahan teks biasa, dan tetap terbaca pada layar 0,96 inci. Perilaku ini diuji pada TC-01 sampai TC-04 serta TC-09 dan TC-10.</w:t>
       </w:r>
     </w:p>
     <w:p>
@@ -4232,17 +5643,18 @@
     <w:p>
       <w:pPr>
         <w:spacing w:before="80" w:after="160" w:line="240" w:lineRule="auto"/>
-        <w:ind w:left="227"/>
+        <w:ind w:left="113"/>
+        <w:jc w:val="left"/>
         <w:shd w:val="clear" w:color="auto" w:fill="F2F4F7"/>
       </w:pPr>
       <w:r>
         <w:rPr>
-          <w:rFonts w:ascii="Consolas" w:hAnsi="Consolas" w:eastAsia="Consolas"/>
-          <w:sz w:val="17"/>
+          <w:rFonts w:ascii="Courier New" w:hAnsi="Courier New" w:cs="Courier New" w:eastAsia="Courier New"/>
+          <w:sz w:val="16"/>
         </w:rPr>
-        <w:t>[  3210 ms] CO=   0.4 ppm (raw=   2 Vout=0.00V dout=1) | 29.0C 61% | AMAN</w:t>
+        <w:t>[  3210 ms] CO=  0.10 i=  0.10 raw= 843 V=0.679 d=1 | 29.0C 61.0%RH NORMAL | AMAN-&gt;AMAN</w:t>
         <w:br/>
-        <w:t>[  5210 ms] CO=  24.8 ppm (raw= 103 Vout=0.08V dout=1) | 29.1C 61% | WASPADA</w:t>
+        <w:t>[  5210 ms] CO= 24.80 i= 24.10 raw=2795 V=2.252 d=1 | 41.2C 62.0%RH PANAS  | WASPADA-&gt;BAHAYA</w:t>
       </w:r>
     </w:p>
     <w:p>
@@ -4250,11 +5662,91 @@
         <w:jc w:val="both"/>
       </w:pPr>
       <w:r>
-        <w:t>Setiap baris memuat waktu, nilai ppm hasil pengolahan, nilai ADC mentah, tegangan sensor, status DOUT, suhu, kelembapan, dan level. Nilai mentah inilah yang dipakai pada prosedur kalibrasi dua titik (</w:t>
+        <w:t>Setiap baris memuat waktu, nilai ppm hasil pengolahan (</w:t>
       </w:r>
       <w:r>
         <w:rPr>
-          <w:rFonts w:ascii="Consolas" w:hAnsi="Consolas" w:eastAsia="Consolas"/>
+          <w:rFonts w:ascii="Courier New" w:hAnsi="Courier New" w:eastAsia="Courier New"/>
+          <w:sz w:val="19"/>
+        </w:rPr>
+        <w:t>CO</w:t>
+      </w:r>
+      <w:r>
+        <w:t>), nilai ppm sesaat sebelum dirata-rata (</w:t>
+      </w:r>
+      <w:r>
+        <w:rPr>
+          <w:rFonts w:ascii="Courier New" w:hAnsi="Courier New" w:eastAsia="Courier New"/>
+          <w:sz w:val="19"/>
+        </w:rPr>
+        <w:t>i</w:t>
+      </w:r>
+      <w:r>
+        <w:t>), nilai ADC mentah (</w:t>
+      </w:r>
+      <w:r>
+        <w:rPr>
+          <w:rFonts w:ascii="Courier New" w:hAnsi="Courier New" w:eastAsia="Courier New"/>
+          <w:sz w:val="19"/>
+        </w:rPr>
+        <w:t>raw</w:t>
+      </w:r>
+      <w:r>
+        <w:t>), tegangan sensor (</w:t>
+      </w:r>
+      <w:r>
+        <w:rPr>
+          <w:rFonts w:ascii="Courier New" w:hAnsi="Courier New" w:eastAsia="Courier New"/>
+          <w:sz w:val="19"/>
+        </w:rPr>
+        <w:t>V</w:t>
+      </w:r>
+      <w:r>
+        <w:t>), status DOUT (</w:t>
+      </w:r>
+      <w:r>
+        <w:rPr>
+          <w:rFonts w:ascii="Courier New" w:hAnsi="Courier New" w:eastAsia="Courier New"/>
+          <w:sz w:val="19"/>
+        </w:rPr>
+        <w:t>d</w:t>
+      </w:r>
+      <w:r>
+        <w:t xml:space="preserve">), suhu, kelembapan, flag lingkungan, serta dua level: level CO dari sensor gas dan teks setelah </w:t>
+      </w:r>
+      <w:r>
+        <w:rPr>
+          <w:rFonts w:ascii="Courier New" w:hAnsi="Courier New" w:eastAsia="Courier New"/>
+          <w:sz w:val="19"/>
+        </w:rPr>
+        <w:t>-&gt;</w:t>
+      </w:r>
+      <w:r>
+        <w:t xml:space="preserve"> sebagai level akhir. Nilai </w:t>
+      </w:r>
+      <w:r>
+        <w:rPr>
+          <w:rFonts w:ascii="Courier New" w:hAnsi="Courier New" w:eastAsia="Courier New"/>
+          <w:sz w:val="19"/>
+        </w:rPr>
+        <w:t>raw</w:t>
+      </w:r>
+      <w:r>
+        <w:t xml:space="preserve"> dan </w:t>
+      </w:r>
+      <w:r>
+        <w:rPr>
+          <w:rFonts w:ascii="Courier New" w:hAnsi="Courier New" w:eastAsia="Courier New"/>
+          <w:sz w:val="19"/>
+        </w:rPr>
+        <w:t>V</w:t>
+      </w:r>
+      <w:r>
+        <w:t xml:space="preserve"> inilah yang dipakai pada prosedur kalibrasi dua titik (</w:t>
+      </w:r>
+      <w:r>
+        <w:rPr>
+          <w:rFonts w:ascii="Courier New" w:hAnsi="Courier New" w:eastAsia="Courier New"/>
           <w:sz w:val="19"/>
         </w:rPr>
         <w:t>c1</w:t>
@@ -4264,13 +5756,60 @@
       </w:r>
       <w:r>
         <w:rPr>
-          <w:rFonts w:ascii="Consolas" w:hAnsi="Consolas" w:eastAsia="Consolas"/>
+          <w:rFonts w:ascii="Courier New" w:hAnsi="Courier New" w:eastAsia="Courier New"/>
           <w:sz w:val="19"/>
         </w:rPr>
         <w:t>c2</w:t>
       </w:r>
       <w:r>
         <w:t>) sebagaimana dijelaskan pada bagian 8.2.</w:t>
+      </w:r>
+    </w:p>
+    <w:p>
+      <w:pPr>
+        <w:jc w:val="both"/>
+      </w:pPr>
+      <w:r>
+        <w:t xml:space="preserve">Perintah </w:t>
+      </w:r>
+      <w:r>
+        <w:rPr>
+          <w:rFonts w:ascii="Courier New" w:hAnsi="Courier New" w:eastAsia="Courier New"/>
+          <w:sz w:val="19"/>
+        </w:rPr>
+        <w:t>dht</w:t>
+      </w:r>
+      <w:r>
+        <w:t xml:space="preserve"> menampilkan ringkasan kondisi iklim mikro beserta alasan keputusan, sehingga kegagalan sensor dapat dibedakan dari nilai yang memang berada di luar ambang:</w:t>
+      </w:r>
+    </w:p>
+    <w:p>
+      <w:pPr>
+        <w:spacing w:before="80" w:after="160" w:line="240" w:lineRule="auto"/>
+        <w:ind w:left="113"/>
+        <w:jc w:val="left"/>
+        <w:shd w:val="clear" w:color="auto" w:fill="F2F4F7"/>
+      </w:pPr>
+      <w:r>
+        <w:rPr>
+          <w:rFonts w:ascii="Courier New" w:hAnsi="Courier New" w:cs="Courier New" w:eastAsia="Courier New"/>
+          <w:sz w:val="16"/>
+        </w:rPr>
+        <w:t>---- Status iklim mikro ----</w:t>
+        <w:br/>
+        <w:t xml:space="preserve">  DHT22      : terbaca</w:t>
+        <w:br/>
+        <w:t xml:space="preserve">  Suhu       : 41.2 C  (ambang panas &gt;= 40.0 C)</w:t>
+        <w:br/>
+        <w:t xml:space="preserve">  Kelembapan : 62.0 %RH (lembab &gt;= 75, kering &lt;= 20)</w:t>
+        <w:br/>
+        <w:t xml:space="preserve">  Umur data  : 1204 ms sejak pembacaan valid terakhir</w:t>
+        <w:br/>
+        <w:t xml:space="preserve">  Flag       : PANAS</w:t>
+        <w:br/>
+        <w:t xml:space="preserve">  Level CO   : WASPADA</w:t>
+        <w:br/>
+        <w:t xml:space="preserve">  Level akhir: BAHAYA</w:t>
       </w:r>
     </w:p>
     <w:p>
@@ -4419,7 +5958,7 @@
             <w:r/>
             <w:r>
               <w:rPr>
-                <w:rFonts w:ascii="Consolas" w:hAnsi="Consolas" w:eastAsia="Consolas"/>
+                <w:rFonts w:ascii="Courier New" w:hAnsi="Courier New" w:eastAsia="Courier New"/>
                 <w:sz w:val="16"/>
               </w:rPr>
               <w:t>cozero/team/telemetry</w:t>
@@ -4494,7 +6033,7 @@
             <w:r/>
             <w:r>
               <w:rPr>
-                <w:rFonts w:ascii="Consolas" w:hAnsi="Consolas" w:eastAsia="Consolas"/>
+                <w:rFonts w:ascii="Courier New" w:hAnsi="Courier New" w:eastAsia="Courier New"/>
                 <w:sz w:val="16"/>
               </w:rPr>
               <w:t>cozero/team/alert</w:t>
@@ -4571,7 +6110,7 @@
             <w:r/>
             <w:r>
               <w:rPr>
-                <w:rFonts w:ascii="Consolas" w:hAnsi="Consolas" w:eastAsia="Consolas"/>
+                <w:rFonts w:ascii="Courier New" w:hAnsi="Courier New" w:eastAsia="Courier New"/>
                 <w:sz w:val="16"/>
               </w:rPr>
               <w:t>cozero/team/status</w:t>
@@ -4623,7 +6162,7 @@
             <w:r/>
             <w:r>
               <w:rPr>
-                <w:rFonts w:ascii="Consolas" w:hAnsi="Consolas" w:eastAsia="Consolas"/>
+                <w:rFonts w:ascii="Courier New" w:hAnsi="Courier New" w:eastAsia="Courier New"/>
                 <w:sz w:val="16"/>
               </w:rPr>
               <w:t>online</w:t>
@@ -4636,7 +6175,7 @@
             </w:r>
             <w:r>
               <w:rPr>
-                <w:rFonts w:ascii="Consolas" w:hAnsi="Consolas" w:eastAsia="Consolas"/>
+                <w:rFonts w:ascii="Courier New" w:hAnsi="Courier New" w:eastAsia="Courier New"/>
                 <w:sz w:val="16"/>
               </w:rPr>
               <w:t>offline</w:t>
@@ -4674,7 +6213,7 @@
       </w:r>
       <w:r>
         <w:rPr>
-          <w:rFonts w:ascii="Consolas" w:hAnsi="Consolas" w:eastAsia="Consolas"/>
+          <w:rFonts w:ascii="Courier New" w:hAnsi="Courier New" w:eastAsia="Courier New"/>
           <w:sz w:val="19"/>
         </w:rPr>
         <w:t>offline</w:t>
@@ -4701,33 +6240,171 @@
     <w:p>
       <w:pPr>
         <w:spacing w:before="80" w:after="160" w:line="240" w:lineRule="auto"/>
-        <w:ind w:left="227"/>
+        <w:ind w:left="113"/>
+        <w:jc w:val="left"/>
         <w:shd w:val="clear" w:color="auto" w:fill="F2F4F7"/>
       </w:pPr>
       <w:r>
         <w:rPr>
-          <w:rFonts w:ascii="Consolas" w:hAnsi="Consolas" w:eastAsia="Consolas"/>
-          <w:sz w:val="17"/>
+          <w:rFonts w:ascii="Courier New" w:hAnsi="Courier New" w:cs="Courier New" w:eastAsia="Courier New"/>
+          <w:sz w:val="16"/>
         </w:rPr>
         <w:t>{</w:t>
         <w:br/>
         <w:t xml:space="preserve">  "device_id": "COZERO-01",</w:t>
         <w:br/>
-        <w:t xml:space="preserve">  "co_ppm": 18.5,</w:t>
+        <w:t xml:space="preserve">  "co_ppm": 25.40,</w:t>
         <w:br/>
-        <w:t xml:space="preserve">  "temp_c": 29.4,</w:t>
+        <w:t xml:space="preserve">  "temp_c": 41.2,</w:t>
         <w:br/>
-        <w:t xml:space="preserve">  "rh": 61.2,</w:t>
+        <w:t xml:space="preserve">  "rh": 62.0,</w:t>
         <w:br/>
-        <w:t xml:space="preserve">  "level": "AMAN",</w:t>
+        <w:t xml:space="preserve">  "dht_ok": true,</w:t>
         <w:br/>
-        <w:t xml:space="preserve">  "level_code": 0,</w:t>
+        <w:t xml:space="preserve">  "level": "BAHAYA",</w:t>
         <w:br/>
-        <w:t xml:space="preserve">  "raw": 77,</w:t>
+        <w:t xml:space="preserve">  "level_code": 2,</w:t>
         <w:br/>
-        <w:t xml:space="preserve">  "volt": 0.06,</w:t>
+        <w:t xml:space="preserve">  "co_level": "WASPADA",</w:t>
+        <w:br/>
+        <w:t xml:space="preserve">  "env": "PANAS",</w:t>
+        <w:br/>
+        <w:t xml:space="preserve">  "env_extreme": true,</w:t>
+        <w:br/>
+        <w:t xml:space="preserve">  "raw": 2795,</w:t>
+        <w:br/>
+        <w:t xml:space="preserve">  "volt": 2.252,</w:t>
         <w:br/>
         <w:t xml:space="preserve">  "dout": 1,</w:t>
+        <w:br/>
+        <w:t xml:space="preserve">  "uptime_s": 42</w:t>
+        <w:br/>
+        <w:t>}</w:t>
+      </w:r>
+    </w:p>
+    <w:p>
+      <w:pPr>
+        <w:jc w:val="both"/>
+      </w:pPr>
+      <w:r>
+        <w:t xml:space="preserve">Payload memisahkan </w:t>
+      </w:r>
+      <w:r>
+        <w:rPr>
+          <w:rFonts w:ascii="Courier New" w:hAnsi="Courier New" w:eastAsia="Courier New"/>
+          <w:sz w:val="19"/>
+        </w:rPr>
+        <w:t>co_level</w:t>
+      </w:r>
+      <w:r>
+        <w:t xml:space="preserve"> dan </w:t>
+      </w:r>
+      <w:r>
+        <w:rPr>
+          <w:rFonts w:ascii="Courier New" w:hAnsi="Courier New" w:eastAsia="Courier New"/>
+          <w:sz w:val="19"/>
+        </w:rPr>
+        <w:t>env</w:t>
+      </w:r>
+      <w:r>
+        <w:t xml:space="preserve"> agar penerima dapat menelusuri asal keputusan. Pada contoh tersebut kadar CO 25,4 ppm hanya menghasilkan WASPADA, tetapi suhu 41,2 °C mengeskalasi level akhir menjadi BAHAYA. Field </w:t>
+      </w:r>
+      <w:r>
+        <w:rPr>
+          <w:rFonts w:ascii="Courier New" w:hAnsi="Courier New" w:eastAsia="Courier New"/>
+          <w:sz w:val="19"/>
+        </w:rPr>
+        <w:t>dht_ok</w:t>
+      </w:r>
+      <w:r>
+        <w:t xml:space="preserve"> membedakan nilai iklim mikro yang valid dari nilai bawaan saat sensor gagal dibaca.</w:t>
+      </w:r>
+    </w:p>
+    <w:p>
+      <w:pPr>
+        <w:jc w:val="both"/>
+      </w:pPr>
+      <w:r>
+        <w:t xml:space="preserve">Payload pada topik </w:t>
+      </w:r>
+      <w:r>
+        <w:rPr>
+          <w:rFonts w:ascii="Courier New" w:hAnsi="Courier New" w:eastAsia="Courier New"/>
+          <w:sz w:val="19"/>
+        </w:rPr>
+        <w:t>alert</w:t>
+      </w:r>
+      <w:r>
+        <w:t xml:space="preserve"> menyertakan field </w:t>
+      </w:r>
+      <w:r>
+        <w:rPr>
+          <w:rFonts w:ascii="Courier New" w:hAnsi="Courier New" w:eastAsia="Courier New"/>
+          <w:sz w:val="19"/>
+        </w:rPr>
+        <w:t>reason</w:t>
+      </w:r>
+      <w:r>
+        <w:t xml:space="preserve"> (</w:t>
+      </w:r>
+      <w:r>
+        <w:rPr>
+          <w:rFonts w:ascii="Courier New" w:hAnsi="Courier New" w:eastAsia="Courier New"/>
+          <w:sz w:val="19"/>
+        </w:rPr>
+        <w:t>co</w:t>
+      </w:r>
+      <w:r>
+        <w:t xml:space="preserve">, </w:t>
+      </w:r>
+      <w:r>
+        <w:rPr>
+          <w:rFonts w:ascii="Courier New" w:hAnsi="Courier New" w:eastAsia="Courier New"/>
+          <w:sz w:val="19"/>
+        </w:rPr>
+        <w:t>env</w:t>
+      </w:r>
+      <w:r>
+        <w:t xml:space="preserve">, atau </w:t>
+      </w:r>
+      <w:r>
+        <w:rPr>
+          <w:rFonts w:ascii="Courier New" w:hAnsi="Courier New" w:eastAsia="Courier New"/>
+          <w:sz w:val="19"/>
+        </w:rPr>
+        <w:t>dout</w:t>
+      </w:r>
+      <w:r>
+        <w:t>) yang mencatat pemicu transisi:</w:t>
+      </w:r>
+    </w:p>
+    <w:p>
+      <w:pPr>
+        <w:spacing w:before="80" w:after="160" w:line="240" w:lineRule="auto"/>
+        <w:ind w:left="113"/>
+        <w:jc w:val="left"/>
+        <w:shd w:val="clear" w:color="auto" w:fill="F2F4F7"/>
+      </w:pPr>
+      <w:r>
+        <w:rPr>
+          <w:rFonts w:ascii="Courier New" w:hAnsi="Courier New" w:cs="Courier New" w:eastAsia="Courier New"/>
+          <w:sz w:val="16"/>
+        </w:rPr>
+        <w:t>{</w:t>
+        <w:br/>
+        <w:t xml:space="preserve">  "device_id": "COZERO-01",</w:t>
+        <w:br/>
+        <w:t xml:space="preserve">  "prev": "WASPADA",</w:t>
+        <w:br/>
+        <w:t xml:space="preserve">  "level": "BAHAYA",</w:t>
+        <w:br/>
+        <w:t xml:space="preserve">  "reason": "env",</w:t>
+        <w:br/>
+        <w:t xml:space="preserve">  "co_ppm": 25.40,</w:t>
+        <w:br/>
+        <w:t xml:space="preserve">  "co_level": "WASPADA",</w:t>
+        <w:br/>
+        <w:t xml:space="preserve">  "env": "PANAS",</w:t>
         <w:br/>
         <w:t xml:space="preserve">  "uptime_s": 42</w:t>
         <w:br/>
@@ -4775,7 +6452,7 @@
       </w:r>
       <w:r>
         <w:rPr>
-          <w:rFonts w:ascii="Consolas" w:hAnsi="Consolas" w:eastAsia="Consolas"/>
+          <w:rFonts w:ascii="Courier New" w:hAnsi="Courier New" w:eastAsia="Courier New"/>
           <w:sz w:val="19"/>
         </w:rPr>
         <w:t>paho-mqtt</w:t>
@@ -4807,7 +6484,13 @@
         <w:rPr>
           <w:sz w:val="22"/>
         </w:rPr>
-        <w:t xml:space="preserve"> — level terkini, kadar CO, suhu, kelembapan, dan ID perangkat.</w:t>
+        <w:t xml:space="preserve"> — level akhir, level CO, kadar CO, suhu, kelembapan, flag lingkungan,</w:t>
+      </w:r>
+      <w:r>
+        <w:rPr>
+          <w:sz w:val="22"/>
+        </w:rPr>
+        <w:t xml:space="preserve"> dan ID perangkat.</w:t>
       </w:r>
     </w:p>
     <w:p>
@@ -4839,7 +6522,38 @@
         <w:rPr>
           <w:sz w:val="22"/>
         </w:rPr>
-        <w:t xml:space="preserve"> BAHAYA, dan KRITIS sehingga posisi nilai langsung terbaca secara visual.</w:t>
+        <w:t xml:space="preserve"> BAHAYA, dan KRITIS sehingga posisi nilai langsung terbaca secara visual. Sumbu CO</w:t>
+      </w:r>
+      <w:r>
+        <w:rPr>
+          <w:sz w:val="22"/>
+        </w:rPr>
+        <w:t xml:space="preserve"> memakai </w:t>
+      </w:r>
+      <w:r>
+        <w:rPr>
+          <w:b/>
+          <w:sz w:val="22"/>
+        </w:rPr>
+        <w:t>skala logaritmik</w:t>
+      </w:r>
+      <w:r>
+        <w:rPr>
+          <w:sz w:val="22"/>
+        </w:rPr>
+        <w:t xml:space="preserve"> (0,1–1000 ppm) agar rentang uji yang sangat lebar</w:t>
+      </w:r>
+      <w:r>
+        <w:rPr>
+          <w:sz w:val="22"/>
+        </w:rPr>
+        <w:t xml:space="preserve"> (0,1 ppm hingga 570 ppm) tetap terbaca: pada sumbu linear, pita AMAN yang hanya</w:t>
+      </w:r>
+      <w:r>
+        <w:rPr>
+          <w:sz w:val="22"/>
+        </w:rPr>
+        <w:t xml:space="preserve"> 20 ppm akan mengecil sampai tidak terlihat.</w:t>
       </w:r>
     </w:p>
     <w:p>
@@ -4865,7 +6579,58 @@
         <w:rPr>
           <w:sz w:val="22"/>
         </w:rPr>
-        <w:t xml:space="preserve"> — suhu dan kelembapan dalam satu sumbu waktu.</w:t>
+        <w:t xml:space="preserve"> — suhu dan kelembapan pada sumbu 0–100, dilengkapi pita </w:t>
+      </w:r>
+      <w:r>
+        <w:rPr>
+          <w:rFonts w:ascii="Courier New" w:hAnsi="Courier New" w:eastAsia="Courier New"/>
+          <w:sz w:val="20"/>
+        </w:rPr>
+        <w:t>LEMBAB</w:t>
+      </w:r>
+      <w:r>
+        <w:rPr>
+          <w:sz w:val="22"/>
+        </w:rPr>
+        <w:t xml:space="preserve"> (≥ 75 %RH) dan </w:t>
+      </w:r>
+      <w:r>
+        <w:rPr>
+          <w:rFonts w:ascii="Courier New" w:hAnsi="Courier New" w:eastAsia="Courier New"/>
+          <w:sz w:val="20"/>
+        </w:rPr>
+        <w:t>KERING</w:t>
+      </w:r>
+      <w:r>
+        <w:rPr>
+          <w:sz w:val="22"/>
+        </w:rPr>
+        <w:t xml:space="preserve"> (≤ 20 %RH) serta garis putus-putus </w:t>
+      </w:r>
+      <w:r>
+        <w:rPr>
+          <w:rFonts w:ascii="Courier New" w:hAnsi="Courier New" w:eastAsia="Courier New"/>
+          <w:sz w:val="20"/>
+        </w:rPr>
+        <w:t>PANAS</w:t>
+      </w:r>
+      <w:r>
+        <w:rPr>
+          <w:sz w:val="22"/>
+        </w:rPr>
+        <w:t xml:space="preserve"> (≥ 40 °C). Dengan</w:t>
+      </w:r>
+      <w:r>
+        <w:rPr>
+          <w:sz w:val="22"/>
+        </w:rPr>
+        <w:t xml:space="preserve"> penanda ini, kenaikan level yang dipicu kondisi kabin dapat dibaca langsung dari</w:t>
+      </w:r>
+      <w:r>
+        <w:rPr>
+          <w:sz w:val="22"/>
+        </w:rPr>
+        <w:t xml:space="preserve"> grafik, bukan hanya dari angka.</w:t>
       </w:r>
     </w:p>
     <w:p>
@@ -4891,7 +6656,52 @@
         <w:rPr>
           <w:sz w:val="22"/>
         </w:rPr>
-        <w:t xml:space="preserve"> — daftar transisi level beserta waktunya.</w:t>
+        <w:t xml:space="preserve"> — daftar transisi level beserta waktu dan pemicunya (</w:t>
+      </w:r>
+      <w:r>
+        <w:rPr>
+          <w:rFonts w:ascii="Courier New" w:hAnsi="Courier New" w:eastAsia="Courier New"/>
+          <w:sz w:val="20"/>
+        </w:rPr>
+        <w:t>co</w:t>
+      </w:r>
+      <w:r>
+        <w:rPr>
+          <w:sz w:val="22"/>
+        </w:rPr>
+        <w:t xml:space="preserve">, </w:t>
+      </w:r>
+      <w:r>
+        <w:rPr>
+          <w:rFonts w:ascii="Courier New" w:hAnsi="Courier New" w:eastAsia="Courier New"/>
+          <w:sz w:val="20"/>
+        </w:rPr>
+        <w:t>env</w:t>
+      </w:r>
+      <w:r>
+        <w:rPr>
+          <w:sz w:val="22"/>
+        </w:rPr>
+        <w:t>,</w:t>
+      </w:r>
+      <w:r>
+        <w:rPr>
+          <w:sz w:val="22"/>
+        </w:rPr>
+        <w:t xml:space="preserve"> atau </w:t>
+      </w:r>
+      <w:r>
+        <w:rPr>
+          <w:rFonts w:ascii="Courier New" w:hAnsi="Courier New" w:eastAsia="Courier New"/>
+          <w:sz w:val="20"/>
+        </w:rPr>
+        <w:t>dout</w:t>
+      </w:r>
+      <w:r>
+        <w:rPr>
+          <w:sz w:val="22"/>
+        </w:rPr>
+        <w:t>).</w:t>
       </w:r>
     </w:p>
     <w:p>
@@ -4923,7 +6733,31 @@
         <w:rPr>
           <w:sz w:val="22"/>
         </w:rPr>
-        <w:t xml:space="preserve"> RH, level, dan kode level untuk analisis lanjutan.</w:t>
+        <w:t xml:space="preserve"> RH, level akhir, kode level, level CO, flag lingkungan, dan status validitas DHT22</w:t>
+      </w:r>
+      <w:r>
+        <w:rPr>
+          <w:sz w:val="22"/>
+        </w:rPr>
+        <w:t xml:space="preserve"> untuk analisis lanjutan.</w:t>
+      </w:r>
+    </w:p>
+    <w:p>
+      <w:pPr>
+        <w:jc w:val="both"/>
+      </w:pPr>
+      <w:r>
+        <w:t xml:space="preserve">Nilai iklim mikro yang tidak valid dikirim sebagai </w:t>
+      </w:r>
+      <w:r>
+        <w:rPr>
+          <w:rFonts w:ascii="Courier New" w:hAnsi="Courier New" w:eastAsia="Courier New"/>
+          <w:sz w:val="19"/>
+        </w:rPr>
+        <w:t>NaN</w:t>
+      </w:r>
+      <w:r>
+        <w:t xml:space="preserve"> sehingga grafik menampilkan celah, bukan garis mendatar pada 0 °C atau 0 %RH yang dapat disalahartikan sebagai pembacaan nyata.</w:t>
       </w:r>
     </w:p>
     <w:p>
@@ -4967,17 +6801,47 @@
       </w:r>
       <w:r>
         <w:rPr>
-          <w:rFonts w:ascii="Consolas" w:hAnsi="Consolas" w:eastAsia="Consolas"/>
+          <w:rFonts w:ascii="Courier New" w:hAnsi="Courier New" w:eastAsia="Courier New"/>
           <w:sz w:val="19"/>
         </w:rPr>
         <w:t>classify()</w:t>
       </w:r>
       <w:r>
-        <w:t xml:space="preserve"> langsung dari sketch, mengompilasinya terpisah, dan menjalankan 21 assertion terhadap tabel ambang batas serta perilaku histeresis (</w:t>
+        <w:t xml:space="preserve">, </w:t>
       </w:r>
       <w:r>
         <w:rPr>
-          <w:rFonts w:ascii="Consolas" w:hAnsi="Consolas" w:eastAsia="Consolas"/>
+          <w:rFonts w:ascii="Courier New" w:hAnsi="Courier New" w:eastAsia="Courier New"/>
+          <w:sz w:val="19"/>
+        </w:rPr>
+        <w:t>envCheck()</w:t>
+      </w:r>
+      <w:r>
+        <w:t xml:space="preserve">, </w:t>
+      </w:r>
+      <w:r>
+        <w:rPr>
+          <w:rFonts w:ascii="Courier New" w:hAnsi="Courier New" w:eastAsia="Courier New"/>
+          <w:sz w:val="19"/>
+        </w:rPr>
+        <w:t>combineLevels()</w:t>
+      </w:r>
+      <w:r>
+        <w:t xml:space="preserve">, dan </w:t>
+      </w:r>
+      <w:r>
+        <w:rPr>
+          <w:rFonts w:ascii="Courier New" w:hAnsi="Courier New" w:eastAsia="Courier New"/>
+          <w:sz w:val="19"/>
+        </w:rPr>
+        <w:t>voltsToPpm()</w:t>
+      </w:r>
+      <w:r>
+        <w:t xml:space="preserve"> langsung dari sketch, mengompilasinya terpisah, dan menjalankan 60 assertion terhadap tabel ambang batas, perilaku histeresis, deadband iklim mikro, matriks eskalasi, penanganan sensor gagal, serta kesesuaian konversi logaritmik dengan hasil pengukuran langsung di simulator (</w:t>
+      </w:r>
+      <w:r>
+        <w:rPr>
+          <w:rFonts w:ascii="Courier New" w:hAnsi="Courier New" w:eastAsia="Courier New"/>
           <w:sz w:val="19"/>
         </w:rPr>
         <w:t>tools/test_logic.py</w:t>
@@ -4992,17 +6856,7 @@
         <w:t>uji fungsional end-to-end</w:t>
       </w:r>
       <w:r>
-        <w:t xml:space="preserve"> pada Wokwi dengan mengubah atribut </w:t>
-      </w:r>
-      <w:r>
-        <w:rPr>
-          <w:rFonts w:ascii="Consolas" w:hAnsi="Consolas" w:eastAsia="Consolas"/>
-          <w:sz w:val="19"/>
-        </w:rPr>
-        <w:t>ppm</w:t>
-      </w:r>
-      <w:r>
-        <w:t xml:space="preserve"> pada komponen MQ-2 saat simulasi berjalan, sehingga kondisi udara kabin dapat disimulasikan secara terkendali.</w:t>
+        <w:t xml:space="preserve"> pada Wokwi dengan menggeser slider ppm pada komponen MQ-2 dan slider suhu/kelembapan pada komponen DHT22 saat simulasi berjalan, sehingga kondisi udara kabin dapat disimulasikan secara terkendali.</w:t>
       </w:r>
     </w:p>
     <w:tbl>
@@ -5015,9 +6869,9 @@
       </w:tblPr>
       <w:tblGrid>
         <w:gridCol w:w="822"/>
-        <w:gridCol w:w="1541"/>
+        <w:gridCol w:w="1535"/>
         <w:gridCol w:w="2409"/>
-        <w:gridCol w:w="2427"/>
+        <w:gridCol w:w="2434"/>
         <w:gridCol w:w="935"/>
         <w:gridCol w:w="935"/>
       </w:tblGrid>
@@ -5052,7 +6906,7 @@
         </w:tc>
         <w:tc>
           <w:tcPr>
-            <w:tcW w:type="dxa" w:w="1541"/>
+            <w:tcW w:type="dxa" w:w="1535"/>
             <w:shd w:val="clear" w:color="auto" w:fill="1A3C6E"/>
           </w:tcPr>
           <w:p>
@@ -5100,7 +6954,7 @@
         </w:tc>
         <w:tc>
           <w:tcPr>
-            <w:tcW w:type="dxa" w:w="2427"/>
+            <w:tcW w:type="dxa" w:w="2434"/>
             <w:shd w:val="clear" w:color="auto" w:fill="1A3C6E"/>
           </w:tcPr>
           <w:p>
@@ -5194,7 +7048,7 @@
         </w:tc>
         <w:tc>
           <w:tcPr>
-            <w:tcW w:type="dxa" w:w="1541"/>
+            <w:tcW w:type="dxa" w:w="1535"/>
           </w:tcPr>
           <w:p>
             <w:pPr>
@@ -5222,13 +7076,13 @@
               <w:rPr>
                 <w:sz w:val="18"/>
               </w:rPr>
-              <w:t>5 ppm</w:t>
+              <w:t>5 ppm, 29 °C, 61 %RH</w:t>
             </w:r>
           </w:p>
         </w:tc>
         <w:tc>
           <w:tcPr>
-            <w:tcW w:type="dxa" w:w="2427"/>
+            <w:tcW w:type="dxa" w:w="2434"/>
           </w:tcPr>
           <w:p>
             <w:pPr>
@@ -5239,7 +7093,7 @@
               <w:rPr>
                 <w:sz w:val="18"/>
               </w:rPr>
-              <w:t>LED hijau, buzzer mati, OLED AMAN, payload AMAN</w:t>
+              <w:t>OLED AMAN (teks normal), buzzer mati, payload AMAN</w:t>
             </w:r>
           </w:p>
         </w:tc>
@@ -5290,7 +7144,7 @@
         </w:tc>
         <w:tc>
           <w:tcPr>
-            <w:tcW w:type="dxa" w:w="1541"/>
+            <w:tcW w:type="dxa" w:w="1535"/>
             <w:shd w:val="clear" w:color="auto" w:fill="F4F6FA"/>
           </w:tcPr>
           <w:p>
@@ -5320,13 +7174,13 @@
               <w:rPr>
                 <w:sz w:val="18"/>
               </w:rPr>
-              <w:t>25 ppm</w:t>
+              <w:t>25 ppm, 29 °C, 61 %RH</w:t>
             </w:r>
           </w:p>
         </w:tc>
         <w:tc>
           <w:tcPr>
-            <w:tcW w:type="dxa" w:w="2427"/>
+            <w:tcW w:type="dxa" w:w="2434"/>
             <w:shd w:val="clear" w:color="auto" w:fill="F4F6FA"/>
           </w:tcPr>
           <w:p>
@@ -5338,7 +7192,20 @@
               <w:rPr>
                 <w:sz w:val="18"/>
               </w:rPr>
-              <w:t>LED kuning, beep 1 Hz, alert AMAN→WASPADA</w:t>
+              <w:t>OLED WASPADA, beep 1 Hz, alert AMAN→WASPADA (</w:t>
+            </w:r>
+            <w:r>
+              <w:rPr>
+                <w:rFonts w:ascii="Courier New" w:hAnsi="Courier New" w:eastAsia="Courier New"/>
+                <w:sz w:val="16"/>
+              </w:rPr>
+              <w:t>reason=co</w:t>
+            </w:r>
+            <w:r>
+              <w:rPr>
+                <w:sz w:val="18"/>
+              </w:rPr>
+              <w:t>)</w:t>
             </w:r>
           </w:p>
         </w:tc>
@@ -5390,7 +7257,7 @@
         </w:tc>
         <w:tc>
           <w:tcPr>
-            <w:tcW w:type="dxa" w:w="1541"/>
+            <w:tcW w:type="dxa" w:w="1535"/>
           </w:tcPr>
           <w:p>
             <w:pPr>
@@ -5418,13 +7285,13 @@
               <w:rPr>
                 <w:sz w:val="18"/>
               </w:rPr>
-              <w:t>60 ppm</w:t>
+              <w:t>60 ppm, 29 °C, 61 %RH</w:t>
             </w:r>
           </w:p>
         </w:tc>
         <w:tc>
           <w:tcPr>
-            <w:tcW w:type="dxa" w:w="2427"/>
+            <w:tcW w:type="dxa" w:w="2434"/>
           </w:tcPr>
           <w:p>
             <w:pPr>
@@ -5435,7 +7302,7 @@
               <w:rPr>
                 <w:sz w:val="18"/>
               </w:rPr>
-              <w:t>LED merah, beep 2,5 Hz, alert WASPADA→BAHAYA</w:t>
+              <w:t>OLED BAHAYA (pita dibalik), beep 2,5 Hz, alert WASPADA→BAHAYA</w:t>
             </w:r>
           </w:p>
         </w:tc>
@@ -5486,7 +7353,7 @@
         </w:tc>
         <w:tc>
           <w:tcPr>
-            <w:tcW w:type="dxa" w:w="1541"/>
+            <w:tcW w:type="dxa" w:w="1535"/>
             <w:shd w:val="clear" w:color="auto" w:fill="F4F6FA"/>
           </w:tcPr>
           <w:p>
@@ -5516,13 +7383,13 @@
               <w:rPr>
                 <w:sz w:val="18"/>
               </w:rPr>
-              <w:t>570 ppm</w:t>
+              <w:t>570 ppm, 29 °C, 61 %RH</w:t>
             </w:r>
           </w:p>
         </w:tc>
         <w:tc>
           <w:tcPr>
-            <w:tcW w:type="dxa" w:w="2427"/>
+            <w:tcW w:type="dxa" w:w="2434"/>
             <w:shd w:val="clear" w:color="auto" w:fill="F4F6FA"/>
           </w:tcPr>
           <w:p>
@@ -5534,7 +7401,7 @@
               <w:rPr>
                 <w:sz w:val="18"/>
               </w:rPr>
-              <w:t>LED merah, buzzer kontinu, OLED KRITIS</w:t>
+              <w:t>OLED KRITIS (pita dibalik) + bar penuh, buzzer kontinu</w:t>
             </w:r>
           </w:p>
         </w:tc>
@@ -5586,7 +7453,7 @@
         </w:tc>
         <w:tc>
           <w:tcPr>
-            <w:tcW w:type="dxa" w:w="1541"/>
+            <w:tcW w:type="dxa" w:w="1535"/>
           </w:tcPr>
           <w:p>
             <w:pPr>
@@ -5620,7 +7487,7 @@
         </w:tc>
         <w:tc>
           <w:tcPr>
-            <w:tcW w:type="dxa" w:w="2427"/>
+            <w:tcW w:type="dxa" w:w="2434"/>
           </w:tcPr>
           <w:p>
             <w:pPr>
@@ -5682,7 +7549,7 @@
         </w:tc>
         <w:tc>
           <w:tcPr>
-            <w:tcW w:type="dxa" w:w="1541"/>
+            <w:tcW w:type="dxa" w:w="1535"/>
             <w:shd w:val="clear" w:color="auto" w:fill="F4F6FA"/>
           </w:tcPr>
           <w:p>
@@ -5718,7 +7585,7 @@
         </w:tc>
         <w:tc>
           <w:tcPr>
-            <w:tcW w:type="dxa" w:w="2427"/>
+            <w:tcW w:type="dxa" w:w="2434"/>
             <w:shd w:val="clear" w:color="auto" w:fill="F4F6FA"/>
           </w:tcPr>
           <w:p>
@@ -5782,7 +7649,7 @@
         </w:tc>
         <w:tc>
           <w:tcPr>
-            <w:tcW w:type="dxa" w:w="1541"/>
+            <w:tcW w:type="dxa" w:w="1535"/>
           </w:tcPr>
           <w:p>
             <w:pPr>
@@ -5816,7 +7683,7 @@
         </w:tc>
         <w:tc>
           <w:tcPr>
-            <w:tcW w:type="dxa" w:w="2427"/>
+            <w:tcW w:type="dxa" w:w="2434"/>
           </w:tcPr>
           <w:p>
             <w:pPr>
@@ -5827,7 +7694,7 @@
               <w:rPr>
                 <w:sz w:val="18"/>
               </w:rPr>
-              <w:t>Grafik ter-update, CSV terbentuk</w:t>
+              <w:t>Grafik ter-update, CSV terbentuk dengan kolom iklim mikro</w:t>
             </w:r>
           </w:p>
         </w:tc>
@@ -5878,7 +7745,7 @@
         </w:tc>
         <w:tc>
           <w:tcPr>
-            <w:tcW w:type="dxa" w:w="1541"/>
+            <w:tcW w:type="dxa" w:w="1535"/>
             <w:shd w:val="clear" w:color="auto" w:fill="F4F6FA"/>
           </w:tcPr>
           <w:p>
@@ -5906,7 +7773,7 @@
             <w:r/>
             <w:r>
               <w:rPr>
-                <w:rFonts w:ascii="Consolas" w:hAnsi="Consolas" w:eastAsia="Consolas"/>
+                <w:rFonts w:ascii="Courier New" w:hAnsi="Courier New" w:eastAsia="Courier New"/>
                 <w:sz w:val="16"/>
               </w:rPr>
               <w:t>tools/test_logic.py</w:t>
@@ -5915,7 +7782,7 @@
         </w:tc>
         <w:tc>
           <w:tcPr>
-            <w:tcW w:type="dxa" w:w="2427"/>
+            <w:tcW w:type="dxa" w:w="2434"/>
             <w:shd w:val="clear" w:color="auto" w:fill="F4F6FA"/>
           </w:tcPr>
           <w:p>
@@ -5927,7 +7794,256 @@
               <w:rPr>
                 <w:sz w:val="18"/>
               </w:rPr>
-              <w:t>21 assertion lulus</w:t>
+              <w:t>60 assertion lulus</w:t>
+            </w:r>
+          </w:p>
+        </w:tc>
+        <w:tc>
+          <w:tcPr>
+            <w:tcW w:type="dxa" w:w="935"/>
+            <w:shd w:val="clear" w:color="auto" w:fill="F4F6FA"/>
+          </w:tcPr>
+          <w:p>
+            <w:pPr>
+              <w:spacing w:after="20" w:before="20" w:line="240" w:lineRule="auto"/>
+            </w:pPr>
+            <w:r/>
+          </w:p>
+        </w:tc>
+        <w:tc>
+          <w:tcPr>
+            <w:tcW w:type="dxa" w:w="935"/>
+            <w:shd w:val="clear" w:color="auto" w:fill="F4F6FA"/>
+          </w:tcPr>
+          <w:p>
+            <w:pPr>
+              <w:spacing w:after="20" w:before="20" w:line="240" w:lineRule="auto"/>
+            </w:pPr>
+            <w:r/>
+          </w:p>
+        </w:tc>
+      </w:tr>
+      <w:tr>
+        <w:trPr>
+          <w:cantSplit/>
+        </w:trPr>
+        <w:tc>
+          <w:tcPr>
+            <w:tcW w:type="dxa" w:w="822"/>
+          </w:tcPr>
+          <w:p>
+            <w:pPr>
+              <w:spacing w:after="20" w:before="20" w:line="240" w:lineRule="auto"/>
+            </w:pPr>
+            <w:r/>
+            <w:r>
+              <w:rPr>
+                <w:sz w:val="18"/>
+              </w:rPr>
+              <w:t>TC-09</w:t>
+            </w:r>
+          </w:p>
+        </w:tc>
+        <w:tc>
+          <w:tcPr>
+            <w:tcW w:type="dxa" w:w="1535"/>
+          </w:tcPr>
+          <w:p>
+            <w:pPr>
+              <w:spacing w:after="20" w:before="20" w:line="240" w:lineRule="auto"/>
+            </w:pPr>
+            <w:r/>
+            <w:r>
+              <w:rPr>
+                <w:sz w:val="18"/>
+              </w:rPr>
+              <w:t>Eskalasi suhu</w:t>
+            </w:r>
+          </w:p>
+        </w:tc>
+        <w:tc>
+          <w:tcPr>
+            <w:tcW w:type="dxa" w:w="2409"/>
+          </w:tcPr>
+          <w:p>
+            <w:pPr>
+              <w:spacing w:after="20" w:before="20" w:line="240" w:lineRule="auto"/>
+            </w:pPr>
+            <w:r/>
+            <w:r>
+              <w:rPr>
+                <w:sz w:val="18"/>
+              </w:rPr>
+              <w:t xml:space="preserve">5 ppm, </w:t>
+            </w:r>
+            <w:r>
+              <w:rPr>
+                <w:b/>
+                <w:sz w:val="18"/>
+              </w:rPr>
+              <w:t>41 °C</w:t>
+            </w:r>
+            <w:r>
+              <w:rPr>
+                <w:sz w:val="18"/>
+              </w:rPr>
+              <w:t>, 61 %RH</w:t>
+            </w:r>
+          </w:p>
+        </w:tc>
+        <w:tc>
+          <w:tcPr>
+            <w:tcW w:type="dxa" w:w="2434"/>
+          </w:tcPr>
+          <w:p>
+            <w:pPr>
+              <w:spacing w:after="20" w:before="20" w:line="240" w:lineRule="auto"/>
+            </w:pPr>
+            <w:r/>
+            <w:r>
+              <w:rPr>
+                <w:sz w:val="18"/>
+              </w:rPr>
+              <w:t xml:space="preserve">OLED WASPADA, flag </w:t>
+            </w:r>
+            <w:r>
+              <w:rPr>
+                <w:rFonts w:ascii="Courier New" w:hAnsi="Courier New" w:eastAsia="Courier New"/>
+                <w:sz w:val="16"/>
+              </w:rPr>
+              <w:t>PANAS</w:t>
+            </w:r>
+            <w:r>
+              <w:rPr>
+                <w:sz w:val="18"/>
+              </w:rPr>
+              <w:t xml:space="preserve">, alert </w:t>
+            </w:r>
+            <w:r>
+              <w:rPr>
+                <w:rFonts w:ascii="Courier New" w:hAnsi="Courier New" w:eastAsia="Courier New"/>
+                <w:sz w:val="16"/>
+              </w:rPr>
+              <w:t>reason=env</w:t>
+            </w:r>
+          </w:p>
+        </w:tc>
+        <w:tc>
+          <w:tcPr>
+            <w:tcW w:type="dxa" w:w="935"/>
+          </w:tcPr>
+          <w:p>
+            <w:pPr>
+              <w:spacing w:after="20" w:before="20" w:line="240" w:lineRule="auto"/>
+            </w:pPr>
+            <w:r/>
+          </w:p>
+        </w:tc>
+        <w:tc>
+          <w:tcPr>
+            <w:tcW w:type="dxa" w:w="935"/>
+          </w:tcPr>
+          <w:p>
+            <w:pPr>
+              <w:spacing w:after="20" w:before="20" w:line="240" w:lineRule="auto"/>
+            </w:pPr>
+            <w:r/>
+          </w:p>
+        </w:tc>
+      </w:tr>
+      <w:tr>
+        <w:trPr>
+          <w:cantSplit/>
+        </w:trPr>
+        <w:tc>
+          <w:tcPr>
+            <w:tcW w:type="dxa" w:w="822"/>
+            <w:shd w:val="clear" w:color="auto" w:fill="F4F6FA"/>
+          </w:tcPr>
+          <w:p>
+            <w:pPr>
+              <w:spacing w:after="20" w:before="20" w:line="240" w:lineRule="auto"/>
+            </w:pPr>
+            <w:r/>
+            <w:r>
+              <w:rPr>
+                <w:sz w:val="18"/>
+              </w:rPr>
+              <w:t>TC-10</w:t>
+            </w:r>
+          </w:p>
+        </w:tc>
+        <w:tc>
+          <w:tcPr>
+            <w:tcW w:type="dxa" w:w="1535"/>
+            <w:shd w:val="clear" w:color="auto" w:fill="F4F6FA"/>
+          </w:tcPr>
+          <w:p>
+            <w:pPr>
+              <w:spacing w:after="20" w:before="20" w:line="240" w:lineRule="auto"/>
+            </w:pPr>
+            <w:r/>
+            <w:r>
+              <w:rPr>
+                <w:sz w:val="18"/>
+              </w:rPr>
+              <w:t>Eskalasi kelembapan</w:t>
+            </w:r>
+          </w:p>
+        </w:tc>
+        <w:tc>
+          <w:tcPr>
+            <w:tcW w:type="dxa" w:w="2409"/>
+            <w:shd w:val="clear" w:color="auto" w:fill="F4F6FA"/>
+          </w:tcPr>
+          <w:p>
+            <w:pPr>
+              <w:spacing w:after="20" w:before="20" w:line="240" w:lineRule="auto"/>
+            </w:pPr>
+            <w:r/>
+            <w:r>
+              <w:rPr>
+                <w:sz w:val="18"/>
+              </w:rPr>
+              <w:t xml:space="preserve">25 ppm, 29 °C, </w:t>
+            </w:r>
+            <w:r>
+              <w:rPr>
+                <w:b/>
+                <w:sz w:val="18"/>
+              </w:rPr>
+              <w:t>80 %RH</w:t>
+            </w:r>
+          </w:p>
+        </w:tc>
+        <w:tc>
+          <w:tcPr>
+            <w:tcW w:type="dxa" w:w="2434"/>
+            <w:shd w:val="clear" w:color="auto" w:fill="F4F6FA"/>
+          </w:tcPr>
+          <w:p>
+            <w:pPr>
+              <w:spacing w:after="20" w:before="20" w:line="240" w:lineRule="auto"/>
+            </w:pPr>
+            <w:r/>
+            <w:r>
+              <w:rPr>
+                <w:sz w:val="18"/>
+              </w:rPr>
+              <w:t xml:space="preserve">OLED BAHAYA, flag </w:t>
+            </w:r>
+            <w:r>
+              <w:rPr>
+                <w:rFonts w:ascii="Courier New" w:hAnsi="Courier New" w:eastAsia="Courier New"/>
+                <w:sz w:val="16"/>
+              </w:rPr>
+              <w:t>LEMBAB</w:t>
+            </w:r>
+            <w:r>
+              <w:rPr>
+                <w:sz w:val="18"/>
+              </w:rPr>
+              <w:t>, beep 2,5 Hz</w:t>
             </w:r>
           </w:p>
         </w:tc>
@@ -5998,8 +8114,8 @@
       </w:tblPr>
       <w:tblGrid>
         <w:gridCol w:w="822"/>
-        <w:gridCol w:w="3873"/>
-        <w:gridCol w:w="4376"/>
+        <w:gridCol w:w="4365"/>
+        <w:gridCol w:w="3883"/>
       </w:tblGrid>
       <w:tr>
         <w:trPr>
@@ -6032,7 +8148,7 @@
         </w:tc>
         <w:tc>
           <w:tcPr>
-            <w:tcW w:type="dxa" w:w="3873"/>
+            <w:tcW w:type="dxa" w:w="4365"/>
             <w:shd w:val="clear" w:color="auto" w:fill="1A3C6E"/>
           </w:tcPr>
           <w:p>
@@ -6056,7 +8172,7 @@
         </w:tc>
         <w:tc>
           <w:tcPr>
-            <w:tcW w:type="dxa" w:w="4376"/>
+            <w:tcW w:type="dxa" w:w="3883"/>
             <w:shd w:val="clear" w:color="auto" w:fill="1A3C6E"/>
           </w:tcPr>
           <w:p>
@@ -6102,7 +8218,7 @@
         </w:tc>
         <w:tc>
           <w:tcPr>
-            <w:tcW w:type="dxa" w:w="3873"/>
+            <w:tcW w:type="dxa" w:w="4365"/>
           </w:tcPr>
           <w:p>
             <w:pPr>
@@ -6119,7 +8235,7 @@
         </w:tc>
         <w:tc>
           <w:tcPr>
-            <w:tcW w:type="dxa" w:w="4376"/>
+            <w:tcW w:type="dxa" w:w="3883"/>
           </w:tcPr>
           <w:p>
             <w:pPr>
@@ -6128,7 +8244,7 @@
             <w:r/>
             <w:r>
               <w:rPr>
-                <w:rFonts w:ascii="Consolas" w:hAnsi="Consolas" w:eastAsia="Consolas"/>
+                <w:rFonts w:ascii="Courier New" w:hAnsi="Courier New" w:eastAsia="Courier New"/>
                 <w:sz w:val="16"/>
               </w:rPr>
               <w:t>docs/img/SS-01-wiring.png</w:t>
@@ -6160,7 +8276,7 @@
         </w:tc>
         <w:tc>
           <w:tcPr>
-            <w:tcW w:type="dxa" w:w="3873"/>
+            <w:tcW w:type="dxa" w:w="4365"/>
             <w:shd w:val="clear" w:color="auto" w:fill="F4F6FA"/>
           </w:tcPr>
           <w:p>
@@ -6178,7 +8294,7 @@
         </w:tc>
         <w:tc>
           <w:tcPr>
-            <w:tcW w:type="dxa" w:w="4376"/>
+            <w:tcW w:type="dxa" w:w="3883"/>
             <w:shd w:val="clear" w:color="auto" w:fill="F4F6FA"/>
           </w:tcPr>
           <w:p>
@@ -6188,7 +8304,7 @@
             <w:r/>
             <w:r>
               <w:rPr>
-                <w:rFonts w:ascii="Consolas" w:hAnsi="Consolas" w:eastAsia="Consolas"/>
+                <w:rFonts w:ascii="Courier New" w:hAnsi="Courier New" w:eastAsia="Courier New"/>
                 <w:sz w:val="16"/>
               </w:rPr>
               <w:t>docs/img/SS-02-serial-aman.png</w:t>
@@ -6219,7 +8335,7 @@
         </w:tc>
         <w:tc>
           <w:tcPr>
-            <w:tcW w:type="dxa" w:w="3873"/>
+            <w:tcW w:type="dxa" w:w="4365"/>
           </w:tcPr>
           <w:p>
             <w:pPr>
@@ -6236,7 +8352,7 @@
         </w:tc>
         <w:tc>
           <w:tcPr>
-            <w:tcW w:type="dxa" w:w="4376"/>
+            <w:tcW w:type="dxa" w:w="3883"/>
           </w:tcPr>
           <w:p>
             <w:pPr>
@@ -6245,7 +8361,7 @@
             <w:r/>
             <w:r>
               <w:rPr>
-                <w:rFonts w:ascii="Consolas" w:hAnsi="Consolas" w:eastAsia="Consolas"/>
+                <w:rFonts w:ascii="Courier New" w:hAnsi="Courier New" w:eastAsia="Courier New"/>
                 <w:sz w:val="16"/>
               </w:rPr>
               <w:t>docs/img/SS-03-serial-bahaya.png</w:t>
@@ -6277,7 +8393,7 @@
         </w:tc>
         <w:tc>
           <w:tcPr>
-            <w:tcW w:type="dxa" w:w="3873"/>
+            <w:tcW w:type="dxa" w:w="4365"/>
             <w:shd w:val="clear" w:color="auto" w:fill="F4F6FA"/>
           </w:tcPr>
           <w:p>
@@ -6289,13 +8405,13 @@
               <w:rPr>
                 <w:sz w:val="18"/>
               </w:rPr>
-              <w:t>OLED KRITIS + LED merah</w:t>
+              <w:t>OLED KRITIS (pita dibalik + bar penuh)</w:t>
             </w:r>
           </w:p>
         </w:tc>
         <w:tc>
           <w:tcPr>
-            <w:tcW w:type="dxa" w:w="4376"/>
+            <w:tcW w:type="dxa" w:w="3883"/>
             <w:shd w:val="clear" w:color="auto" w:fill="F4F6FA"/>
           </w:tcPr>
           <w:p>
@@ -6305,7 +8421,7 @@
             <w:r/>
             <w:r>
               <w:rPr>
-                <w:rFonts w:ascii="Consolas" w:hAnsi="Consolas" w:eastAsia="Consolas"/>
+                <w:rFonts w:ascii="Courier New" w:hAnsi="Courier New" w:eastAsia="Courier New"/>
                 <w:sz w:val="16"/>
               </w:rPr>
               <w:t>docs/img/SS-04-oled-kritis.png</w:t>
@@ -6336,7 +8452,7 @@
         </w:tc>
         <w:tc>
           <w:tcPr>
-            <w:tcW w:type="dxa" w:w="3873"/>
+            <w:tcW w:type="dxa" w:w="4365"/>
           </w:tcPr>
           <w:p>
             <w:pPr>
@@ -6353,7 +8469,7 @@
         </w:tc>
         <w:tc>
           <w:tcPr>
-            <w:tcW w:type="dxa" w:w="4376"/>
+            <w:tcW w:type="dxa" w:w="3883"/>
           </w:tcPr>
           <w:p>
             <w:pPr>
@@ -6362,7 +8478,7 @@
             <w:r/>
             <w:r>
               <w:rPr>
-                <w:rFonts w:ascii="Consolas" w:hAnsi="Consolas" w:eastAsia="Consolas"/>
+                <w:rFonts w:ascii="Courier New" w:hAnsi="Courier New" w:eastAsia="Courier New"/>
                 <w:sz w:val="16"/>
               </w:rPr>
               <w:t>docs/img/SS-05-hivemq.png</w:t>
@@ -6394,7 +8510,7 @@
         </w:tc>
         <w:tc>
           <w:tcPr>
-            <w:tcW w:type="dxa" w:w="3873"/>
+            <w:tcW w:type="dxa" w:w="4365"/>
             <w:shd w:val="clear" w:color="auto" w:fill="F4F6FA"/>
           </w:tcPr>
           <w:p>
@@ -6412,7 +8528,7 @@
         </w:tc>
         <w:tc>
           <w:tcPr>
-            <w:tcW w:type="dxa" w:w="4376"/>
+            <w:tcW w:type="dxa" w:w="3883"/>
             <w:shd w:val="clear" w:color="auto" w:fill="F4F6FA"/>
           </w:tcPr>
           <w:p>
@@ -6422,7 +8538,7 @@
             <w:r/>
             <w:r>
               <w:rPr>
-                <w:rFonts w:ascii="Consolas" w:hAnsi="Consolas" w:eastAsia="Consolas"/>
+                <w:rFonts w:ascii="Courier New" w:hAnsi="Courier New" w:eastAsia="Courier New"/>
                 <w:sz w:val="16"/>
               </w:rPr>
               <w:t>docs/img/SS-06-dashboard.png</w:t>
@@ -6453,7 +8569,7 @@
         </w:tc>
         <w:tc>
           <w:tcPr>
-            <w:tcW w:type="dxa" w:w="3873"/>
+            <w:tcW w:type="dxa" w:w="4365"/>
           </w:tcPr>
           <w:p>
             <w:pPr>
@@ -6470,7 +8586,7 @@
         </w:tc>
         <w:tc>
           <w:tcPr>
-            <w:tcW w:type="dxa" w:w="4376"/>
+            <w:tcW w:type="dxa" w:w="3883"/>
           </w:tcPr>
           <w:p>
             <w:pPr>
@@ -6479,7 +8595,7 @@
             <w:r/>
             <w:r>
               <w:rPr>
-                <w:rFonts w:ascii="Consolas" w:hAnsi="Consolas" w:eastAsia="Consolas"/>
+                <w:rFonts w:ascii="Courier New" w:hAnsi="Courier New" w:eastAsia="Courier New"/>
                 <w:sz w:val="16"/>
               </w:rPr>
               <w:t>docs/img/SS-07-csv.png</w:t>
@@ -6511,7 +8627,7 @@
         </w:tc>
         <w:tc>
           <w:tcPr>
-            <w:tcW w:type="dxa" w:w="3873"/>
+            <w:tcW w:type="dxa" w:w="4365"/>
             <w:shd w:val="clear" w:color="auto" w:fill="F4F6FA"/>
           </w:tcPr>
           <w:p>
@@ -6529,7 +8645,7 @@
         </w:tc>
         <w:tc>
           <w:tcPr>
-            <w:tcW w:type="dxa" w:w="4376"/>
+            <w:tcW w:type="dxa" w:w="3883"/>
             <w:shd w:val="clear" w:color="auto" w:fill="F4F6FA"/>
           </w:tcPr>
           <w:p>
@@ -6539,10 +8655,74 @@
             <w:r/>
             <w:r>
               <w:rPr>
-                <w:rFonts w:ascii="Consolas" w:hAnsi="Consolas" w:eastAsia="Consolas"/>
+                <w:rFonts w:ascii="Courier New" w:hAnsi="Courier New" w:eastAsia="Courier New"/>
                 <w:sz w:val="16"/>
               </w:rPr>
               <w:t>docs/img/SS-08-offline.png</w:t>
+            </w:r>
+          </w:p>
+        </w:tc>
+      </w:tr>
+      <w:tr>
+        <w:trPr>
+          <w:cantSplit/>
+        </w:trPr>
+        <w:tc>
+          <w:tcPr>
+            <w:tcW w:type="dxa" w:w="822"/>
+          </w:tcPr>
+          <w:p>
+            <w:pPr>
+              <w:spacing w:after="20" w:before="20" w:line="240" w:lineRule="auto"/>
+            </w:pPr>
+            <w:r/>
+            <w:r>
+              <w:rPr>
+                <w:sz w:val="18"/>
+              </w:rPr>
+              <w:t>SS-09</w:t>
+            </w:r>
+          </w:p>
+        </w:tc>
+        <w:tc>
+          <w:tcPr>
+            <w:tcW w:type="dxa" w:w="4365"/>
+          </w:tcPr>
+          <w:p>
+            <w:pPr>
+              <w:spacing w:after="20" w:before="20" w:line="240" w:lineRule="auto"/>
+            </w:pPr>
+            <w:r/>
+            <w:r>
+              <w:rPr>
+                <w:sz w:val="18"/>
+              </w:rPr>
+              <w:t xml:space="preserve">OLED dengan flag lingkungan </w:t>
+            </w:r>
+            <w:r>
+              <w:rPr>
+                <w:rFonts w:ascii="Courier New" w:hAnsi="Courier New" w:eastAsia="Courier New"/>
+                <w:sz w:val="16"/>
+              </w:rPr>
+              <w:t>PANAS</w:t>
+            </w:r>
+          </w:p>
+        </w:tc>
+        <w:tc>
+          <w:tcPr>
+            <w:tcW w:type="dxa" w:w="3883"/>
+          </w:tcPr>
+          <w:p>
+            <w:pPr>
+              <w:spacing w:after="20" w:before="20" w:line="240" w:lineRule="auto"/>
+            </w:pPr>
+            <w:r/>
+            <w:r>
+              <w:rPr>
+                <w:rFonts w:ascii="Courier New" w:hAnsi="Courier New" w:eastAsia="Courier New"/>
+                <w:sz w:val="16"/>
+              </w:rPr>
+              <w:t>docs/img/SS-09-oled-panas.png</w:t>
             </w:r>
           </w:p>
         </w:tc>
@@ -6873,13 +9053,7 @@
         <w:rPr>
           <w:sz w:val="22"/>
         </w:rPr>
-        <w:t xml:space="preserve"> dengan satu sensor input gas, satu sensor iklim mikro, serta tiga jenis aktuator</w:t>
-      </w:r>
-      <w:r>
-        <w:rPr>
-          <w:sz w:val="22"/>
-        </w:rPr>
-        <w:t xml:space="preserve"> (LED, buzzer, OLED).</w:t>
+        <w:t xml:space="preserve"> dengan dua sensor input (gas dan iklim mikro) serta dua aktuator (OLED dan buzzer).</w:t>
       </w:r>
     </w:p>
     <w:p>
@@ -6929,32 +9103,25 @@
         <w:rPr>
           <w:sz w:val="22"/>
         </w:rPr>
-        <w:t>Integrasi MQTT dengan HiveMQ Cloud berjalan baik: data telemetri terkirim setiap dua</w:t>
+        <w:t>Konversi kadar CO memakai pemetaan logaritmik yang diturunkan dari pengukuran langsung</w:t>
       </w:r>
       <w:r>
         <w:rPr>
           <w:sz w:val="22"/>
         </w:rPr>
-        <w:t xml:space="preserve"> detik, transisi level tercatat pada topik </w:t>
-      </w:r>
-      <w:r>
-        <w:rPr>
-          <w:rFonts w:ascii="Consolas" w:hAnsi="Consolas" w:eastAsia="Consolas"/>
-          <w:sz w:val="20"/>
-        </w:rPr>
-        <w:t>alert</w:t>
+        <w:t xml:space="preserve"> di simulator. Model ini terbukti akurat pada tiga titik ukur (galat di bawah 0,1%),</w:t>
       </w:r>
       <w:r>
         <w:rPr>
           <w:sz w:val="22"/>
         </w:rPr>
-        <w:t>, dan status perangkat terpantau</w:t>
+        <w:t xml:space="preserve"> sedangkan pemetaan linear yang dipakai pada versi awal menghasilkan kesalahan hingga</w:t>
       </w:r>
       <w:r>
         <w:rPr>
           <w:sz w:val="22"/>
         </w:rPr>
-        <w:t xml:space="preserve"> melalui mekanisme Last Will &amp; Testament.</w:t>
+        <w:t xml:space="preserve"> tiga orde besaran.</w:t>
       </w:r>
     </w:p>
     <w:p>
@@ -6973,13 +9140,31 @@
         <w:rPr>
           <w:sz w:val="22"/>
         </w:rPr>
-        <w:t>Dashboard Python berhasil menampilkan tren CO, suhu, dan kelembapan secara real-time</w:t>
+        <w:t>Keputusan sistem tidak lagi bergantung pada kadar CO semata. Suhu dan kelembapan kabin</w:t>
       </w:r>
       <w:r>
         <w:rPr>
           <w:sz w:val="22"/>
         </w:rPr>
-        <w:t xml:space="preserve"> serta menyimpan riwayat ke berkas CSV.</w:t>
+        <w:t xml:space="preserve"> dinilai sebagai flag lingkungan yang memperberat level CO sebesar satu tingkat, sehingga</w:t>
+      </w:r>
+      <w:r>
+        <w:rPr>
+          <w:sz w:val="22"/>
+        </w:rPr>
+        <w:t xml:space="preserve"> kabin panas atau lembap dengan kadar CO sedang dapat menghasilkan peringatan yang lebih</w:t>
+      </w:r>
+      <w:r>
+        <w:rPr>
+          <w:sz w:val="22"/>
+        </w:rPr>
+        <w:t xml:space="preserve"> tinggi. Eskalasi dibatasi satu tingkat dan tidak pernah menghasilkan BAHAYA atau KRITIS</w:t>
+      </w:r>
+      <w:r>
+        <w:rPr>
+          <w:sz w:val="22"/>
+        </w:rPr>
+        <w:t xml:space="preserve"> tanpa kontribusi sensor gas.</w:t>
       </w:r>
     </w:p>
     <w:p>
@@ -6998,13 +9183,94 @@
         <w:rPr>
           <w:sz w:val="22"/>
         </w:rPr>
-        <w:t>Fungsi keselamatan tetap berjalan ketika koneksi internet terputus karena seluruh</w:t>
+        <w:t>Integrasi MQTT dengan HiveMQ Cloud berjalan baik: data telemetri terkirim setiap dua</w:t>
       </w:r>
       <w:r>
         <w:rPr>
           <w:sz w:val="22"/>
         </w:rPr>
-        <w:t xml:space="preserve"> indikator lokal dikendalikan langsung oleh perangkat.</w:t>
+        <w:t xml:space="preserve"> detik, transisi level tercatat pada topik </w:t>
+      </w:r>
+      <w:r>
+        <w:rPr>
+          <w:rFonts w:ascii="Courier New" w:hAnsi="Courier New" w:eastAsia="Courier New"/>
+          <w:sz w:val="20"/>
+        </w:rPr>
+        <w:t>alert</w:t>
+      </w:r>
+      <w:r>
+        <w:rPr>
+          <w:sz w:val="22"/>
+        </w:rPr>
+        <w:t xml:space="preserve"> beserta pemicunya, dan status perangkat</w:t>
+      </w:r>
+      <w:r>
+        <w:rPr>
+          <w:sz w:val="22"/>
+        </w:rPr>
+        <w:t xml:space="preserve"> terpantau melalui mekanisme Last Will &amp; Testament.</w:t>
+      </w:r>
+    </w:p>
+    <w:p>
+      <w:pPr>
+        <w:spacing w:after="40" w:line="276" w:lineRule="auto"/>
+        <w:ind w:left="510" w:hanging="340"/>
+      </w:pPr>
+      <w:r>
+        <w:rPr>
+          <w:sz w:val="22"/>
+        </w:rPr>
+        <w:t>6.</w:t>
+        <w:tab/>
+      </w:r>
+      <w:r>
+        <w:rPr>
+          <w:sz w:val="22"/>
+        </w:rPr>
+        <w:t>Dashboard Python berhasil menampilkan tren CO, suhu, dan kelembapan secara real-time,</w:t>
+      </w:r>
+      <w:r>
+        <w:rPr>
+          <w:sz w:val="22"/>
+        </w:rPr>
+        <w:t xml:space="preserve"> menandai ambang iklim mikro secara visual, serta menyimpan riwayat ke berkas CSV.</w:t>
+      </w:r>
+    </w:p>
+    <w:p>
+      <w:pPr>
+        <w:spacing w:after="40" w:line="276" w:lineRule="auto"/>
+        <w:ind w:left="510" w:hanging="340"/>
+      </w:pPr>
+      <w:r>
+        <w:rPr>
+          <w:sz w:val="22"/>
+        </w:rPr>
+        <w:t>7.</w:t>
+        <w:tab/>
+      </w:r>
+      <w:r>
+        <w:rPr>
+          <w:sz w:val="22"/>
+        </w:rPr>
+        <w:t>Fungsi keselamatan tetap berjalan ketika koneksi internet terputus karena seluruh</w:t>
+      </w:r>
+      <w:r>
+        <w:rPr>
+          <w:sz w:val="22"/>
+        </w:rPr>
+        <w:t xml:space="preserve"> indikator lokal dikendalikan langsung oleh perangkat. Kegagalan sensor DHT22 juga tidak</w:t>
+      </w:r>
+      <w:r>
+        <w:rPr>
+          <w:sz w:val="22"/>
+        </w:rPr>
+        <w:t xml:space="preserve"> menghentikan sistem: klasifikasi iklim dilewati dan perangkat melanjutkan pemantauan</w:t>
+      </w:r>
+      <w:r>
+        <w:rPr>
+          <w:sz w:val="22"/>
+        </w:rPr>
+        <w:t xml:space="preserve"> kadar CO.</w:t>
       </w:r>
     </w:p>
     <w:p>
@@ -7045,13 +9311,51 @@
         <w:rPr>
           <w:sz w:val="22"/>
         </w:rPr>
-        <w:t xml:space="preserve"> Mengganti MQ-2 dengan MQ-7 dan menerapkan kurva</w:t>
+        <w:t xml:space="preserve"> Mengganti MQ-2 dengan MQ-7 dan mengukur ulang konstanta</w:t>
       </w:r>
       <w:r>
         <w:rPr>
           <w:sz w:val="22"/>
         </w:rPr>
-        <w:t xml:space="preserve"> logaritmik Rs/R0 beserta pemanasan (preheat) 24–48 jam untuk akurasi kadar CO.</w:t>
+        <w:t xml:space="preserve"> </w:t>
+      </w:r>
+      <w:r>
+        <w:rPr>
+          <w:rFonts w:ascii="Courier New" w:hAnsi="Courier New" w:eastAsia="Courier New"/>
+          <w:sz w:val="20"/>
+        </w:rPr>
+        <w:t>V_PER_DECADE</w:t>
+      </w:r>
+      <w:r>
+        <w:rPr>
+          <w:sz w:val="22"/>
+        </w:rPr>
+        <w:t xml:space="preserve"> / </w:t>
+      </w:r>
+      <w:r>
+        <w:rPr>
+          <w:rFonts w:ascii="Courier New" w:hAnsi="Courier New" w:eastAsia="Courier New"/>
+          <w:sz w:val="20"/>
+        </w:rPr>
+        <w:t>V_AT_1PPM</w:t>
+      </w:r>
+      <w:r>
+        <w:rPr>
+          <w:sz w:val="22"/>
+        </w:rPr>
+        <w:t xml:space="preserve"> pada gas acuan, beserta pemanasan (preheat) 24–48 jam</w:t>
+      </w:r>
+      <w:r>
+        <w:rPr>
+          <w:sz w:val="22"/>
+        </w:rPr>
+        <w:t xml:space="preserve"> untuk akurasi kadar CO. Struktur perhitungan logaritmiknya sudah dipakai pada simulasi,</w:t>
+      </w:r>
+      <w:r>
+        <w:rPr>
+          <w:sz w:val="22"/>
+        </w:rPr>
+        <w:t xml:space="preserve"> sehingga yang berubah hanya nilai konstantanya.</w:t>
       </w:r>
     </w:p>
     <w:p>
@@ -7207,6 +9511,7 @@
       <w:pPr>
         <w:pStyle w:val="ListBullet"/>
         <w:spacing w:after="40"/>
+        <w:ind w:left="567" w:hanging="283"/>
       </w:pPr>
       <w:r>
         <w:rPr>
@@ -7223,7 +9528,7 @@
       </w:r>
       <w:r>
         <w:rPr>
-          <w:rFonts w:ascii="Consolas" w:hAnsi="Consolas" w:eastAsia="Consolas"/>
+          <w:rFonts w:ascii="Courier New" w:hAnsi="Courier New" w:eastAsia="Courier New"/>
           <w:sz w:val="20"/>
         </w:rPr>
         <w:t>https://wokwi.com/projects/________</w:t>
@@ -7233,6 +9538,7 @@
       <w:pPr>
         <w:pStyle w:val="ListBullet"/>
         <w:spacing w:after="40"/>
+        <w:ind w:left="567" w:hanging="283"/>
       </w:pPr>
       <w:r>
         <w:rPr>
@@ -7249,7 +9555,7 @@
       </w:r>
       <w:r>
         <w:rPr>
-          <w:rFonts w:ascii="Consolas" w:hAnsi="Consolas" w:eastAsia="Consolas"/>
+          <w:rFonts w:ascii="Courier New" w:hAnsi="Courier New" w:eastAsia="Courier New"/>
           <w:sz w:val="20"/>
         </w:rPr>
         <w:t>firmware/cozero_esp32.ino</w:t>
@@ -7259,6 +9565,7 @@
       <w:pPr>
         <w:pStyle w:val="ListBullet"/>
         <w:spacing w:after="40"/>
+        <w:ind w:left="567" w:hanging="283"/>
       </w:pPr>
       <w:r>
         <w:rPr>
@@ -7275,7 +9582,7 @@
       </w:r>
       <w:r>
         <w:rPr>
-          <w:rFonts w:ascii="Consolas" w:hAnsi="Consolas" w:eastAsia="Consolas"/>
+          <w:rFonts w:ascii="Courier New" w:hAnsi="Courier New" w:eastAsia="Courier New"/>
           <w:sz w:val="20"/>
         </w:rPr>
         <w:t>firmware/diagram.json</w:t>
@@ -7285,6 +9592,7 @@
       <w:pPr>
         <w:pStyle w:val="ListBullet"/>
         <w:spacing w:after="40"/>
+        <w:ind w:left="567" w:hanging="283"/>
       </w:pPr>
       <w:r>
         <w:rPr>
@@ -7301,7 +9609,7 @@
       </w:r>
       <w:r>
         <w:rPr>
-          <w:rFonts w:ascii="Consolas" w:hAnsi="Consolas" w:eastAsia="Consolas"/>
+          <w:rFonts w:ascii="Courier New" w:hAnsi="Courier New" w:eastAsia="Courier New"/>
           <w:sz w:val="20"/>
         </w:rPr>
         <w:t>dashboard/cozero_dashboard.py</w:t>
@@ -7314,7 +9622,7 @@
       </w:r>
       <w:r>
         <w:rPr>
-          <w:rFonts w:ascii="Consolas" w:hAnsi="Consolas" w:eastAsia="Consolas"/>
+          <w:rFonts w:ascii="Courier New" w:hAnsi="Courier New" w:eastAsia="Courier New"/>
           <w:sz w:val="20"/>
         </w:rPr>
         <w:t>dashboard/cozero_dashboard_colab.ipynb</w:t>
@@ -7324,6 +9632,7 @@
       <w:pPr>
         <w:pStyle w:val="ListBullet"/>
         <w:spacing w:after="40"/>
+        <w:ind w:left="567" w:hanging="283"/>
       </w:pPr>
       <w:r>
         <w:rPr>
@@ -7340,7 +9649,7 @@
       </w:r>
       <w:r>
         <w:rPr>
-          <w:rFonts w:ascii="Consolas" w:hAnsi="Consolas" w:eastAsia="Consolas"/>
+          <w:rFonts w:ascii="Courier New" w:hAnsi="Courier New" w:eastAsia="Courier New"/>
           <w:sz w:val="20"/>
         </w:rPr>
         <w:t>testing/test-scenarios.md</w:t>
@@ -7350,6 +9659,7 @@
       <w:pPr>
         <w:pStyle w:val="ListBullet"/>
         <w:spacing w:after="40"/>
+        <w:ind w:left="567" w:hanging="283"/>
       </w:pPr>
       <w:r>
         <w:rPr>
@@ -7366,7 +9676,7 @@
       </w:r>
       <w:r>
         <w:rPr>
-          <w:rFonts w:ascii="Consolas" w:hAnsi="Consolas" w:eastAsia="Consolas"/>
+          <w:rFonts w:ascii="Courier New" w:hAnsi="Courier New" w:eastAsia="Courier New"/>
           <w:sz w:val="20"/>
         </w:rPr>
         <w:t>Video-Demo-CO-Zero-Iki-Jenenge-Wes-Wkwk.mp4</w:t>

--- a/docs/Laporan-CO-Zero-SIC8.docx
+++ b/docs/Laporan-CO-Zero-SIC8.docx
@@ -5797,7 +5797,9 @@
         </w:rPr>
         <w:t>---- Status iklim mikro ----</w:t>
         <w:br/>
-        <w:t xml:space="preserve">  DHT22      : terbaca</w:t>
+        <w:t xml:space="preserve">  DHT22      : terbaca (GPIO4)</w:t>
+        <w:br/>
+        <w:t xml:space="preserve">  Status baca: OK (0 kegagalan berurutan)</w:t>
         <w:br/>
         <w:t xml:space="preserve">  Suhu       : 41.2 C  (ambang panas &gt;= 40.0 C)</w:t>
         <w:br/>
@@ -5810,6 +5812,380 @@
         <w:t xml:space="preserve">  Level CO   : WASPADA</w:t>
         <w:br/>
         <w:t xml:space="preserve">  Level akhir: BAHAYA</w:t>
+      </w:r>
+    </w:p>
+    <w:p>
+      <w:pPr>
+        <w:jc w:val="both"/>
+      </w:pPr>
+      <w:r>
+        <w:t>Perintah yang tersedia pada Serial Monitor:</w:t>
+      </w:r>
+    </w:p>
+    <w:tbl>
+      <w:tblPr>
+        <w:tblStyle w:val="TableGrid"/>
+        <w:tblW w:type="auto" w:w="0"/>
+        <w:jc w:val="center"/>
+        <w:tblLayout w:type="fixed"/>
+        <w:tblLook w:firstColumn="1" w:firstRow="1" w:lastColumn="0" w:lastRow="0" w:noHBand="0" w:noVBand="1" w:val="04A0"/>
+      </w:tblPr>
+      <w:tblGrid>
+        <w:gridCol w:w="1162"/>
+        <w:gridCol w:w="7909"/>
+      </w:tblGrid>
+      <w:tr>
+        <w:trPr>
+          <w:cantSplit/>
+          <w:tblHeader w:val="true"/>
+        </w:trPr>
+        <w:tc>
+          <w:tcPr>
+            <w:tcW w:type="dxa" w:w="1162"/>
+            <w:shd w:val="clear" w:color="auto" w:fill="1A3C6E"/>
+          </w:tcPr>
+          <w:p>
+            <w:pPr>
+              <w:spacing w:after="20" w:before="20" w:line="240" w:lineRule="auto"/>
+            </w:pPr>
+            <w:r>
+              <w:rPr>
+                <w:color w:val="FFFFFF"/>
+              </w:rPr>
+            </w:r>
+            <w:r>
+              <w:rPr>
+                <w:b/>
+                <w:color w:val="FFFFFF"/>
+                <w:sz w:val="18"/>
+              </w:rPr>
+              <w:t>Perintah</w:t>
+            </w:r>
+          </w:p>
+        </w:tc>
+        <w:tc>
+          <w:tcPr>
+            <w:tcW w:type="dxa" w:w="7909"/>
+            <w:shd w:val="clear" w:color="auto" w:fill="1A3C6E"/>
+          </w:tcPr>
+          <w:p>
+            <w:pPr>
+              <w:spacing w:after="20" w:before="20" w:line="240" w:lineRule="auto"/>
+            </w:pPr>
+            <w:r>
+              <w:rPr>
+                <w:color w:val="FFFFFF"/>
+              </w:rPr>
+            </w:r>
+            <w:r>
+              <w:rPr>
+                <w:b/>
+                <w:color w:val="FFFFFF"/>
+                <w:sz w:val="18"/>
+              </w:rPr>
+              <w:t>Fungsi</w:t>
+            </w:r>
+          </w:p>
+        </w:tc>
+      </w:tr>
+      <w:tr>
+        <w:trPr>
+          <w:cantSplit/>
+        </w:trPr>
+        <w:tc>
+          <w:tcPr>
+            <w:tcW w:type="dxa" w:w="1162"/>
+          </w:tcPr>
+          <w:p>
+            <w:pPr>
+              <w:spacing w:after="20" w:before="20" w:line="240" w:lineRule="auto"/>
+            </w:pPr>
+            <w:r/>
+            <w:r>
+              <w:rPr>
+                <w:rFonts w:ascii="Courier New" w:hAnsi="Courier New" w:eastAsia="Courier New"/>
+                <w:sz w:val="16"/>
+              </w:rPr>
+              <w:t>c1 &lt;ppm&gt;</w:t>
+            </w:r>
+          </w:p>
+        </w:tc>
+        <w:tc>
+          <w:tcPr>
+            <w:tcW w:type="dxa" w:w="7909"/>
+          </w:tcPr>
+          <w:p>
+            <w:pPr>
+              <w:spacing w:after="20" w:before="20" w:line="240" w:lineRule="auto"/>
+            </w:pPr>
+            <w:r/>
+            <w:r>
+              <w:rPr>
+                <w:sz w:val="18"/>
+              </w:rPr>
+              <w:t>menetapkan titik kalibrasi pertama pada konsentrasi gas acuan yang diketahui</w:t>
+            </w:r>
+          </w:p>
+        </w:tc>
+      </w:tr>
+      <w:tr>
+        <w:trPr>
+          <w:cantSplit/>
+        </w:trPr>
+        <w:tc>
+          <w:tcPr>
+            <w:tcW w:type="dxa" w:w="1162"/>
+            <w:shd w:val="clear" w:color="auto" w:fill="F4F6FA"/>
+          </w:tcPr>
+          <w:p>
+            <w:pPr>
+              <w:spacing w:after="20" w:before="20" w:line="240" w:lineRule="auto"/>
+            </w:pPr>
+            <w:r/>
+            <w:r>
+              <w:rPr>
+                <w:rFonts w:ascii="Courier New" w:hAnsi="Courier New" w:eastAsia="Courier New"/>
+                <w:sz w:val="16"/>
+              </w:rPr>
+              <w:t>c2 &lt;ppm&gt;</w:t>
+            </w:r>
+          </w:p>
+        </w:tc>
+        <w:tc>
+          <w:tcPr>
+            <w:tcW w:type="dxa" w:w="7909"/>
+            <w:shd w:val="clear" w:color="auto" w:fill="F4F6FA"/>
+          </w:tcPr>
+          <w:p>
+            <w:pPr>
+              <w:spacing w:after="20" w:before="20" w:line="240" w:lineRule="auto"/>
+            </w:pPr>
+            <w:r/>
+            <w:r>
+              <w:rPr>
+                <w:sz w:val="18"/>
+              </w:rPr>
+              <w:t>menetapkan titik kalibrasi kedua; kedua titik menentukan koefisien skala logaritmik</w:t>
+            </w:r>
+          </w:p>
+        </w:tc>
+      </w:tr>
+      <w:tr>
+        <w:trPr>
+          <w:cantSplit/>
+        </w:trPr>
+        <w:tc>
+          <w:tcPr>
+            <w:tcW w:type="dxa" w:w="1162"/>
+          </w:tcPr>
+          <w:p>
+            <w:pPr>
+              <w:spacing w:after="20" w:before="20" w:line="240" w:lineRule="auto"/>
+            </w:pPr>
+            <w:r/>
+            <w:r>
+              <w:rPr>
+                <w:rFonts w:ascii="Courier New" w:hAnsi="Courier New" w:eastAsia="Courier New"/>
+                <w:sz w:val="16"/>
+              </w:rPr>
+              <w:t>dht</w:t>
+            </w:r>
+          </w:p>
+        </w:tc>
+        <w:tc>
+          <w:tcPr>
+            <w:tcW w:type="dxa" w:w="7909"/>
+          </w:tcPr>
+          <w:p>
+            <w:pPr>
+              <w:spacing w:after="20" w:before="20" w:line="240" w:lineRule="auto"/>
+            </w:pPr>
+            <w:r/>
+            <w:r>
+              <w:rPr>
+                <w:sz w:val="18"/>
+              </w:rPr>
+              <w:t>menampilkan status iklim mikro, jumlah kegagalan berurutan, dan hasil uji jalur data</w:t>
+            </w:r>
+          </w:p>
+        </w:tc>
+      </w:tr>
+      <w:tr>
+        <w:trPr>
+          <w:cantSplit/>
+        </w:trPr>
+        <w:tc>
+          <w:tcPr>
+            <w:tcW w:type="dxa" w:w="1162"/>
+            <w:shd w:val="clear" w:color="auto" w:fill="F4F6FA"/>
+          </w:tcPr>
+          <w:p>
+            <w:pPr>
+              <w:spacing w:after="20" w:before="20" w:line="240" w:lineRule="auto"/>
+            </w:pPr>
+            <w:r/>
+            <w:r>
+              <w:rPr>
+                <w:rFonts w:ascii="Courier New" w:hAnsi="Courier New" w:eastAsia="Courier New"/>
+                <w:sz w:val="16"/>
+              </w:rPr>
+              <w:t>scan</w:t>
+            </w:r>
+          </w:p>
+        </w:tc>
+        <w:tc>
+          <w:tcPr>
+            <w:tcW w:type="dxa" w:w="7909"/>
+            <w:shd w:val="clear" w:color="auto" w:fill="F4F6FA"/>
+          </w:tcPr>
+          <w:p>
+            <w:pPr>
+              <w:spacing w:after="20" w:before="20" w:line="240" w:lineRule="auto"/>
+            </w:pPr>
+            <w:r/>
+            <w:r>
+              <w:rPr>
+                <w:sz w:val="18"/>
+              </w:rPr>
+              <w:t>menguji pin kandidat untuk menemukan pin tempat DHT22 benar-benar terpasang</w:t>
+            </w:r>
+          </w:p>
+        </w:tc>
+      </w:tr>
+      <w:tr>
+        <w:trPr>
+          <w:cantSplit/>
+        </w:trPr>
+        <w:tc>
+          <w:tcPr>
+            <w:tcW w:type="dxa" w:w="1162"/>
+          </w:tcPr>
+          <w:p>
+            <w:pPr>
+              <w:spacing w:after="20" w:before="20" w:line="240" w:lineRule="auto"/>
+            </w:pPr>
+            <w:r/>
+            <w:r>
+              <w:rPr>
+                <w:rFonts w:ascii="Courier New" w:hAnsi="Courier New" w:eastAsia="Courier New"/>
+                <w:sz w:val="16"/>
+              </w:rPr>
+              <w:t>r</w:t>
+            </w:r>
+          </w:p>
+        </w:tc>
+        <w:tc>
+          <w:tcPr>
+            <w:tcW w:type="dxa" w:w="7909"/>
+          </w:tcPr>
+          <w:p>
+            <w:pPr>
+              <w:spacing w:after="20" w:before="20" w:line="240" w:lineRule="auto"/>
+            </w:pPr>
+            <w:r/>
+            <w:r>
+              <w:rPr>
+                <w:sz w:val="18"/>
+              </w:rPr>
+              <w:t>mengembalikan skala sensor ke nilai bawaan</w:t>
+            </w:r>
+          </w:p>
+        </w:tc>
+      </w:tr>
+      <w:tr>
+        <w:trPr>
+          <w:cantSplit/>
+        </w:trPr>
+        <w:tc>
+          <w:tcPr>
+            <w:tcW w:type="dxa" w:w="1162"/>
+            <w:shd w:val="clear" w:color="auto" w:fill="F4F6FA"/>
+          </w:tcPr>
+          <w:p>
+            <w:pPr>
+              <w:spacing w:after="20" w:before="20" w:line="240" w:lineRule="auto"/>
+            </w:pPr>
+            <w:r/>
+            <w:r>
+              <w:rPr>
+                <w:rFonts w:ascii="Courier New" w:hAnsi="Courier New" w:eastAsia="Courier New"/>
+                <w:sz w:val="16"/>
+              </w:rPr>
+              <w:t>?</w:t>
+            </w:r>
+          </w:p>
+        </w:tc>
+        <w:tc>
+          <w:tcPr>
+            <w:tcW w:type="dxa" w:w="7909"/>
+            <w:shd w:val="clear" w:color="auto" w:fill="F4F6FA"/>
+          </w:tcPr>
+          <w:p>
+            <w:pPr>
+              <w:spacing w:after="20" w:before="20" w:line="240" w:lineRule="auto"/>
+            </w:pPr>
+            <w:r/>
+            <w:r>
+              <w:rPr>
+                <w:sz w:val="18"/>
+              </w:rPr>
+              <w:t>menampilkan status kalibrasi beserta daftar perintah</w:t>
+            </w:r>
+          </w:p>
+        </w:tc>
+      </w:tr>
+    </w:tbl>
+    <w:p>
+      <w:pPr>
+        <w:spacing w:after="40" w:line="240" w:lineRule="auto"/>
+      </w:pPr>
+    </w:p>
+    <w:p>
+      <w:pPr>
+        <w:jc w:val="both"/>
+      </w:pPr>
+      <w:r>
+        <w:t xml:space="preserve">Perintah </w:t>
+      </w:r>
+      <w:r>
+        <w:rPr>
+          <w:rFonts w:ascii="Courier New" w:hAnsi="Courier New" w:eastAsia="Courier New"/>
+          <w:sz w:val="19"/>
+        </w:rPr>
+        <w:t>dht</w:t>
+      </w:r>
+      <w:r>
+        <w:t xml:space="preserve"> dan </w:t>
+      </w:r>
+      <w:r>
+        <w:rPr>
+          <w:rFonts w:ascii="Courier New" w:hAnsi="Courier New" w:eastAsia="Courier New"/>
+          <w:sz w:val="19"/>
+        </w:rPr>
+        <w:t>scan</w:t>
+      </w:r>
+      <w:r>
+        <w:t xml:space="preserve"> bersifat diagnostik dan tidak mengubah kalibrasi maupun level yang sedang berjalan. Perintah </w:t>
+      </w:r>
+      <w:r>
+        <w:rPr>
+          <w:rFonts w:ascii="Courier New" w:hAnsi="Courier New" w:eastAsia="Courier New"/>
+          <w:sz w:val="19"/>
+        </w:rPr>
+        <w:t>scan</w:t>
+      </w:r>
+      <w:r>
+        <w:t xml:space="preserve"> diperlukan karena kanvas Wokwi merutekan kabel secara otomatis sehingga sambungan yang bertumpuk sulit diperiksa secara visual; hasil pemindaian menyebutkan nomor GPIO tempat sensor menjawab atau menyatakan bahwa sensor tidak ditemukan pada pin mana pun. Uji awal saat perangkat menyala menjalankan pemindaian yang sama secara otomatis, sehingga perangkat tetap memperoleh data iklim mikro meskipun sensor terpasang pada pin yang berbeda dari </w:t>
+      </w:r>
+      <w:r>
+        <w:rPr>
+          <w:rFonts w:ascii="Courier New" w:hAnsi="Courier New" w:eastAsia="Courier New"/>
+          <w:sz w:val="19"/>
+        </w:rPr>
+        <w:t>#define PIN_DHT</w:t>
+      </w:r>
+      <w:r>
+        <w:t>.</w:t>
       </w:r>
     </w:p>
     <w:p>
